--- a/Small Projects Using Commands Variables and Shell Scripting.docx
+++ b/Small Projects Using Commands Variables and Shell Scripting.docx
@@ -1,6 +1,6 @@
 
 <file path=word/document.xml><?xml version="1.0" encoding="utf-8"?>
-<w:document xmlns:wpc="http://schemas.microsoft.com/office/word/2010/wordprocessingCanvas" xmlns:cx="http://schemas.microsoft.com/office/drawing/2014/chartex" xmlns:cx1="http://schemas.microsoft.com/office/drawing/2015/9/8/chartex" xmlns:mc="http://schemas.openxmlformats.org/markup-compatibility/2006" xmlns:o="urn:schemas-microsoft-com:office:office" xmlns:r="http://schemas.openxmlformats.org/officeDocument/2006/relationships" xmlns:m="http://schemas.openxmlformats.org/officeDocument/2006/math" xmlns:v="urn:schemas-microsoft-com:vml" xmlns:wp14="http://schemas.microsoft.com/office/word/2010/wordprocessingDrawing" xmlns:wp="http://schemas.openxmlformats.org/drawingml/2006/wordprocessingDrawing" xmlns:w10="urn:schemas-microsoft-com:office:word" xmlns:w="http://schemas.openxmlformats.org/wordprocessingml/2006/main" xmlns:w14="http://schemas.microsoft.com/office/word/2010/wordml" xmlns:w15="http://schemas.microsoft.com/office/word/2012/wordml" xmlns:w16se="http://schemas.microsoft.com/office/word/2015/wordml/symex" xmlns:wpg="http://schemas.microsoft.com/office/word/2010/wordprocessingGroup" xmlns:wpi="http://schemas.microsoft.com/office/word/2010/wordprocessingInk" xmlns:wne="http://schemas.microsoft.com/office/word/2006/wordml" xmlns:wps="http://schemas.microsoft.com/office/word/2010/wordprocessingShape" mc:Ignorable="w14 w15 w16se wp14">
+<w:document xmlns:wpc="http://schemas.microsoft.com/office/word/2010/wordprocessingCanvas" xmlns:cx="http://schemas.microsoft.com/office/drawing/2014/chartex" xmlns:cx1="http://schemas.microsoft.com/office/drawing/2015/9/8/chartex" xmlns:cx2="http://schemas.microsoft.com/office/drawing/2015/10/21/chartex" xmlns:cx3="http://schemas.microsoft.com/office/drawing/2016/5/9/chartex" xmlns:cx4="http://schemas.microsoft.com/office/drawing/2016/5/10/chartex" xmlns:cx5="http://schemas.microsoft.com/office/drawing/2016/5/11/chartex" xmlns:cx6="http://schemas.microsoft.com/office/drawing/2016/5/12/chartex" xmlns:cx7="http://schemas.microsoft.com/office/drawing/2016/5/13/chartex" xmlns:cx8="http://schemas.microsoft.com/office/drawing/2016/5/14/chartex" xmlns:mc="http://schemas.openxmlformats.org/markup-compatibility/2006" xmlns:aink="http://schemas.microsoft.com/office/drawing/2016/ink" xmlns:am3d="http://schemas.microsoft.com/office/drawing/2017/model3d" xmlns:o="urn:schemas-microsoft-com:office:office" xmlns:oel="http://schemas.microsoft.com/office/2019/extlst" xmlns:r="http://schemas.openxmlformats.org/officeDocument/2006/relationships" xmlns:m="http://schemas.openxmlformats.org/officeDocument/2006/math" xmlns:v="urn:schemas-microsoft-com:vml" xmlns:wp14="http://schemas.microsoft.com/office/word/2010/wordprocessingDrawing" xmlns:wp="http://schemas.openxmlformats.org/drawingml/2006/wordprocessingDrawing" xmlns:w10="urn:schemas-microsoft-com:office:word" xmlns:w="http://schemas.openxmlformats.org/wordprocessingml/2006/main" xmlns:w14="http://schemas.microsoft.com/office/word/2010/wordml" xmlns:w15="http://schemas.microsoft.com/office/word/2012/wordml" xmlns:w16cex="http://schemas.microsoft.com/office/word/2018/wordml/cex" xmlns:w16cid="http://schemas.microsoft.com/office/word/2016/wordml/cid" xmlns:w16="http://schemas.microsoft.com/office/word/2018/wordml" xmlns:w16du="http://schemas.microsoft.com/office/word/2023/wordml/word16du" xmlns:w16sdtdh="http://schemas.microsoft.com/office/word/2020/wordml/sdtdatahash" xmlns:w16sdtfl="http://schemas.microsoft.com/office/word/2024/wordml/sdtformatlock" xmlns:w16se="http://schemas.microsoft.com/office/word/2015/wordml/symex" xmlns:wpg="http://schemas.microsoft.com/office/word/2010/wordprocessingGroup" xmlns:wpi="http://schemas.microsoft.com/office/word/2010/wordprocessingInk" xmlns:wne="http://schemas.microsoft.com/office/word/2006/wordml" xmlns:wps="http://schemas.microsoft.com/office/word/2010/wordprocessingShape" mc:Ignorable="w14 w15 w16se w16cid w16 w16cex w16sdtdh w16sdtfl w16du wp14">
   <w:body>
     <w:p>
       <w:pPr>
@@ -733,6 +733,7 @@
         </w:rPr>
         <w:t xml:space="preserve"> </w:t>
       </w:r>
+      <w:proofErr w:type="gramStart"/>
       <w:r>
         <w:rPr>
           <w:spacing w:val="-1"/>
@@ -741,6 +742,7 @@
         </w:rPr>
         <w:t>variable</w:t>
       </w:r>
+      <w:proofErr w:type="gramEnd"/>
       <w:r>
         <w:rPr>
           <w:spacing w:val="1"/>
@@ -1039,6 +1041,7 @@
         </w:rPr>
         <w:t xml:space="preserve"> </w:t>
       </w:r>
+      <w:proofErr w:type="gramStart"/>
       <w:r>
         <w:rPr>
           <w:spacing w:val="-2"/>
@@ -1054,6 +1057,7 @@
         </w:rPr>
         <w:t xml:space="preserve"> more</w:t>
       </w:r>
+      <w:proofErr w:type="gramEnd"/>
       <w:r>
         <w:rPr>
           <w:spacing w:val="1"/>
@@ -1535,17 +1539,51 @@
       </w:r>
       <w:r>
         <w:rPr>
+          <w:noProof/>
+          <w:sz w:val="24"/>
+          <w:szCs w:val="24"/>
+        </w:rPr>
+        <w:drawing>
+          <wp:inline distT="0" distB="0" distL="0" distR="0" wp14:anchorId="17C832F9" wp14:editId="4C9A85A8">
+            <wp:extent cx="6096000" cy="3276600"/>
+            <wp:effectExtent l="0" t="0" r="0" b="0"/>
+            <wp:docPr id="1766237513" name="Picture 1" descr="A screen shot of a computer screen&#10;&#10;AI-generated content may be incorrect."/>
+            <wp:cNvGraphicFramePr>
+              <a:graphicFrameLocks xmlns:a="http://schemas.openxmlformats.org/drawingml/2006/main" noChangeAspect="1"/>
+            </wp:cNvGraphicFramePr>
+            <a:graphic xmlns:a="http://schemas.openxmlformats.org/drawingml/2006/main">
+              <a:graphicData uri="http://schemas.openxmlformats.org/drawingml/2006/picture">
+                <pic:pic xmlns:pic="http://schemas.openxmlformats.org/drawingml/2006/picture">
+                  <pic:nvPicPr>
+                    <pic:cNvPr id="1766237513" name="Picture 1" descr="A screen shot of a computer screen&#10;&#10;AI-generated content may be incorrect."/>
+                    <pic:cNvPicPr/>
+                  </pic:nvPicPr>
+                  <pic:blipFill>
+                    <a:blip r:embed="rId11"/>
+                    <a:stretch>
+                      <a:fillRect/>
+                    </a:stretch>
+                  </pic:blipFill>
+                  <pic:spPr>
+                    <a:xfrm>
+                      <a:off x="0" y="0"/>
+                      <a:ext cx="6096000" cy="3276600"/>
+                    </a:xfrm>
+                    <a:prstGeom prst="rect">
+                      <a:avLst/>
+                    </a:prstGeom>
+                  </pic:spPr>
+                </pic:pic>
+              </a:graphicData>
+            </a:graphic>
+          </wp:inline>
+        </w:drawing>
+      </w:r>
+      <w:r>
+        <w:rPr>
           <w:spacing w:val="-3"/>
           <w:sz w:val="24"/>
           <w:szCs w:val="24"/>
-        </w:rPr>
-        <w:t xml:space="preserve"> </w:t>
-      </w:r>
-      <w:r>
-        <w:rPr>
-          <w:sz w:val="24"/>
-          <w:szCs w:val="24"/>
-          <w:u w:val="single" w:color="000000"/>
         </w:rPr>
         <w:t xml:space="preserve"> </w:t>
       </w:r>
@@ -1879,7 +1917,6 @@
         </w:rPr>
       </w:pPr>
       <w:proofErr w:type="spellStart"/>
-      <w:proofErr w:type="gramStart"/>
       <w:r>
         <w:rPr>
           <w:b/>
@@ -1891,7 +1928,6 @@
         <w:t>printenv</w:t>
       </w:r>
       <w:proofErr w:type="spellEnd"/>
-      <w:proofErr w:type="gramEnd"/>
       <w:r>
         <w:rPr>
           <w:b/>
@@ -2063,6 +2099,50 @@
           <w:u w:val="single" w:color="000000"/>
         </w:rPr>
         <w:t xml:space="preserve"> </w:t>
+      </w:r>
+      <w:r>
+        <w:rPr>
+          <w:noProof/>
+          <w:sz w:val="24"/>
+          <w:szCs w:val="24"/>
+          <w:u w:val="single" w:color="000000"/>
+        </w:rPr>
+        <w:lastRenderedPageBreak/>
+        <w:drawing>
+          <wp:inline distT="0" distB="0" distL="0" distR="0" wp14:anchorId="03DDC12B" wp14:editId="73A7FB44">
+            <wp:extent cx="6096000" cy="3276600"/>
+            <wp:effectExtent l="0" t="0" r="0" b="0"/>
+            <wp:docPr id="1451632525" name="Picture 1" descr="A screen shot of a computer&#10;&#10;AI-generated content may be incorrect."/>
+            <wp:cNvGraphicFramePr>
+              <a:graphicFrameLocks xmlns:a="http://schemas.openxmlformats.org/drawingml/2006/main" noChangeAspect="1"/>
+            </wp:cNvGraphicFramePr>
+            <a:graphic xmlns:a="http://schemas.openxmlformats.org/drawingml/2006/main">
+              <a:graphicData uri="http://schemas.openxmlformats.org/drawingml/2006/picture">
+                <pic:pic xmlns:pic="http://schemas.openxmlformats.org/drawingml/2006/picture">
+                  <pic:nvPicPr>
+                    <pic:cNvPr id="1451632525" name="Picture 1" descr="A screen shot of a computer&#10;&#10;AI-generated content may be incorrect."/>
+                    <pic:cNvPicPr/>
+                  </pic:nvPicPr>
+                  <pic:blipFill>
+                    <a:blip r:embed="rId12"/>
+                    <a:stretch>
+                      <a:fillRect/>
+                    </a:stretch>
+                  </pic:blipFill>
+                  <pic:spPr>
+                    <a:xfrm>
+                      <a:off x="0" y="0"/>
+                      <a:ext cx="6096000" cy="3276600"/>
+                    </a:xfrm>
+                    <a:prstGeom prst="rect">
+                      <a:avLst/>
+                    </a:prstGeom>
+                  </pic:spPr>
+                </pic:pic>
+              </a:graphicData>
+            </a:graphic>
+          </wp:inline>
+        </w:drawing>
       </w:r>
     </w:p>
     <w:p>
@@ -2794,13 +2874,23 @@
         </w:rPr>
         <w:t xml:space="preserve"> </w:t>
       </w:r>
-      <w:r>
-        <w:rPr>
-          <w:spacing w:val="-1"/>
-          <w:sz w:val="24"/>
-          <w:szCs w:val="24"/>
-        </w:rPr>
-        <w:t>spaces,</w:t>
+      <w:proofErr w:type="gramStart"/>
+      <w:r>
+        <w:rPr>
+          <w:spacing w:val="-1"/>
+          <w:sz w:val="24"/>
+          <w:szCs w:val="24"/>
+        </w:rPr>
+        <w:t>spaces</w:t>
+      </w:r>
+      <w:proofErr w:type="gramEnd"/>
+      <w:r>
+        <w:rPr>
+          <w:spacing w:val="-1"/>
+          <w:sz w:val="24"/>
+          <w:szCs w:val="24"/>
+        </w:rPr>
+        <w:t>,</w:t>
       </w:r>
       <w:r>
         <w:rPr>
@@ -3823,7 +3913,6 @@
           <w:sz w:val="24"/>
           <w:szCs w:val="24"/>
         </w:rPr>
-        <w:lastRenderedPageBreak/>
         <w:t>To</w:t>
       </w:r>
       <w:r>
@@ -4139,6 +4228,14 @@
           <w:u w:val="single" w:color="000000"/>
         </w:rPr>
         <w:t xml:space="preserve"> </w:t>
+      </w:r>
+      <w:r>
+        <w:rPr>
+          <w:sz w:val="24"/>
+          <w:szCs w:val="24"/>
+          <w:u w:val="single" w:color="000000"/>
+        </w:rPr>
+        <w:t xml:space="preserve"> DOG</w:t>
       </w:r>
     </w:p>
     <w:p>
@@ -4575,6 +4672,14 @@
         </w:rPr>
         <w:t xml:space="preserve"> </w:t>
       </w:r>
+      <w:r>
+        <w:rPr>
+          <w:sz w:val="24"/>
+          <w:szCs w:val="24"/>
+          <w:u w:val="single" w:color="000000"/>
+        </w:rPr>
+        <w:t>Shepherd</w:t>
+      </w:r>
     </w:p>
     <w:p>
       <w:pPr>
@@ -4872,6 +4977,7 @@
           <w:sz w:val="24"/>
           <w:szCs w:val="24"/>
         </w:rPr>
+        <w:lastRenderedPageBreak/>
         <w:t>Type</w:t>
       </w:r>
       <w:r>
@@ -5270,6 +5376,14 @@
         </w:rPr>
         <w:t xml:space="preserve"> </w:t>
       </w:r>
+      <w:r>
+        <w:rPr>
+          <w:sz w:val="24"/>
+          <w:szCs w:val="24"/>
+          <w:u w:val="single" w:color="000000"/>
+        </w:rPr>
+        <w:t>Meeting will be at noon today</w:t>
+      </w:r>
     </w:p>
     <w:p>
       <w:pPr>
@@ -5549,7 +5663,25 @@
           <w:sz w:val="24"/>
           <w:szCs w:val="24"/>
         </w:rPr>
-        <w:t xml:space="preserve"> do suppress</w:t>
+        <w:t xml:space="preserve"> </w:t>
+      </w:r>
+      <w:proofErr w:type="gramStart"/>
+      <w:r>
+        <w:rPr>
+          <w:spacing w:val="-1"/>
+          <w:sz w:val="24"/>
+          <w:szCs w:val="24"/>
+        </w:rPr>
+        <w:t>do</w:t>
+      </w:r>
+      <w:proofErr w:type="gramEnd"/>
+      <w:r>
+        <w:rPr>
+          <w:spacing w:val="-1"/>
+          <w:sz w:val="24"/>
+          <w:szCs w:val="24"/>
+        </w:rPr>
+        <w:t xml:space="preserve"> suppress</w:t>
       </w:r>
       <w:r>
         <w:rPr>
@@ -5786,6 +5918,14 @@
         </w:rPr>
         <w:t xml:space="preserve"> </w:t>
       </w:r>
+      <w:r>
+        <w:rPr>
+          <w:sz w:val="24"/>
+          <w:szCs w:val="24"/>
+          <w:u w:val="single" w:color="000000"/>
+        </w:rPr>
+        <w:t>$HOME</w:t>
+      </w:r>
     </w:p>
     <w:p>
       <w:pPr>
@@ -6003,6 +6143,24 @@
         </w:rPr>
         <w:t xml:space="preserve"> </w:t>
       </w:r>
+      <w:r>
+        <w:rPr>
+          <w:sz w:val="24"/>
+          <w:szCs w:val="24"/>
+          <w:u w:val="single" w:color="000000"/>
+        </w:rPr>
+        <w:t>/home/</w:t>
+      </w:r>
+      <w:proofErr w:type="spellStart"/>
+      <w:r>
+        <w:rPr>
+          <w:sz w:val="24"/>
+          <w:szCs w:val="24"/>
+          <w:u w:val="single" w:color="000000"/>
+        </w:rPr>
+        <w:t>jeremy</w:t>
+      </w:r>
+      <w:proofErr w:type="spellEnd"/>
     </w:p>
     <w:p>
       <w:pPr>
@@ -8055,6 +8213,14 @@
         </w:rPr>
         <w:t xml:space="preserve"> </w:t>
       </w:r>
+      <w:r>
+        <w:rPr>
+          <w:sz w:val="24"/>
+          <w:szCs w:val="24"/>
+          <w:u w:val="single" w:color="000000"/>
+        </w:rPr>
+        <w:t>24</w:t>
+      </w:r>
     </w:p>
     <w:p>
       <w:pPr>
@@ -8386,6 +8552,14 @@
         </w:rPr>
         <w:t xml:space="preserve"> </w:t>
       </w:r>
+      <w:r>
+        <w:rPr>
+          <w:sz w:val="24"/>
+          <w:szCs w:val="24"/>
+          <w:u w:val="single" w:color="000000"/>
+        </w:rPr>
+        <w:t>32</w:t>
+      </w:r>
     </w:p>
     <w:p>
       <w:pPr>
@@ -9042,6 +9216,7 @@
           <w:sz w:val="24"/>
           <w:szCs w:val="24"/>
         </w:rPr>
+        <w:lastRenderedPageBreak/>
         <w:t>Type</w:t>
       </w:r>
       <w:r>
@@ -10072,6 +10247,14 @@
         </w:rPr>
         <w:t xml:space="preserve"> </w:t>
       </w:r>
+      <w:r>
+        <w:rPr>
+          <w:sz w:val="24"/>
+          <w:szCs w:val="24"/>
+          <w:u w:val="single" w:color="000000"/>
+        </w:rPr>
+        <w:t>2</w:t>
+      </w:r>
     </w:p>
     <w:p>
       <w:pPr>
@@ -10864,10 +11047,20 @@
           <w:sz w:val="24"/>
           <w:szCs w:val="24"/>
         </w:rPr>
-        <w:t>./</w:t>
+        <w:t>.</w:t>
+      </w:r>
+      <w:proofErr w:type="gramEnd"/>
+      <w:r>
+        <w:rPr>
+          <w:b/>
+          <w:i/>
+          <w:spacing w:val="-1"/>
+          <w:sz w:val="24"/>
+          <w:szCs w:val="24"/>
+        </w:rPr>
+        <w:t>/</w:t>
       </w:r>
       <w:proofErr w:type="spellStart"/>
-      <w:proofErr w:type="gramEnd"/>
       <w:r>
         <w:rPr>
           <w:b/>
@@ -11575,10 +11768,20 @@
           <w:sz w:val="24"/>
           <w:szCs w:val="24"/>
         </w:rPr>
-        <w:t>./</w:t>
+        <w:t>.</w:t>
+      </w:r>
+      <w:proofErr w:type="gramEnd"/>
+      <w:r>
+        <w:rPr>
+          <w:b/>
+          <w:i/>
+          <w:spacing w:val="-1"/>
+          <w:sz w:val="24"/>
+          <w:szCs w:val="24"/>
+        </w:rPr>
+        <w:t>/</w:t>
       </w:r>
       <w:proofErr w:type="spellStart"/>
-      <w:proofErr w:type="gramEnd"/>
       <w:r>
         <w:rPr>
           <w:b/>
@@ -11728,6 +11931,13 @@
           <w:szCs w:val="24"/>
         </w:rPr>
         <w:t xml:space="preserve"> </w:t>
+      </w:r>
+      <w:r>
+        <w:rPr>
+          <w:sz w:val="24"/>
+          <w:szCs w:val="24"/>
+        </w:rPr>
+        <w:t>2</w:t>
       </w:r>
     </w:p>
     <w:p>
@@ -12217,6 +12427,14 @@
         </w:rPr>
         <w:t xml:space="preserve"> </w:t>
       </w:r>
+      <w:r>
+        <w:rPr>
+          <w:sz w:val="24"/>
+          <w:szCs w:val="24"/>
+          <w:u w:val="single" w:color="000000"/>
+        </w:rPr>
+        <w:t>MY_VAR=2 in the list</w:t>
+      </w:r>
     </w:p>
     <w:p>
       <w:pPr>
@@ -12504,11 +12722,19 @@
           <w:sz w:val="24"/>
           <w:szCs w:val="24"/>
         </w:rPr>
-        <w:t>./</w:t>
+        <w:t>.</w:t>
       </w:r>
       <w:proofErr w:type="gramEnd"/>
       <w:r>
         <w:rPr>
+          <w:spacing w:val="-2"/>
+          <w:sz w:val="24"/>
+          <w:szCs w:val="24"/>
+        </w:rPr>
+        <w:t>/</w:t>
+      </w:r>
+      <w:r>
+        <w:rPr>
           <w:spacing w:val="1"/>
           <w:sz w:val="24"/>
           <w:szCs w:val="24"/>
@@ -13066,9 +13292,17 @@
           <w:sz w:val="24"/>
           <w:szCs w:val="24"/>
         </w:rPr>
-        <w:t>./</w:t>
+        <w:t>.</w:t>
       </w:r>
       <w:proofErr w:type="gramEnd"/>
+      <w:r>
+        <w:rPr>
+          <w:spacing w:val="-1"/>
+          <w:sz w:val="24"/>
+          <w:szCs w:val="24"/>
+        </w:rPr>
+        <w:t>/</w:t>
+      </w:r>
       <w:r>
         <w:rPr>
           <w:spacing w:val="1"/>
@@ -13250,6 +13484,7 @@
         </w:rPr>
         <w:t xml:space="preserve"> </w:t>
       </w:r>
+      <w:proofErr w:type="gramStart"/>
       <w:r>
         <w:rPr>
           <w:b/>
@@ -13260,6 +13495,7 @@
         </w:rPr>
         <w:t>echo</w:t>
       </w:r>
+      <w:proofErr w:type="gramEnd"/>
       <w:r>
         <w:rPr>
           <w:b/>
@@ -13753,7 +13989,7 @@
           <w:sz w:val="24"/>
           <w:szCs w:val="24"/>
         </w:rPr>
-        <w:t>PATH=$PATH</w:t>
+        <w:t>PATH=$</w:t>
       </w:r>
       <w:proofErr w:type="gramStart"/>
       <w:r>
@@ -13764,7 +14000,7 @@
           <w:sz w:val="24"/>
           <w:szCs w:val="24"/>
         </w:rPr>
-        <w:t>:</w:t>
+        <w:t>PATH:</w:t>
       </w:r>
       <w:r>
         <w:rPr>
@@ -13855,6 +14091,7 @@
           <w:sz w:val="24"/>
           <w:szCs w:val="24"/>
         </w:rPr>
+        <w:lastRenderedPageBreak/>
         <w:t>Type</w:t>
       </w:r>
       <w:r>
@@ -14265,7 +14502,7 @@
           <w:sz w:val="24"/>
           <w:szCs w:val="24"/>
         </w:rPr>
-        <w:t>the ./</w:t>
+        <w:t>the .</w:t>
       </w:r>
       <w:proofErr w:type="gramEnd"/>
       <w:r>
@@ -14274,7 +14511,7 @@
           <w:sz w:val="24"/>
           <w:szCs w:val="24"/>
         </w:rPr>
-        <w:t xml:space="preserve"> characters</w:t>
+        <w:t>/ characters</w:t>
       </w:r>
       <w:r>
         <w:rPr>
@@ -14508,6 +14745,32 @@
           <w:szCs w:val="24"/>
         </w:rPr>
         <w:t xml:space="preserve"> </w:t>
+      </w:r>
+      <w:r>
+        <w:rPr>
+          <w:spacing w:val="-2"/>
+          <w:sz w:val="24"/>
+          <w:szCs w:val="24"/>
+        </w:rPr>
+        <w:t>/home/jeremy/bin:/usr/local/sbin:/usr/local/bin:/usr/sbin:/usr/bin:/sbin:/bin:/usr/games:/usr/local/games:/usr/lib/wsl/lib:/mnt/c/Windows/system32:/mnt/c/Windows:/mnt/c/Windows/System32/Wbem:/mnt/c/Windows/System32/WindowsPowerShell/v1.0/:/mnt/c/Windows/System32/OpenSSH/:/mnt/c/Program Files (x86)/NVIDIA Corporation/PhysX/Common:/</w:t>
+      </w:r>
+      <w:proofErr w:type="spellStart"/>
+      <w:r>
+        <w:rPr>
+          <w:spacing w:val="-2"/>
+          <w:sz w:val="24"/>
+          <w:szCs w:val="24"/>
+        </w:rPr>
+        <w:t>mnt</w:t>
+      </w:r>
+      <w:proofErr w:type="spellEnd"/>
+      <w:r>
+        <w:rPr>
+          <w:spacing w:val="-2"/>
+          <w:sz w:val="24"/>
+          <w:szCs w:val="24"/>
+        </w:rPr>
+        <w:t>/c/Program Files/NVIDIA Corporation/NVIDIA NvDLISR:/mnt/c/WINDOWS/system32:/mnt/c/WINDOWS:/mnt/c/WINDOWS/System32/Wbem:/mnt/c/WINDOWS/System32/WindowsPowerShell/v1.0/:/mnt/c/WINDOWS/System32/OpenSSH/:/mnt/c/Users/Jeremiah/AppData/Local/Microsoft/WindowsApps:/snap/bin:.</w:t>
       </w:r>
     </w:p>
     <w:p>
@@ -15081,53 +15344,30 @@
         </w:rPr>
         <w:t xml:space="preserve">using </w:t>
       </w:r>
+      <w:r>
+        <w:rPr>
+          <w:sz w:val="24"/>
+          <w:szCs w:val="24"/>
+        </w:rPr>
+        <w:t>vi, nano, or</w:t>
+      </w:r>
+      <w:r>
+        <w:rPr>
+          <w:sz w:val="24"/>
+          <w:szCs w:val="24"/>
+        </w:rPr>
+        <w:t xml:space="preserve"> </w:t>
+      </w:r>
       <w:proofErr w:type="gramStart"/>
       <w:r>
         <w:rPr>
-          <w:sz w:val="24"/>
-          <w:szCs w:val="24"/>
-        </w:rPr>
-        <w:t>vi</w:t>
+          <w:spacing w:val="-1"/>
+          <w:sz w:val="24"/>
+          <w:szCs w:val="24"/>
+        </w:rPr>
+        <w:t>other</w:t>
       </w:r>
       <w:proofErr w:type="gramEnd"/>
-      <w:r>
-        <w:rPr>
-          <w:sz w:val="24"/>
-          <w:szCs w:val="24"/>
-        </w:rPr>
-        <w:t xml:space="preserve">, </w:t>
-      </w:r>
-      <w:proofErr w:type="spellStart"/>
-      <w:r>
-        <w:rPr>
-          <w:sz w:val="24"/>
-          <w:szCs w:val="24"/>
-        </w:rPr>
-        <w:t>nano</w:t>
-      </w:r>
-      <w:proofErr w:type="spellEnd"/>
-      <w:r>
-        <w:rPr>
-          <w:sz w:val="24"/>
-          <w:szCs w:val="24"/>
-        </w:rPr>
-        <w:t>, or</w:t>
-      </w:r>
-      <w:r>
-        <w:rPr>
-          <w:sz w:val="24"/>
-          <w:szCs w:val="24"/>
-        </w:rPr>
-        <w:t xml:space="preserve"> </w:t>
-      </w:r>
-      <w:r>
-        <w:rPr>
-          <w:spacing w:val="-1"/>
-          <w:sz w:val="24"/>
-          <w:szCs w:val="24"/>
-        </w:rPr>
-        <w:t>other</w:t>
-      </w:r>
       <w:r>
         <w:rPr>
           <w:spacing w:val="3"/>
@@ -15267,7 +15507,6 @@
           <w:szCs w:val="24"/>
         </w:rPr>
       </w:pPr>
-      <w:proofErr w:type="gramStart"/>
       <w:r>
         <w:rPr>
           <w:b/>
@@ -15276,7 +15515,6 @@
         </w:rPr>
         <w:t>let</w:t>
       </w:r>
-      <w:proofErr w:type="gramEnd"/>
       <w:r>
         <w:rPr>
           <w:b/>
@@ -15317,7 +15555,6 @@
           <w:szCs w:val="24"/>
         </w:rPr>
       </w:pPr>
-      <w:proofErr w:type="gramStart"/>
       <w:r>
         <w:rPr>
           <w:b/>
@@ -15326,7 +15563,6 @@
         </w:rPr>
         <w:t>let</w:t>
       </w:r>
-      <w:proofErr w:type="gramEnd"/>
       <w:r>
         <w:rPr>
           <w:b/>
@@ -15359,7 +15595,6 @@
           <w:szCs w:val="24"/>
         </w:rPr>
       </w:pPr>
-      <w:proofErr w:type="gramStart"/>
       <w:r>
         <w:rPr>
           <w:b/>
@@ -15368,7 +15603,6 @@
         </w:rPr>
         <w:t>let</w:t>
       </w:r>
-      <w:proofErr w:type="gramEnd"/>
       <w:r>
         <w:rPr>
           <w:b/>
@@ -15421,7 +15655,6 @@
           <w:szCs w:val="24"/>
         </w:rPr>
       </w:pPr>
-      <w:proofErr w:type="gramStart"/>
       <w:r>
         <w:rPr>
           <w:b/>
@@ -15431,7 +15664,6 @@
         </w:rPr>
         <w:t>echo</w:t>
       </w:r>
-      <w:proofErr w:type="gramEnd"/>
       <w:r>
         <w:rPr>
           <w:b/>
@@ -15579,6 +15811,15 @@
         </w:rPr>
         <w:t>What is your output?</w:t>
       </w:r>
+      <w:r>
+        <w:rPr>
+          <w:spacing w:val="-1"/>
+          <w:sz w:val="24"/>
+          <w:szCs w:val="24"/>
+          <w:u w:val="single"/>
+        </w:rPr>
+        <w:t xml:space="preserve">   6 </w:t>
+      </w:r>
     </w:p>
     <w:p/>
     <w:p>
@@ -15609,7 +15850,23 @@
           <w:sz w:val="24"/>
           <w:szCs w:val="24"/>
         </w:rPr>
-        <w:t xml:space="preserve">This project provides your first introduction to using </w:t>
+        <w:t xml:space="preserve">This project provides your first introduction to using an </w:t>
+      </w:r>
+      <w:r>
+        <w:rPr>
+          <w:b/>
+          <w:i/>
+          <w:sz w:val="24"/>
+          <w:szCs w:val="24"/>
+        </w:rPr>
+        <w:t>if statement</w:t>
+      </w:r>
+      <w:r>
+        <w:rPr>
+          <w:sz w:val="24"/>
+          <w:szCs w:val="24"/>
+        </w:rPr>
+        <w:t xml:space="preserve"> in a shell script and </w:t>
       </w:r>
       <w:proofErr w:type="gramStart"/>
       <w:r>
@@ -15617,7 +15874,15 @@
           <w:sz w:val="24"/>
           <w:szCs w:val="24"/>
         </w:rPr>
-        <w:t xml:space="preserve">an </w:t>
+        <w:t>demonstrate</w:t>
+      </w:r>
+      <w:proofErr w:type="gramEnd"/>
+      <w:r>
+        <w:rPr>
+          <w:sz w:val="24"/>
+          <w:szCs w:val="24"/>
+        </w:rPr>
+        <w:t xml:space="preserve"> decision logic.  In the first set of steps, you create a script using a basic </w:t>
       </w:r>
       <w:r>
         <w:rPr>
@@ -15626,9 +15891,15 @@
           <w:sz w:val="24"/>
           <w:szCs w:val="24"/>
         </w:rPr>
-        <w:t>if</w:t>
-      </w:r>
-      <w:proofErr w:type="gramEnd"/>
+        <w:t>if statement</w:t>
+      </w:r>
+      <w:r>
+        <w:rPr>
+          <w:sz w:val="24"/>
+          <w:szCs w:val="24"/>
+        </w:rPr>
+        <w:t xml:space="preserve">.  Then, in the second set of steps, you modify your script to include an </w:t>
+      </w:r>
       <w:r>
         <w:rPr>
           <w:b/>
@@ -15636,57 +15907,7 @@
           <w:sz w:val="24"/>
           <w:szCs w:val="24"/>
         </w:rPr>
-        <w:t xml:space="preserve"> statement</w:t>
-      </w:r>
-      <w:r>
-        <w:rPr>
-          <w:sz w:val="24"/>
-          <w:szCs w:val="24"/>
-        </w:rPr>
-        <w:t xml:space="preserve"> in a shell script and demonstrate decision logic.  In the first set of steps, you create a script using a basic </w:t>
-      </w:r>
-      <w:r>
-        <w:rPr>
-          <w:b/>
-          <w:i/>
-          <w:sz w:val="24"/>
-          <w:szCs w:val="24"/>
-        </w:rPr>
         <w:t>if statement</w:t>
-      </w:r>
-      <w:r>
-        <w:rPr>
-          <w:sz w:val="24"/>
-          <w:szCs w:val="24"/>
-        </w:rPr>
-        <w:t xml:space="preserve">.  Then, in the second set of steps, you modify your script to include </w:t>
-      </w:r>
-      <w:proofErr w:type="gramStart"/>
-      <w:r>
-        <w:rPr>
-          <w:sz w:val="24"/>
-          <w:szCs w:val="24"/>
-        </w:rPr>
-        <w:t xml:space="preserve">an </w:t>
-      </w:r>
-      <w:r>
-        <w:rPr>
-          <w:b/>
-          <w:i/>
-          <w:sz w:val="24"/>
-          <w:szCs w:val="24"/>
-        </w:rPr>
-        <w:t>if</w:t>
-      </w:r>
-      <w:proofErr w:type="gramEnd"/>
-      <w:r>
-        <w:rPr>
-          <w:b/>
-          <w:i/>
-          <w:sz w:val="24"/>
-          <w:szCs w:val="24"/>
-        </w:rPr>
-        <w:t xml:space="preserve"> statement</w:t>
       </w:r>
       <w:r>
         <w:rPr>
@@ -15732,23 +15953,7 @@
           <w:sz w:val="24"/>
           <w:szCs w:val="24"/>
         </w:rPr>
-        <w:t xml:space="preserve">To demonstrate </w:t>
-      </w:r>
-      <w:proofErr w:type="gramStart"/>
-      <w:r>
-        <w:rPr>
-          <w:sz w:val="24"/>
-          <w:szCs w:val="24"/>
-        </w:rPr>
-        <w:t>the if</w:t>
-      </w:r>
-      <w:proofErr w:type="gramEnd"/>
-      <w:r>
-        <w:rPr>
-          <w:sz w:val="24"/>
-          <w:szCs w:val="24"/>
-        </w:rPr>
-        <w:t xml:space="preserve"> statement as well as to implement decision logic:</w:t>
+        <w:t>To demonstrate the if statement as well as to implement decision logic:</w:t>
       </w:r>
     </w:p>
     <w:p>
@@ -15778,13 +15983,27 @@
         </w:rPr>
         <w:t xml:space="preserve"> Create script using </w:t>
       </w:r>
+      <w:r>
+        <w:rPr>
+          <w:sz w:val="24"/>
+          <w:szCs w:val="24"/>
+        </w:rPr>
+        <w:t>vi, nano, or</w:t>
+      </w:r>
+      <w:r>
+        <w:rPr>
+          <w:sz w:val="24"/>
+          <w:szCs w:val="24"/>
+        </w:rPr>
+        <w:t xml:space="preserve"> </w:t>
+      </w:r>
       <w:proofErr w:type="gramStart"/>
       <w:r>
         <w:rPr>
           <w:sz w:val="24"/>
           <w:szCs w:val="24"/>
         </w:rPr>
-        <w:t>vi</w:t>
+        <w:t>other</w:t>
       </w:r>
       <w:proofErr w:type="gramEnd"/>
       <w:r>
@@ -15792,15 +16011,17 @@
           <w:sz w:val="24"/>
           <w:szCs w:val="24"/>
         </w:rPr>
-        <w:t xml:space="preserve">, </w:t>
+        <w:t xml:space="preserve"> editor and save as </w:t>
       </w:r>
       <w:proofErr w:type="spellStart"/>
       <w:r>
         <w:rPr>
-          <w:sz w:val="24"/>
-          <w:szCs w:val="24"/>
-        </w:rPr>
-        <w:t>nano</w:t>
+          <w:b/>
+          <w:i/>
+          <w:sz w:val="24"/>
+          <w:szCs w:val="24"/>
+        </w:rPr>
+        <w:t>vegchoice</w:t>
       </w:r>
       <w:proofErr w:type="spellEnd"/>
       <w:r>
@@ -15808,24 +16029,22 @@
           <w:sz w:val="24"/>
           <w:szCs w:val="24"/>
         </w:rPr>
-        <w:t>, or</w:t>
-      </w:r>
-      <w:r>
-        <w:rPr>
-          <w:sz w:val="24"/>
-          <w:szCs w:val="24"/>
-        </w:rPr>
-        <w:t xml:space="preserve"> other editor and save as </w:t>
+        <w:t>.</w:t>
+      </w:r>
+      <w:r>
+        <w:rPr>
+          <w:sz w:val="24"/>
+          <w:szCs w:val="24"/>
+        </w:rPr>
+        <w:t xml:space="preserve">  You will need to make </w:t>
       </w:r>
       <w:proofErr w:type="spellStart"/>
       <w:r>
         <w:rPr>
-          <w:b/>
-          <w:i/>
-          <w:sz w:val="24"/>
-          <w:szCs w:val="24"/>
-        </w:rPr>
-        <w:t>vegchoice</w:t>
+          <w:sz w:val="24"/>
+          <w:szCs w:val="24"/>
+        </w:rPr>
+        <w:t>somce</w:t>
       </w:r>
       <w:proofErr w:type="spellEnd"/>
       <w:r>
@@ -15833,30 +16052,23 @@
           <w:sz w:val="24"/>
           <w:szCs w:val="24"/>
         </w:rPr>
-        <w:t>.</w:t>
-      </w:r>
-      <w:r>
-        <w:rPr>
-          <w:sz w:val="24"/>
-          <w:szCs w:val="24"/>
-        </w:rPr>
-        <w:t xml:space="preserve">  You will need to make </w:t>
-      </w:r>
-      <w:proofErr w:type="spellStart"/>
-      <w:r>
-        <w:rPr>
-          <w:sz w:val="24"/>
-          <w:szCs w:val="24"/>
-        </w:rPr>
-        <w:t>somce</w:t>
-      </w:r>
-      <w:proofErr w:type="spellEnd"/>
-      <w:r>
-        <w:rPr>
-          <w:sz w:val="24"/>
-          <w:szCs w:val="24"/>
-        </w:rPr>
-        <w:t xml:space="preserve"> corrections to the script in order for it to work properly.</w:t>
+        <w:t xml:space="preserve"> corrections to the script </w:t>
+      </w:r>
+      <w:proofErr w:type="gramStart"/>
+      <w:r>
+        <w:rPr>
+          <w:sz w:val="24"/>
+          <w:szCs w:val="24"/>
+        </w:rPr>
+        <w:t>in order for</w:t>
+      </w:r>
+      <w:proofErr w:type="gramEnd"/>
+      <w:r>
+        <w:rPr>
+          <w:sz w:val="24"/>
+          <w:szCs w:val="24"/>
+        </w:rPr>
+        <w:t xml:space="preserve"> it to work properly.</w:t>
       </w:r>
     </w:p>
     <w:p>
@@ -15896,7 +16108,6 @@
           <w:sz w:val="24"/>
           <w:szCs w:val="24"/>
         </w:rPr>
-        <w:lastRenderedPageBreak/>
         <w:t>#!/</w:t>
       </w:r>
       <w:proofErr w:type="gramEnd"/>
@@ -15939,23 +16150,13 @@
           <w:szCs w:val="24"/>
         </w:rPr>
       </w:pPr>
-      <w:proofErr w:type="gramStart"/>
-      <w:r>
-        <w:rPr>
-          <w:b/>
-          <w:sz w:val="24"/>
-          <w:szCs w:val="24"/>
-        </w:rPr>
-        <w:t>echo</w:t>
-      </w:r>
-      <w:proofErr w:type="gramEnd"/>
-      <w:r>
-        <w:rPr>
-          <w:b/>
-          <w:sz w:val="24"/>
-          <w:szCs w:val="24"/>
-        </w:rPr>
-        <w:t xml:space="preserve"> </w:t>
+      <w:r>
+        <w:rPr>
+          <w:b/>
+          <w:sz w:val="24"/>
+          <w:szCs w:val="24"/>
+        </w:rPr>
+        <w:t xml:space="preserve">echo </w:t>
       </w:r>
       <w:r>
         <w:rPr>
@@ -15998,24 +16199,7 @@
           <w:szCs w:val="24"/>
         </w:rPr>
         <w:tab/>
-      </w:r>
-      <w:proofErr w:type="gramStart"/>
-      <w:r>
-        <w:rPr>
-          <w:b/>
-          <w:sz w:val="24"/>
-          <w:szCs w:val="24"/>
-        </w:rPr>
-        <w:t>read</w:t>
-      </w:r>
-      <w:proofErr w:type="gramEnd"/>
-      <w:r>
-        <w:rPr>
-          <w:b/>
-          <w:sz w:val="24"/>
-          <w:szCs w:val="24"/>
-        </w:rPr>
-        <w:t xml:space="preserve"> </w:t>
+        <w:t xml:space="preserve">read </w:t>
       </w:r>
       <w:proofErr w:type="spellStart"/>
       <w:r>
@@ -16060,6 +16244,57 @@
           <w:szCs w:val="24"/>
         </w:rPr>
         <w:tab/>
+        <w:t xml:space="preserve">if </w:t>
+      </w:r>
+      <w:r>
+        <w:rPr>
+          <w:b/>
+          <w:sz w:val="24"/>
+          <w:szCs w:val="24"/>
+        </w:rPr>
+        <w:t>[</w:t>
+      </w:r>
+      <w:r>
+        <w:rPr>
+          <w:b/>
+          <w:sz w:val="24"/>
+          <w:szCs w:val="24"/>
+        </w:rPr>
+        <w:t xml:space="preserve"> </w:t>
+      </w:r>
+      <w:r>
+        <w:rPr>
+          <w:b/>
+          <w:sz w:val="24"/>
+          <w:szCs w:val="24"/>
+        </w:rPr>
+        <w:t>“$</w:t>
+      </w:r>
+      <w:proofErr w:type="spellStart"/>
+      <w:r>
+        <w:rPr>
+          <w:b/>
+          <w:sz w:val="24"/>
+          <w:szCs w:val="24"/>
+        </w:rPr>
+        <w:t>veg_name</w:t>
+      </w:r>
+      <w:proofErr w:type="spellEnd"/>
+      <w:r>
+        <w:rPr>
+          <w:b/>
+          <w:sz w:val="24"/>
+          <w:szCs w:val="24"/>
+        </w:rPr>
+        <w:t>”</w:t>
+      </w:r>
+      <w:r>
+        <w:rPr>
+          <w:b/>
+          <w:sz w:val="24"/>
+          <w:szCs w:val="24"/>
+        </w:rPr>
+        <w:t xml:space="preserve"> </w:t>
       </w:r>
       <w:proofErr w:type="gramStart"/>
       <w:r>
@@ -16068,107 +16303,41 @@
           <w:sz w:val="24"/>
           <w:szCs w:val="24"/>
         </w:rPr>
-        <w:t>if</w:t>
+        <w:t>=</w:t>
+      </w:r>
+      <w:r>
+        <w:rPr>
+          <w:b/>
+          <w:sz w:val="24"/>
+          <w:szCs w:val="24"/>
+        </w:rPr>
+        <w:t xml:space="preserve"> </w:t>
+      </w:r>
+      <w:r>
+        <w:rPr>
+          <w:b/>
+          <w:sz w:val="24"/>
+          <w:szCs w:val="24"/>
+        </w:rPr>
+        <w:t>”broccoli”</w:t>
+      </w:r>
+      <w:r>
+        <w:rPr>
+          <w:b/>
+          <w:sz w:val="24"/>
+          <w:szCs w:val="24"/>
+        </w:rPr>
+        <w:t xml:space="preserve"> </w:t>
+      </w:r>
+      <w:r>
+        <w:rPr>
+          <w:b/>
+          <w:sz w:val="24"/>
+          <w:szCs w:val="24"/>
+        </w:rPr>
+        <w:t>]</w:t>
       </w:r>
       <w:proofErr w:type="gramEnd"/>
-      <w:r>
-        <w:rPr>
-          <w:b/>
-          <w:sz w:val="24"/>
-          <w:szCs w:val="24"/>
-        </w:rPr>
-        <w:t xml:space="preserve"> </w:t>
-      </w:r>
-      <w:r>
-        <w:rPr>
-          <w:b/>
-          <w:sz w:val="24"/>
-          <w:szCs w:val="24"/>
-        </w:rPr>
-        <w:t>[</w:t>
-      </w:r>
-      <w:r>
-        <w:rPr>
-          <w:b/>
-          <w:sz w:val="24"/>
-          <w:szCs w:val="24"/>
-        </w:rPr>
-        <w:t xml:space="preserve"> </w:t>
-      </w:r>
-      <w:r>
-        <w:rPr>
-          <w:b/>
-          <w:sz w:val="24"/>
-          <w:szCs w:val="24"/>
-        </w:rPr>
-        <w:t>“$</w:t>
-      </w:r>
-      <w:proofErr w:type="spellStart"/>
-      <w:r>
-        <w:rPr>
-          <w:b/>
-          <w:sz w:val="24"/>
-          <w:szCs w:val="24"/>
-        </w:rPr>
-        <w:t>veg_name</w:t>
-      </w:r>
-      <w:proofErr w:type="spellEnd"/>
-      <w:r>
-        <w:rPr>
-          <w:b/>
-          <w:sz w:val="24"/>
-          <w:szCs w:val="24"/>
-        </w:rPr>
-        <w:t>”</w:t>
-      </w:r>
-      <w:r>
-        <w:rPr>
-          <w:b/>
-          <w:sz w:val="24"/>
-          <w:szCs w:val="24"/>
-        </w:rPr>
-        <w:t xml:space="preserve"> </w:t>
-      </w:r>
-      <w:r>
-        <w:rPr>
-          <w:b/>
-          <w:sz w:val="24"/>
-          <w:szCs w:val="24"/>
-        </w:rPr>
-        <w:t>=</w:t>
-      </w:r>
-      <w:r>
-        <w:rPr>
-          <w:b/>
-          <w:sz w:val="24"/>
-          <w:szCs w:val="24"/>
-        </w:rPr>
-        <w:t xml:space="preserve"> </w:t>
-      </w:r>
-      <w:r>
-        <w:rPr>
-          <w:b/>
-          <w:sz w:val="24"/>
-          <w:szCs w:val="24"/>
-        </w:rPr>
-        <w:t>”broccoli”</w:t>
-      </w:r>
-      <w:r>
-        <w:rPr>
-          <w:b/>
-          <w:sz w:val="24"/>
-          <w:szCs w:val="24"/>
-        </w:rPr>
-        <w:t xml:space="preserve"> </w:t>
-      </w:r>
-      <w:r>
-        <w:rPr>
-          <w:b/>
-          <w:sz w:val="24"/>
-          <w:szCs w:val="24"/>
-        </w:rPr>
-        <w:t>]</w:t>
-      </w:r>
       <w:r>
         <w:rPr>
           <w:b/>
@@ -16226,24 +16395,7 @@
           <w:szCs w:val="24"/>
         </w:rPr>
         <w:tab/>
-      </w:r>
-      <w:proofErr w:type="gramStart"/>
-      <w:r>
-        <w:rPr>
-          <w:b/>
-          <w:sz w:val="24"/>
-          <w:szCs w:val="24"/>
-        </w:rPr>
-        <w:t>echo</w:t>
-      </w:r>
-      <w:proofErr w:type="gramEnd"/>
-      <w:r>
-        <w:rPr>
-          <w:b/>
-          <w:sz w:val="24"/>
-          <w:szCs w:val="24"/>
-        </w:rPr>
-        <w:t xml:space="preserve"> “broccoli is a healthy choice.”</w:t>
+        <w:t>echo “broccoli is a healthy choice.”</w:t>
       </w:r>
     </w:p>
     <w:p>
@@ -16269,17 +16421,8 @@
           <w:szCs w:val="24"/>
         </w:rPr>
         <w:tab/>
-      </w:r>
-      <w:proofErr w:type="gramStart"/>
-      <w:r>
-        <w:rPr>
-          <w:b/>
-          <w:sz w:val="24"/>
-          <w:szCs w:val="24"/>
-        </w:rPr>
         <w:t>else</w:t>
       </w:r>
-      <w:proofErr w:type="gramEnd"/>
     </w:p>
     <w:p>
       <w:pPr>
@@ -16321,14 +16464,6 @@
           <w:szCs w:val="24"/>
         </w:rPr>
         <w:tab/>
-      </w:r>
-      <w:proofErr w:type="gramStart"/>
-      <w:r>
-        <w:rPr>
-          <w:b/>
-          <w:sz w:val="24"/>
-          <w:szCs w:val="24"/>
-        </w:rPr>
         <w:t>e</w:t>
       </w:r>
       <w:r>
@@ -16337,16 +16472,7 @@
           <w:sz w:val="24"/>
           <w:szCs w:val="24"/>
         </w:rPr>
-        <w:t>cho</w:t>
-      </w:r>
-      <w:proofErr w:type="gramEnd"/>
-      <w:r>
-        <w:rPr>
-          <w:b/>
-          <w:sz w:val="24"/>
-          <w:szCs w:val="24"/>
-        </w:rPr>
-        <w:t xml:space="preserve"> “do not forget to eat your broccoli also.”</w:t>
+        <w:t>cho “do not forget to eat your broccoli also.”</w:t>
       </w:r>
     </w:p>
     <w:p>
@@ -16413,6 +16539,38 @@
           <w:szCs w:val="24"/>
         </w:rPr>
         <w:t>What changes did you make?  List changes here:</w:t>
+      </w:r>
+    </w:p>
+    <w:p>
+      <w:pPr>
+        <w:ind w:left="360"/>
+        <w:rPr>
+          <w:sz w:val="24"/>
+          <w:szCs w:val="24"/>
+        </w:rPr>
+      </w:pPr>
+      <w:r>
+        <w:rPr>
+          <w:sz w:val="24"/>
+          <w:szCs w:val="24"/>
+        </w:rPr>
+        <w:tab/>
+      </w:r>
+    </w:p>
+    <w:p>
+      <w:pPr>
+        <w:ind w:left="360" w:firstLine="360"/>
+        <w:rPr>
+          <w:sz w:val="24"/>
+          <w:szCs w:val="24"/>
+        </w:rPr>
+      </w:pPr>
+      <w:r>
+        <w:rPr>
+          <w:sz w:val="24"/>
+          <w:szCs w:val="24"/>
+        </w:rPr>
+        <w:t>Lower cased the f in the last line.</w:t>
       </w:r>
     </w:p>
     <w:p>
@@ -16536,10 +16694,19 @@
           <w:sz w:val="24"/>
           <w:szCs w:val="24"/>
         </w:rPr>
-        <w:t>./</w:t>
+        <w:t>.</w:t>
+      </w:r>
+      <w:proofErr w:type="gramEnd"/>
+      <w:r>
+        <w:rPr>
+          <w:b/>
+          <w:i/>
+          <w:sz w:val="24"/>
+          <w:szCs w:val="24"/>
+        </w:rPr>
+        <w:t>/</w:t>
       </w:r>
       <w:proofErr w:type="spellStart"/>
-      <w:proofErr w:type="gramEnd"/>
       <w:r>
         <w:rPr>
           <w:b/>
@@ -16633,12 +16800,28 @@
         </w:rPr>
         <w:t>Record your output</w:t>
       </w:r>
+      <w:proofErr w:type="gramStart"/>
       <w:r>
         <w:rPr>
           <w:sz w:val="24"/>
           <w:szCs w:val="24"/>
         </w:rPr>
         <w:t xml:space="preserve">: </w:t>
+      </w:r>
+      <w:r>
+        <w:rPr>
+          <w:sz w:val="24"/>
+          <w:szCs w:val="24"/>
+        </w:rPr>
+        <w:t xml:space="preserve"> broccoli</w:t>
+      </w:r>
+      <w:proofErr w:type="gramEnd"/>
+      <w:r>
+        <w:rPr>
+          <w:sz w:val="24"/>
+          <w:szCs w:val="24"/>
+        </w:rPr>
+        <w:t xml:space="preserve"> is a healthy choice</w:t>
       </w:r>
     </w:p>
     <w:p>
@@ -16718,23 +16901,21 @@
     </w:p>
     <w:p>
       <w:pPr>
-        <w:pStyle w:val="BodyText"/>
-        <w:ind w:left="0" w:firstLine="0"/>
-        <w:rPr>
-          <w:rFonts w:cs="Calibri"/>
-          <w:sz w:val="2"/>
-          <w:szCs w:val="2"/>
-        </w:rPr>
-      </w:pPr>
-    </w:p>
-    <w:p>
-      <w:pPr>
+        <w:ind w:left="1440"/>
         <w:rPr>
           <w:rFonts w:ascii="Calibri" w:eastAsia="Calibri" w:hAnsi="Calibri" w:cs="Calibri"/>
           <w:sz w:val="24"/>
           <w:szCs w:val="24"/>
         </w:rPr>
       </w:pPr>
+      <w:r>
+        <w:rPr>
+          <w:rFonts w:ascii="Calibri" w:eastAsia="Calibri" w:hAnsi="Calibri" w:cs="Calibri"/>
+          <w:sz w:val="24"/>
+          <w:szCs w:val="24"/>
+        </w:rPr>
+        <w:t>Do not forget to eat your broccoli also</w:t>
+      </w:r>
     </w:p>
     <w:p>
       <w:pPr>
@@ -17108,13 +17289,28 @@
         </w:rPr>
         <w:t xml:space="preserve"> </w:t>
       </w:r>
+      <w:r>
+        <w:rPr>
+          <w:sz w:val="24"/>
+          <w:szCs w:val="24"/>
+        </w:rPr>
+        <w:t>vi, nano, or</w:t>
+      </w:r>
+      <w:r>
+        <w:rPr>
+          <w:spacing w:val="-1"/>
+          <w:sz w:val="24"/>
+          <w:szCs w:val="24"/>
+        </w:rPr>
+        <w:t xml:space="preserve"> </w:t>
+      </w:r>
       <w:proofErr w:type="gramStart"/>
       <w:r>
         <w:rPr>
           <w:sz w:val="24"/>
           <w:szCs w:val="24"/>
         </w:rPr>
-        <w:t>vi</w:t>
+        <w:t>other</w:t>
       </w:r>
       <w:proofErr w:type="gramEnd"/>
       <w:r>
@@ -17122,38 +17318,7 @@
           <w:sz w:val="24"/>
           <w:szCs w:val="24"/>
         </w:rPr>
-        <w:t xml:space="preserve">, </w:t>
-      </w:r>
-      <w:proofErr w:type="spellStart"/>
-      <w:r>
-        <w:rPr>
-          <w:sz w:val="24"/>
-          <w:szCs w:val="24"/>
-        </w:rPr>
-        <w:t>nano</w:t>
-      </w:r>
-      <w:proofErr w:type="spellEnd"/>
-      <w:r>
-        <w:rPr>
-          <w:sz w:val="24"/>
-          <w:szCs w:val="24"/>
-        </w:rPr>
-        <w:t>, or</w:t>
-      </w:r>
-      <w:r>
-        <w:rPr>
-          <w:spacing w:val="-1"/>
-          <w:sz w:val="24"/>
-          <w:szCs w:val="24"/>
-        </w:rPr>
-        <w:t xml:space="preserve"> </w:t>
-      </w:r>
-      <w:r>
-        <w:rPr>
-          <w:sz w:val="24"/>
-          <w:szCs w:val="24"/>
-        </w:rPr>
-        <w:t xml:space="preserve">other </w:t>
+        <w:t xml:space="preserve"> </w:t>
       </w:r>
       <w:r>
         <w:rPr>
@@ -17351,7 +17516,6 @@
         </w:rPr>
         <w:tab/>
       </w:r>
-      <w:proofErr w:type="gramStart"/>
       <w:r>
         <w:rPr>
           <w:rFonts w:cs="Calibri"/>
@@ -17362,7 +17526,6 @@
         </w:rPr>
         <w:t>echo</w:t>
       </w:r>
-      <w:proofErr w:type="gramEnd"/>
       <w:r>
         <w:rPr>
           <w:rFonts w:cs="Calibri"/>
@@ -17508,7 +17671,6 @@
         </w:rPr>
         <w:tab/>
       </w:r>
-      <w:proofErr w:type="gramStart"/>
       <w:r>
         <w:rPr>
           <w:rFonts w:cs="Calibri"/>
@@ -17519,7 +17681,6 @@
         </w:rPr>
         <w:t>read</w:t>
       </w:r>
-      <w:proofErr w:type="gramEnd"/>
       <w:r>
         <w:rPr>
           <w:rFonts w:cs="Calibri"/>
@@ -17567,6 +17728,80 @@
         </w:rPr>
         <w:tab/>
       </w:r>
+      <w:r>
+        <w:rPr>
+          <w:rFonts w:cs="Calibri"/>
+          <w:b/>
+          <w:sz w:val="24"/>
+          <w:szCs w:val="24"/>
+        </w:rPr>
+        <w:t>i</w:t>
+      </w:r>
+      <w:r>
+        <w:rPr>
+          <w:rFonts w:cs="Calibri"/>
+          <w:b/>
+          <w:sz w:val="24"/>
+          <w:szCs w:val="24"/>
+        </w:rPr>
+        <w:t xml:space="preserve">f </w:t>
+      </w:r>
+      <w:r>
+        <w:rPr>
+          <w:rFonts w:cs="Calibri"/>
+          <w:b/>
+          <w:sz w:val="24"/>
+          <w:szCs w:val="24"/>
+        </w:rPr>
+        <w:t>[</w:t>
+      </w:r>
+      <w:r>
+        <w:rPr>
+          <w:rFonts w:cs="Calibri"/>
+          <w:b/>
+          <w:sz w:val="24"/>
+          <w:szCs w:val="24"/>
+        </w:rPr>
+        <w:t xml:space="preserve"> </w:t>
+      </w:r>
+      <w:r>
+        <w:rPr>
+          <w:rFonts w:cs="Calibri"/>
+          <w:b/>
+          <w:sz w:val="24"/>
+          <w:szCs w:val="24"/>
+        </w:rPr>
+        <w:t>“$</w:t>
+      </w:r>
+      <w:proofErr w:type="spellStart"/>
+      <w:r>
+        <w:rPr>
+          <w:rFonts w:cs="Calibri"/>
+          <w:b/>
+          <w:sz w:val="24"/>
+          <w:szCs w:val="24"/>
+        </w:rPr>
+        <w:t>veg_name</w:t>
+      </w:r>
+      <w:proofErr w:type="spellEnd"/>
+      <w:r>
+        <w:rPr>
+          <w:rFonts w:cs="Calibri"/>
+          <w:b/>
+          <w:sz w:val="24"/>
+          <w:szCs w:val="24"/>
+        </w:rPr>
+        <w:t>”</w:t>
+      </w:r>
+      <w:r>
+        <w:rPr>
+          <w:rFonts w:cs="Calibri"/>
+          <w:b/>
+          <w:sz w:val="24"/>
+          <w:szCs w:val="24"/>
+        </w:rPr>
+        <w:t xml:space="preserve"> </w:t>
+      </w:r>
       <w:proofErr w:type="gramStart"/>
       <w:r>
         <w:rPr>
@@ -17575,7 +17810,7 @@
           <w:sz w:val="24"/>
           <w:szCs w:val="24"/>
         </w:rPr>
-        <w:t>i</w:t>
+        <w:t>=</w:t>
       </w:r>
       <w:r>
         <w:rPr>
@@ -17584,119 +17819,36 @@
           <w:sz w:val="24"/>
           <w:szCs w:val="24"/>
         </w:rPr>
-        <w:t>f</w:t>
+        <w:t xml:space="preserve"> </w:t>
+      </w:r>
+      <w:r>
+        <w:rPr>
+          <w:rFonts w:cs="Calibri"/>
+          <w:b/>
+          <w:sz w:val="24"/>
+          <w:szCs w:val="24"/>
+        </w:rPr>
+        <w:t>”broccoli”</w:t>
+      </w:r>
+      <w:r>
+        <w:rPr>
+          <w:rFonts w:cs="Calibri"/>
+          <w:b/>
+          <w:sz w:val="24"/>
+          <w:szCs w:val="24"/>
+        </w:rPr>
+        <w:t xml:space="preserve"> </w:t>
+      </w:r>
+      <w:r>
+        <w:rPr>
+          <w:rFonts w:cs="Calibri"/>
+          <w:b/>
+          <w:sz w:val="24"/>
+          <w:szCs w:val="24"/>
+        </w:rPr>
+        <w:t>]</w:t>
       </w:r>
       <w:proofErr w:type="gramEnd"/>
-      <w:r>
-        <w:rPr>
-          <w:rFonts w:cs="Calibri"/>
-          <w:b/>
-          <w:sz w:val="24"/>
-          <w:szCs w:val="24"/>
-        </w:rPr>
-        <w:t xml:space="preserve"> </w:t>
-      </w:r>
-      <w:r>
-        <w:rPr>
-          <w:rFonts w:cs="Calibri"/>
-          <w:b/>
-          <w:sz w:val="24"/>
-          <w:szCs w:val="24"/>
-        </w:rPr>
-        <w:t>[</w:t>
-      </w:r>
-      <w:r>
-        <w:rPr>
-          <w:rFonts w:cs="Calibri"/>
-          <w:b/>
-          <w:sz w:val="24"/>
-          <w:szCs w:val="24"/>
-        </w:rPr>
-        <w:t xml:space="preserve"> </w:t>
-      </w:r>
-      <w:r>
-        <w:rPr>
-          <w:rFonts w:cs="Calibri"/>
-          <w:b/>
-          <w:sz w:val="24"/>
-          <w:szCs w:val="24"/>
-        </w:rPr>
-        <w:t>“$</w:t>
-      </w:r>
-      <w:proofErr w:type="spellStart"/>
-      <w:r>
-        <w:rPr>
-          <w:rFonts w:cs="Calibri"/>
-          <w:b/>
-          <w:sz w:val="24"/>
-          <w:szCs w:val="24"/>
-        </w:rPr>
-        <w:t>veg_name</w:t>
-      </w:r>
-      <w:proofErr w:type="spellEnd"/>
-      <w:r>
-        <w:rPr>
-          <w:rFonts w:cs="Calibri"/>
-          <w:b/>
-          <w:sz w:val="24"/>
-          <w:szCs w:val="24"/>
-        </w:rPr>
-        <w:t>”</w:t>
-      </w:r>
-      <w:r>
-        <w:rPr>
-          <w:rFonts w:cs="Calibri"/>
-          <w:b/>
-          <w:sz w:val="24"/>
-          <w:szCs w:val="24"/>
-        </w:rPr>
-        <w:t xml:space="preserve"> </w:t>
-      </w:r>
-      <w:r>
-        <w:rPr>
-          <w:rFonts w:cs="Calibri"/>
-          <w:b/>
-          <w:sz w:val="24"/>
-          <w:szCs w:val="24"/>
-        </w:rPr>
-        <w:t>=</w:t>
-      </w:r>
-      <w:r>
-        <w:rPr>
-          <w:rFonts w:cs="Calibri"/>
-          <w:b/>
-          <w:sz w:val="24"/>
-          <w:szCs w:val="24"/>
-        </w:rPr>
-        <w:t xml:space="preserve"> </w:t>
-      </w:r>
-      <w:r>
-        <w:rPr>
-          <w:rFonts w:cs="Calibri"/>
-          <w:b/>
-          <w:sz w:val="24"/>
-          <w:szCs w:val="24"/>
-        </w:rPr>
-        <w:t>”broccoli”</w:t>
-      </w:r>
-      <w:r>
-        <w:rPr>
-          <w:rFonts w:cs="Calibri"/>
-          <w:b/>
-          <w:sz w:val="24"/>
-          <w:szCs w:val="24"/>
-        </w:rPr>
-        <w:t xml:space="preserve"> </w:t>
-      </w:r>
-      <w:r>
-        <w:rPr>
-          <w:rFonts w:cs="Calibri"/>
-          <w:b/>
-          <w:sz w:val="24"/>
-          <w:szCs w:val="24"/>
-        </w:rPr>
-        <w:t>]</w:t>
-      </w:r>
       <w:r>
         <w:rPr>
           <w:rFonts w:cs="Calibri"/>
@@ -17755,7 +17907,6 @@
         </w:rPr>
         <w:tab/>
       </w:r>
-      <w:proofErr w:type="gramStart"/>
       <w:r>
         <w:rPr>
           <w:rFonts w:cs="Calibri"/>
@@ -17763,17 +17914,7 @@
           <w:sz w:val="24"/>
           <w:szCs w:val="24"/>
         </w:rPr>
-        <w:t>echo</w:t>
-      </w:r>
-      <w:proofErr w:type="gramEnd"/>
-      <w:r>
-        <w:rPr>
-          <w:rFonts w:cs="Calibri"/>
-          <w:b/>
-          <w:sz w:val="24"/>
-          <w:szCs w:val="24"/>
-        </w:rPr>
-        <w:t xml:space="preserve"> “B</w:t>
+        <w:t>echo “B</w:t>
       </w:r>
       <w:r>
         <w:rPr>
@@ -17825,9 +17966,9 @@
           <w:sz w:val="24"/>
           <w:szCs w:val="24"/>
         </w:rPr>
+        <w:lastRenderedPageBreak/>
         <w:tab/>
       </w:r>
-      <w:proofErr w:type="gramStart"/>
       <w:r>
         <w:rPr>
           <w:rFonts w:cs="Calibri"/>
@@ -17846,7 +17987,6 @@
         </w:rPr>
         <w:t>lse</w:t>
       </w:r>
-      <w:proofErr w:type="gramEnd"/>
     </w:p>
     <w:p>
       <w:pPr>
@@ -17887,6 +18027,71 @@
         </w:rPr>
         <w:tab/>
       </w:r>
+      <w:r>
+        <w:rPr>
+          <w:rFonts w:cs="Calibri"/>
+          <w:b/>
+          <w:sz w:val="24"/>
+          <w:szCs w:val="24"/>
+        </w:rPr>
+        <w:t>i</w:t>
+      </w:r>
+      <w:r>
+        <w:rPr>
+          <w:rFonts w:cs="Calibri"/>
+          <w:b/>
+          <w:sz w:val="24"/>
+          <w:szCs w:val="24"/>
+        </w:rPr>
+        <w:t>f [</w:t>
+      </w:r>
+      <w:r>
+        <w:rPr>
+          <w:rFonts w:cs="Calibri"/>
+          <w:b/>
+          <w:sz w:val="24"/>
+          <w:szCs w:val="24"/>
+        </w:rPr>
+        <w:t xml:space="preserve"> </w:t>
+      </w:r>
+      <w:r>
+        <w:rPr>
+          <w:rFonts w:cs="Calibri"/>
+          <w:b/>
+          <w:sz w:val="24"/>
+          <w:szCs w:val="24"/>
+        </w:rPr>
+        <w:t>“$</w:t>
+      </w:r>
+      <w:proofErr w:type="spellStart"/>
+      <w:r>
+        <w:rPr>
+          <w:rFonts w:cs="Calibri"/>
+          <w:b/>
+          <w:sz w:val="24"/>
+          <w:szCs w:val="24"/>
+        </w:rPr>
+        <w:t>veg_name</w:t>
+      </w:r>
+      <w:proofErr w:type="spellEnd"/>
+      <w:r>
+        <w:rPr>
+          <w:rFonts w:cs="Calibri"/>
+          <w:b/>
+          <w:sz w:val="24"/>
+          <w:szCs w:val="24"/>
+        </w:rPr>
+        <w:t>”</w:t>
+      </w:r>
+      <w:r>
+        <w:rPr>
+          <w:rFonts w:cs="Calibri"/>
+          <w:b/>
+          <w:sz w:val="24"/>
+          <w:szCs w:val="24"/>
+        </w:rPr>
+        <w:t xml:space="preserve"> </w:t>
+      </w:r>
       <w:proofErr w:type="gramStart"/>
       <w:r>
         <w:rPr>
@@ -17895,7 +18100,7 @@
           <w:sz w:val="24"/>
           <w:szCs w:val="24"/>
         </w:rPr>
-        <w:t>i</w:t>
+        <w:t>=</w:t>
       </w:r>
       <w:r>
         <w:rPr>
@@ -17904,7 +18109,25 @@
           <w:sz w:val="24"/>
           <w:szCs w:val="24"/>
         </w:rPr>
-        <w:t>f</w:t>
+        <w:t xml:space="preserve"> </w:t>
+      </w:r>
+      <w:r>
+        <w:rPr>
+          <w:rFonts w:cs="Calibri"/>
+          <w:b/>
+          <w:sz w:val="24"/>
+          <w:szCs w:val="24"/>
+        </w:rPr>
+        <w:t>”carrots”</w:t>
+      </w:r>
+      <w:r>
+        <w:rPr>
+          <w:rFonts w:cs="Calibri"/>
+          <w:b/>
+          <w:sz w:val="24"/>
+          <w:szCs w:val="24"/>
+        </w:rPr>
+        <w:t xml:space="preserve"> ]</w:t>
       </w:r>
       <w:proofErr w:type="gramEnd"/>
       <w:r>
@@ -17914,90 +18137,7 @@
           <w:sz w:val="24"/>
           <w:szCs w:val="24"/>
         </w:rPr>
-        <w:t xml:space="preserve"> [</w:t>
-      </w:r>
-      <w:r>
-        <w:rPr>
-          <w:rFonts w:cs="Calibri"/>
-          <w:b/>
-          <w:sz w:val="24"/>
-          <w:szCs w:val="24"/>
-        </w:rPr>
-        <w:t xml:space="preserve"> </w:t>
-      </w:r>
-      <w:r>
-        <w:rPr>
-          <w:rFonts w:cs="Calibri"/>
-          <w:b/>
-          <w:sz w:val="24"/>
-          <w:szCs w:val="24"/>
-        </w:rPr>
-        <w:t>“$</w:t>
-      </w:r>
-      <w:proofErr w:type="spellStart"/>
-      <w:r>
-        <w:rPr>
-          <w:rFonts w:cs="Calibri"/>
-          <w:b/>
-          <w:sz w:val="24"/>
-          <w:szCs w:val="24"/>
-        </w:rPr>
-        <w:t>veg_name</w:t>
-      </w:r>
-      <w:proofErr w:type="spellEnd"/>
-      <w:r>
-        <w:rPr>
-          <w:rFonts w:cs="Calibri"/>
-          <w:b/>
-          <w:sz w:val="24"/>
-          <w:szCs w:val="24"/>
-        </w:rPr>
-        <w:t>”</w:t>
-      </w:r>
-      <w:r>
-        <w:rPr>
-          <w:rFonts w:cs="Calibri"/>
-          <w:b/>
-          <w:sz w:val="24"/>
-          <w:szCs w:val="24"/>
-        </w:rPr>
-        <w:t xml:space="preserve"> </w:t>
-      </w:r>
-      <w:r>
-        <w:rPr>
-          <w:rFonts w:cs="Calibri"/>
-          <w:b/>
-          <w:sz w:val="24"/>
-          <w:szCs w:val="24"/>
-        </w:rPr>
-        <w:t>=</w:t>
-      </w:r>
-      <w:r>
-        <w:rPr>
-          <w:rFonts w:cs="Calibri"/>
-          <w:b/>
-          <w:sz w:val="24"/>
-          <w:szCs w:val="24"/>
-        </w:rPr>
-        <w:t xml:space="preserve"> </w:t>
-      </w:r>
-      <w:r>
-        <w:rPr>
-          <w:rFonts w:cs="Calibri"/>
-          <w:b/>
-          <w:sz w:val="24"/>
-          <w:szCs w:val="24"/>
-        </w:rPr>
-        <w:t>”carrots”</w:t>
-      </w:r>
-      <w:r>
-        <w:rPr>
-          <w:rFonts w:cs="Calibri"/>
-          <w:b/>
-          <w:sz w:val="24"/>
-          <w:szCs w:val="24"/>
-        </w:rPr>
-        <w:t xml:space="preserve"> ]; </w:t>
+        <w:t xml:space="preserve">; </w:t>
       </w:r>
       <w:r>
         <w:rPr>
@@ -18051,7 +18191,6 @@
         </w:rPr>
         <w:tab/>
       </w:r>
-      <w:proofErr w:type="gramStart"/>
       <w:r>
         <w:rPr>
           <w:rFonts w:cs="Calibri"/>
@@ -18059,17 +18198,7 @@
           <w:sz w:val="24"/>
           <w:szCs w:val="24"/>
         </w:rPr>
-        <w:t>echo</w:t>
-      </w:r>
-      <w:proofErr w:type="gramEnd"/>
-      <w:r>
-        <w:rPr>
-          <w:rFonts w:cs="Calibri"/>
-          <w:b/>
-          <w:sz w:val="24"/>
-          <w:szCs w:val="24"/>
-        </w:rPr>
-        <w:t xml:space="preserve"> “C</w:t>
+        <w:t>echo “C</w:t>
       </w:r>
       <w:r>
         <w:rPr>
@@ -18103,7 +18232,6 @@
           <w:sz w:val="24"/>
           <w:szCs w:val="24"/>
         </w:rPr>
-        <w:lastRenderedPageBreak/>
         <w:tab/>
       </w:r>
       <w:r>
@@ -18115,7 +18243,6 @@
         </w:rPr>
         <w:tab/>
       </w:r>
-      <w:proofErr w:type="gramStart"/>
       <w:r>
         <w:rPr>
           <w:rFonts w:cs="Calibri"/>
@@ -18125,7 +18252,6 @@
         </w:rPr>
         <w:t>else</w:t>
       </w:r>
-      <w:proofErr w:type="gramEnd"/>
     </w:p>
     <w:p>
       <w:pPr>
@@ -18169,25 +18295,14 @@
         </w:rPr>
         <w:tab/>
       </w:r>
-      <w:proofErr w:type="gramStart"/>
-      <w:r>
-        <w:rPr>
-          <w:b/>
-          <w:spacing w:val="-1"/>
-          <w:sz w:val="24"/>
-          <w:szCs w:val="24"/>
-        </w:rPr>
-        <w:t>echo</w:t>
-      </w:r>
-      <w:proofErr w:type="gramEnd"/>
-      <w:r>
-        <w:rPr>
-          <w:b/>
-          <w:spacing w:val="-1"/>
-          <w:sz w:val="24"/>
-          <w:szCs w:val="24"/>
-        </w:rPr>
-        <w:t xml:space="preserve"> "D</w:t>
+      <w:r>
+        <w:rPr>
+          <w:b/>
+          <w:spacing w:val="-1"/>
+          <w:sz w:val="24"/>
+          <w:szCs w:val="24"/>
+        </w:rPr>
+        <w:t>echo "D</w:t>
       </w:r>
       <w:r>
         <w:rPr>
@@ -18337,7 +18452,6 @@
         </w:rPr>
         <w:tab/>
       </w:r>
-      <w:proofErr w:type="gramStart"/>
       <w:r>
         <w:rPr>
           <w:b/>
@@ -18347,7 +18461,6 @@
         </w:rPr>
         <w:t>fi</w:t>
       </w:r>
-      <w:proofErr w:type="gramEnd"/>
     </w:p>
     <w:p>
       <w:pPr>
@@ -18364,7 +18477,6 @@
           <w:szCs w:val="24"/>
         </w:rPr>
       </w:pPr>
-      <w:proofErr w:type="gramStart"/>
       <w:r>
         <w:rPr>
           <w:b/>
@@ -18374,7 +18486,6 @@
         </w:rPr>
         <w:t>fi</w:t>
       </w:r>
-      <w:proofErr w:type="gramEnd"/>
     </w:p>
     <w:p>
       <w:pPr>
@@ -18657,12 +18768,19 @@
       <w:pPr>
         <w:pStyle w:val="BodyText"/>
         <w:spacing w:after="160"/>
-        <w:ind w:left="480" w:firstLine="0"/>
-        <w:rPr>
-          <w:sz w:val="24"/>
-          <w:szCs w:val="24"/>
-        </w:rPr>
-      </w:pPr>
+        <w:ind w:firstLine="600"/>
+        <w:rPr>
+          <w:sz w:val="24"/>
+          <w:szCs w:val="24"/>
+        </w:rPr>
+      </w:pPr>
+      <w:r>
+        <w:rPr>
+          <w:sz w:val="24"/>
+          <w:szCs w:val="24"/>
+        </w:rPr>
+        <w:t>Carrots are great for you</w:t>
+      </w:r>
     </w:p>
     <w:p>
       <w:pPr>
@@ -18930,7 +19048,6 @@
         </w:rPr>
         <w:t xml:space="preserve"> </w:t>
       </w:r>
-      <w:proofErr w:type="gramStart"/>
       <w:r>
         <w:rPr>
           <w:sz w:val="24"/>
@@ -18955,7 +19072,6 @@
         </w:rPr>
         <w:t>for</w:t>
       </w:r>
-      <w:proofErr w:type="gramEnd"/>
       <w:r>
         <w:rPr>
           <w:b/>
@@ -19405,54 +19521,31 @@
         </w:rPr>
         <w:t xml:space="preserve"> </w:t>
       </w:r>
+      <w:r>
+        <w:rPr>
+          <w:sz w:val="24"/>
+          <w:szCs w:val="24"/>
+        </w:rPr>
+        <w:t>vi, nano, or</w:t>
+      </w:r>
+      <w:r>
+        <w:rPr>
+          <w:spacing w:val="1"/>
+          <w:sz w:val="24"/>
+          <w:szCs w:val="24"/>
+        </w:rPr>
+        <w:t xml:space="preserve"> </w:t>
+      </w:r>
       <w:proofErr w:type="gramStart"/>
       <w:r>
         <w:rPr>
-          <w:sz w:val="24"/>
-          <w:szCs w:val="24"/>
-        </w:rPr>
-        <w:t>vi</w:t>
+          <w:spacing w:val="-1"/>
+          <w:sz w:val="24"/>
+          <w:szCs w:val="24"/>
+        </w:rPr>
+        <w:t>other</w:t>
       </w:r>
       <w:proofErr w:type="gramEnd"/>
-      <w:r>
-        <w:rPr>
-          <w:sz w:val="24"/>
-          <w:szCs w:val="24"/>
-        </w:rPr>
-        <w:t xml:space="preserve">, </w:t>
-      </w:r>
-      <w:proofErr w:type="spellStart"/>
-      <w:r>
-        <w:rPr>
-          <w:sz w:val="24"/>
-          <w:szCs w:val="24"/>
-        </w:rPr>
-        <w:t>nano</w:t>
-      </w:r>
-      <w:proofErr w:type="spellEnd"/>
-      <w:r>
-        <w:rPr>
-          <w:sz w:val="24"/>
-          <w:szCs w:val="24"/>
-        </w:rPr>
-        <w:t>, or</w:t>
-      </w:r>
-      <w:r>
-        <w:rPr>
-          <w:spacing w:val="1"/>
-          <w:sz w:val="24"/>
-          <w:szCs w:val="24"/>
-        </w:rPr>
-        <w:t xml:space="preserve"> </w:t>
-      </w:r>
-      <w:r>
-        <w:rPr>
-          <w:spacing w:val="-1"/>
-          <w:sz w:val="24"/>
-          <w:szCs w:val="24"/>
-        </w:rPr>
-        <w:t>other</w:t>
-      </w:r>
       <w:r>
         <w:rPr>
           <w:spacing w:val="1"/>
@@ -19594,7 +19687,6 @@
           <w:szCs w:val="24"/>
         </w:rPr>
       </w:pPr>
-      <w:proofErr w:type="gramStart"/>
       <w:r>
         <w:rPr>
           <w:b/>
@@ -19605,7 +19697,6 @@
         </w:rPr>
         <w:t>for</w:t>
       </w:r>
-      <w:proofErr w:type="gramEnd"/>
       <w:r>
         <w:rPr>
           <w:b/>
@@ -19760,7 +19851,6 @@
         </w:rPr>
         <w:t xml:space="preserve"> </w:t>
       </w:r>
-      <w:proofErr w:type="spellStart"/>
       <w:r>
         <w:rPr>
           <w:b/>
@@ -19770,7 +19860,6 @@
         </w:rPr>
         <w:t>jill</w:t>
       </w:r>
-      <w:proofErr w:type="spellEnd"/>
       <w:r>
         <w:rPr>
           <w:b/>
@@ -19809,7 +19898,6 @@
         </w:rPr>
         <w:tab/>
       </w:r>
-      <w:proofErr w:type="gramStart"/>
       <w:r>
         <w:rPr>
           <w:b/>
@@ -19820,7 +19908,6 @@
         </w:rPr>
         <w:t>do</w:t>
       </w:r>
-      <w:proofErr w:type="gramEnd"/>
     </w:p>
     <w:p>
       <w:pPr>
@@ -19833,8 +19920,8 @@
           <w:szCs w:val="24"/>
         </w:rPr>
         <w:sectPr>
-          <w:headerReference w:type="default" r:id="rId8"/>
-          <w:footerReference w:type="default" r:id="rId9"/>
+          <w:headerReference w:type="default" r:id="rId13"/>
+          <w:footerReference w:type="default" r:id="rId14"/>
           <w:pgSz w:w="12240" w:h="15840"/>
           <w:pgMar w:top="980" w:right="1320" w:bottom="1200" w:left="1320" w:header="761" w:footer="1017" w:gutter="0"/>
           <w:cols w:space="720"/>
@@ -19873,19 +19960,8 @@
           <w:szCs w:val="24"/>
         </w:rPr>
         <w:tab/>
-      </w:r>
-      <w:proofErr w:type="gramStart"/>
-      <w:r>
-        <w:rPr>
-          <w:b/>
-          <w:i/>
-          <w:spacing w:val="-1"/>
-          <w:sz w:val="24"/>
-          <w:szCs w:val="24"/>
-        </w:rPr>
         <w:t>echo</w:t>
       </w:r>
-      <w:proofErr w:type="gramEnd"/>
       <w:r>
         <w:rPr>
           <w:b/>
@@ -19927,7 +20003,6 @@
         </w:rPr>
         <w:tab/>
       </w:r>
-      <w:proofErr w:type="gramStart"/>
       <w:r>
         <w:rPr>
           <w:b/>
@@ -19938,11 +20013,11 @@
         </w:rPr>
         <w:t>done</w:t>
       </w:r>
-      <w:proofErr w:type="gramEnd"/>
     </w:p>
     <w:p>
       <w:pPr>
         <w:spacing w:after="160"/>
+        <w:ind w:left="720" w:hanging="720"/>
         <w:rPr>
           <w:rFonts w:ascii="Calibri" w:eastAsia="Calibri" w:hAnsi="Calibri" w:cs="Calibri"/>
           <w:sz w:val="24"/>
@@ -20127,6 +20202,7 @@
         </w:rPr>
         <w:t xml:space="preserve"> </w:t>
       </w:r>
+      <w:proofErr w:type="gramStart"/>
       <w:r>
         <w:rPr>
           <w:b/>
@@ -20161,6 +20237,7 @@
         </w:rPr>
         <w:t>and</w:t>
       </w:r>
+      <w:proofErr w:type="gramEnd"/>
       <w:r>
         <w:rPr>
           <w:sz w:val="24"/>
@@ -20263,12 +20340,116 @@
     <w:p>
       <w:pPr>
         <w:spacing w:before="1"/>
+        <w:ind w:left="2160"/>
         <w:rPr>
           <w:rFonts w:ascii="Calibri" w:eastAsia="Calibri" w:hAnsi="Calibri" w:cs="Calibri"/>
           <w:sz w:val="24"/>
           <w:szCs w:val="24"/>
         </w:rPr>
       </w:pPr>
+      <w:r>
+        <w:rPr>
+          <w:rFonts w:ascii="Calibri" w:eastAsia="Calibri" w:hAnsi="Calibri" w:cs="Calibri"/>
+          <w:sz w:val="24"/>
+          <w:szCs w:val="24"/>
+        </w:rPr>
+        <w:t>John</w:t>
+      </w:r>
+    </w:p>
+    <w:p>
+      <w:pPr>
+        <w:spacing w:before="1"/>
+        <w:ind w:left="2160"/>
+        <w:rPr>
+          <w:rFonts w:ascii="Calibri" w:eastAsia="Calibri" w:hAnsi="Calibri" w:cs="Calibri"/>
+          <w:sz w:val="24"/>
+          <w:szCs w:val="24"/>
+        </w:rPr>
+      </w:pPr>
+      <w:r>
+        <w:rPr>
+          <w:rFonts w:ascii="Calibri" w:eastAsia="Calibri" w:hAnsi="Calibri" w:cs="Calibri"/>
+          <w:sz w:val="24"/>
+          <w:szCs w:val="24"/>
+        </w:rPr>
+        <w:t>Ellen</w:t>
+      </w:r>
+    </w:p>
+    <w:p>
+      <w:pPr>
+        <w:spacing w:before="1"/>
+        <w:ind w:left="2160"/>
+        <w:rPr>
+          <w:rFonts w:ascii="Calibri" w:eastAsia="Calibri" w:hAnsi="Calibri" w:cs="Calibri"/>
+          <w:sz w:val="24"/>
+          <w:szCs w:val="24"/>
+        </w:rPr>
+      </w:pPr>
+      <w:r>
+        <w:rPr>
+          <w:rFonts w:ascii="Calibri" w:eastAsia="Calibri" w:hAnsi="Calibri" w:cs="Calibri"/>
+          <w:sz w:val="24"/>
+          <w:szCs w:val="24"/>
+        </w:rPr>
+        <w:t>Tom</w:t>
+      </w:r>
+    </w:p>
+    <w:p>
+      <w:pPr>
+        <w:spacing w:before="1"/>
+        <w:ind w:left="2160"/>
+        <w:rPr>
+          <w:rFonts w:ascii="Calibri" w:eastAsia="Calibri" w:hAnsi="Calibri" w:cs="Calibri"/>
+          <w:sz w:val="24"/>
+          <w:szCs w:val="24"/>
+        </w:rPr>
+      </w:pPr>
+      <w:r>
+        <w:rPr>
+          <w:rFonts w:ascii="Calibri" w:eastAsia="Calibri" w:hAnsi="Calibri" w:cs="Calibri"/>
+          <w:sz w:val="24"/>
+          <w:szCs w:val="24"/>
+        </w:rPr>
+        <w:t>Becky</w:t>
+      </w:r>
+    </w:p>
+    <w:p>
+      <w:pPr>
+        <w:spacing w:before="1"/>
+        <w:ind w:left="2160"/>
+        <w:rPr>
+          <w:rFonts w:ascii="Calibri" w:eastAsia="Calibri" w:hAnsi="Calibri" w:cs="Calibri"/>
+          <w:sz w:val="24"/>
+          <w:szCs w:val="24"/>
+        </w:rPr>
+      </w:pPr>
+      <w:r>
+        <w:rPr>
+          <w:rFonts w:ascii="Calibri" w:eastAsia="Calibri" w:hAnsi="Calibri" w:cs="Calibri"/>
+          <w:sz w:val="24"/>
+          <w:szCs w:val="24"/>
+        </w:rPr>
+        <w:t>Eli</w:t>
+      </w:r>
+    </w:p>
+    <w:p>
+      <w:pPr>
+        <w:spacing w:before="1"/>
+        <w:ind w:left="2160"/>
+        <w:rPr>
+          <w:rFonts w:ascii="Calibri" w:eastAsia="Calibri" w:hAnsi="Calibri" w:cs="Calibri"/>
+          <w:sz w:val="24"/>
+          <w:szCs w:val="24"/>
+        </w:rPr>
+      </w:pPr>
+      <w:r>
+        <w:rPr>
+          <w:rFonts w:ascii="Calibri" w:eastAsia="Calibri" w:hAnsi="Calibri" w:cs="Calibri"/>
+          <w:sz w:val="24"/>
+          <w:szCs w:val="24"/>
+        </w:rPr>
+        <w:t>jill</w:t>
+      </w:r>
     </w:p>
     <w:p>
       <w:pPr>
@@ -20344,6 +20525,7 @@
         </w:rPr>
         <w:t xml:space="preserve"> </w:t>
       </w:r>
+      <w:proofErr w:type="gramStart"/>
       <w:r>
         <w:rPr>
           <w:spacing w:val="-1"/>
@@ -20368,6 +20550,7 @@
         </w:rPr>
         <w:t>for</w:t>
       </w:r>
+      <w:proofErr w:type="gramEnd"/>
       <w:r>
         <w:rPr>
           <w:spacing w:val="9"/>
@@ -20632,7 +20815,6 @@
         <w:t xml:space="preserve"> </w:t>
       </w:r>
       <w:proofErr w:type="spellStart"/>
-      <w:proofErr w:type="gramStart"/>
       <w:r>
         <w:rPr>
           <w:b/>
@@ -20644,7 +20826,6 @@
         <w:t>ellen</w:t>
       </w:r>
       <w:proofErr w:type="spellEnd"/>
-      <w:proofErr w:type="gramEnd"/>
       <w:r>
         <w:rPr>
           <w:b/>
@@ -20719,7 +20900,6 @@
         </w:rPr>
         <w:t xml:space="preserve"> </w:t>
       </w:r>
-      <w:proofErr w:type="spellStart"/>
       <w:r>
         <w:rPr>
           <w:b/>
@@ -20729,7 +20909,6 @@
         </w:rPr>
         <w:t>jill</w:t>
       </w:r>
-      <w:proofErr w:type="spellEnd"/>
       <w:r>
         <w:rPr>
           <w:spacing w:val="7"/>
@@ -20848,6 +21027,7 @@
         </w:rPr>
         <w:t xml:space="preserve"> </w:t>
       </w:r>
+      <w:proofErr w:type="gramStart"/>
       <w:r>
         <w:rPr>
           <w:b/>
@@ -20858,6 +21038,7 @@
         </w:rPr>
         <w:t>do</w:t>
       </w:r>
+      <w:proofErr w:type="gramEnd"/>
       <w:r>
         <w:rPr>
           <w:sz w:val="24"/>
@@ -21231,6 +21412,115 @@
     <w:p>
       <w:pPr>
         <w:pStyle w:val="BodyText"/>
+        <w:spacing w:before="41" w:after="160"/>
+        <w:ind w:left="1716" w:firstLine="0"/>
+        <w:rPr>
+          <w:sz w:val="24"/>
+          <w:szCs w:val="24"/>
+        </w:rPr>
+      </w:pPr>
+      <w:r>
+        <w:rPr>
+          <w:sz w:val="24"/>
+          <w:szCs w:val="24"/>
+          <w:u w:val="single" w:color="000000"/>
+        </w:rPr>
+        <w:t>John</w:t>
+      </w:r>
+    </w:p>
+    <w:p>
+      <w:pPr>
+        <w:pStyle w:val="BodyText"/>
+        <w:spacing w:before="41" w:after="160"/>
+        <w:ind w:left="1716" w:firstLine="0"/>
+        <w:rPr>
+          <w:sz w:val="24"/>
+          <w:szCs w:val="24"/>
+        </w:rPr>
+      </w:pPr>
+      <w:r>
+        <w:rPr>
+          <w:sz w:val="24"/>
+          <w:szCs w:val="24"/>
+        </w:rPr>
+        <w:t>Ellen</w:t>
+      </w:r>
+    </w:p>
+    <w:p>
+      <w:pPr>
+        <w:pStyle w:val="BodyText"/>
+        <w:spacing w:before="41" w:after="160"/>
+        <w:ind w:left="1716" w:firstLine="0"/>
+        <w:rPr>
+          <w:sz w:val="24"/>
+          <w:szCs w:val="24"/>
+        </w:rPr>
+      </w:pPr>
+      <w:r>
+        <w:rPr>
+          <w:sz w:val="24"/>
+          <w:szCs w:val="24"/>
+        </w:rPr>
+        <w:t>Tom</w:t>
+      </w:r>
+    </w:p>
+    <w:p>
+      <w:pPr>
+        <w:pStyle w:val="BodyText"/>
+        <w:spacing w:before="41" w:after="160"/>
+        <w:ind w:left="1716" w:firstLine="0"/>
+        <w:rPr>
+          <w:sz w:val="24"/>
+          <w:szCs w:val="24"/>
+        </w:rPr>
+      </w:pPr>
+      <w:r>
+        <w:rPr>
+          <w:sz w:val="24"/>
+          <w:szCs w:val="24"/>
+        </w:rPr>
+        <w:t>Becky</w:t>
+      </w:r>
+    </w:p>
+    <w:p>
+      <w:pPr>
+        <w:pStyle w:val="BodyText"/>
+        <w:spacing w:before="41" w:after="160"/>
+        <w:ind w:left="1716" w:firstLine="0"/>
+        <w:rPr>
+          <w:sz w:val="24"/>
+          <w:szCs w:val="24"/>
+        </w:rPr>
+      </w:pPr>
+      <w:r>
+        <w:rPr>
+          <w:sz w:val="24"/>
+          <w:szCs w:val="24"/>
+        </w:rPr>
+        <w:t>Eli</w:t>
+      </w:r>
+    </w:p>
+    <w:p>
+      <w:pPr>
+        <w:pStyle w:val="BodyText"/>
+        <w:spacing w:before="41" w:after="160"/>
+        <w:ind w:left="1716" w:firstLine="0"/>
+        <w:rPr>
+          <w:sz w:val="24"/>
+          <w:szCs w:val="24"/>
+        </w:rPr>
+      </w:pPr>
+      <w:r>
+        <w:rPr>
+          <w:sz w:val="24"/>
+          <w:szCs w:val="24"/>
+        </w:rPr>
+        <w:t>jill</w:t>
+      </w:r>
+    </w:p>
+    <w:p>
+      <w:pPr>
+        <w:pStyle w:val="BodyText"/>
         <w:numPr>
           <w:ilvl w:val="0"/>
           <w:numId w:val="8"/>
@@ -21472,7 +21762,6 @@
         </w:rPr>
         <w:t xml:space="preserve">create </w:t>
       </w:r>
-      <w:proofErr w:type="gramStart"/>
       <w:r>
         <w:rPr>
           <w:sz w:val="24"/>
@@ -21497,7 +21786,6 @@
         </w:rPr>
         <w:t>for</w:t>
       </w:r>
-      <w:proofErr w:type="gramEnd"/>
       <w:r>
         <w:rPr>
           <w:b/>
@@ -22294,7 +22582,6 @@
         </w:rPr>
         <w:t xml:space="preserve"> </w:t>
       </w:r>
-      <w:proofErr w:type="gramStart"/>
       <w:r>
         <w:rPr>
           <w:sz w:val="24"/>
@@ -22320,7 +22607,6 @@
         </w:rPr>
         <w:t>for</w:t>
       </w:r>
-      <w:proofErr w:type="gramEnd"/>
       <w:r>
         <w:rPr>
           <w:b/>
@@ -22485,6 +22771,14 @@
         </w:rPr>
         <w:t>Enter.</w:t>
       </w:r>
+      <w:r>
+        <w:rPr>
+          <w:spacing w:val="-1"/>
+          <w:sz w:val="24"/>
+          <w:szCs w:val="24"/>
+        </w:rPr>
+        <w:t>cat</w:t>
+      </w:r>
     </w:p>
     <w:p>
       <w:pPr>
@@ -22515,7 +22809,6 @@
         </w:rPr>
         <w:t xml:space="preserve"> </w:t>
       </w:r>
-      <w:proofErr w:type="gramStart"/>
       <w:r>
         <w:rPr>
           <w:b/>
@@ -22526,7 +22819,6 @@
         </w:rPr>
         <w:t>This</w:t>
       </w:r>
-      <w:proofErr w:type="gramEnd"/>
       <w:r>
         <w:rPr>
           <w:b/>
@@ -22898,6 +23190,7 @@
           <w:szCs w:val="24"/>
         </w:rPr>
       </w:pPr>
+      <w:proofErr w:type="gramStart"/>
       <w:r>
         <w:rPr>
           <w:sz w:val="24"/>
@@ -22913,7 +23206,6 @@
         </w:rPr>
         <w:t xml:space="preserve"> </w:t>
       </w:r>
-      <w:proofErr w:type="gramStart"/>
       <w:r>
         <w:rPr>
           <w:b/>
@@ -23052,6 +23344,7 @@
           <w:sz w:val="24"/>
           <w:szCs w:val="24"/>
         </w:rPr>
+        <w:lastRenderedPageBreak/>
         <w:t xml:space="preserve">Type </w:t>
       </w:r>
       <w:proofErr w:type="spellStart"/>
@@ -23311,7 +23604,6 @@
         </w:rPr>
         <w:t xml:space="preserve"> </w:t>
       </w:r>
-      <w:proofErr w:type="gramStart"/>
       <w:r>
         <w:rPr>
           <w:b/>
@@ -23322,7 +23614,6 @@
         </w:rPr>
         <w:t>This</w:t>
       </w:r>
-      <w:proofErr w:type="gramEnd"/>
       <w:r>
         <w:rPr>
           <w:b/>
@@ -23709,7 +24000,6 @@
         </w:rPr>
         <w:t xml:space="preserve"> </w:t>
       </w:r>
-      <w:proofErr w:type="gramStart"/>
       <w:r>
         <w:rPr>
           <w:b/>
@@ -23720,7 +24010,6 @@
         </w:rPr>
         <w:t>This</w:t>
       </w:r>
-      <w:proofErr w:type="gramEnd"/>
       <w:r>
         <w:rPr>
           <w:b/>
@@ -23997,37 +24286,12 @@
         </w:rPr>
         <w:t xml:space="preserve"> </w:t>
       </w:r>
-      <w:proofErr w:type="gramStart"/>
-      <w:r>
-        <w:rPr>
-          <w:sz w:val="24"/>
-          <w:szCs w:val="24"/>
-        </w:rPr>
-        <w:t>vi</w:t>
-      </w:r>
-      <w:proofErr w:type="gramEnd"/>
-      <w:r>
-        <w:rPr>
-          <w:sz w:val="24"/>
-          <w:szCs w:val="24"/>
-        </w:rPr>
-        <w:t xml:space="preserve">, </w:t>
-      </w:r>
-      <w:proofErr w:type="spellStart"/>
-      <w:r>
-        <w:rPr>
-          <w:sz w:val="24"/>
-          <w:szCs w:val="24"/>
-        </w:rPr>
-        <w:t>nano</w:t>
-      </w:r>
-      <w:proofErr w:type="spellEnd"/>
-      <w:r>
-        <w:rPr>
-          <w:sz w:val="24"/>
-          <w:szCs w:val="24"/>
-        </w:rPr>
-        <w:t>, or</w:t>
+      <w:r>
+        <w:rPr>
+          <w:sz w:val="24"/>
+          <w:szCs w:val="24"/>
+        </w:rPr>
+        <w:t>vi, nano, or</w:t>
       </w:r>
       <w:r>
         <w:rPr>
@@ -24218,55 +24482,71 @@
           <w:spacing w:val="9"/>
         </w:rPr>
       </w:pPr>
+      <w:r>
+        <w:rPr>
+          <w:b/>
+          <w:spacing w:val="-1"/>
+        </w:rPr>
+        <w:t>for</w:t>
+      </w:r>
+      <w:r>
+        <w:rPr>
+          <w:b/>
+          <w:spacing w:val="12"/>
+        </w:rPr>
+        <w:t xml:space="preserve"> </w:t>
+      </w:r>
+      <w:r>
+        <w:rPr>
+          <w:b/>
+        </w:rPr>
+        <w:t>file</w:t>
+      </w:r>
+      <w:r>
+        <w:rPr>
+          <w:b/>
+          <w:spacing w:val="7"/>
+        </w:rPr>
+        <w:t xml:space="preserve"> </w:t>
+      </w:r>
+      <w:r>
+        <w:rPr>
+          <w:b/>
+        </w:rPr>
+        <w:t>in</w:t>
+      </w:r>
+      <w:r>
+        <w:rPr>
+          <w:b/>
+          <w:spacing w:val="7"/>
+        </w:rPr>
+        <w:t xml:space="preserve"> </w:t>
+      </w:r>
       <w:proofErr w:type="gramStart"/>
       <w:r>
         <w:rPr>
           <w:b/>
           <w:spacing w:val="-1"/>
         </w:rPr>
-        <w:t>for</w:t>
+        <w:t>chap[</w:t>
       </w:r>
       <w:proofErr w:type="gramEnd"/>
       <w:r>
         <w:rPr>
           <w:b/>
-          <w:spacing w:val="12"/>
-        </w:rPr>
-        <w:t xml:space="preserve"> </w:t>
-      </w:r>
-      <w:r>
-        <w:rPr>
-          <w:b/>
-        </w:rPr>
-        <w:t>file</w:t>
-      </w:r>
-      <w:r>
-        <w:rPr>
-          <w:b/>
-          <w:spacing w:val="7"/>
-        </w:rPr>
-        <w:t xml:space="preserve"> </w:t>
-      </w:r>
-      <w:r>
-        <w:rPr>
-          <w:b/>
-        </w:rPr>
-        <w:t>in</w:t>
-      </w:r>
-      <w:r>
-        <w:rPr>
-          <w:b/>
-          <w:spacing w:val="7"/>
-        </w:rPr>
-        <w:t xml:space="preserve"> </w:t>
-      </w:r>
-      <w:r>
-        <w:rPr>
-          <w:b/>
-          <w:spacing w:val="-1"/>
-        </w:rPr>
-        <w:t>chap[1234];</w:t>
-      </w:r>
+          <w:spacing w:val="-1"/>
+        </w:rPr>
+        <w:t>1234</w:t>
+      </w:r>
+      <w:proofErr w:type="gramStart"/>
+      <w:r>
+        <w:rPr>
+          <w:b/>
+          <w:spacing w:val="-1"/>
+        </w:rPr>
+        <w:t>];</w:t>
+      </w:r>
+      <w:proofErr w:type="gramEnd"/>
       <w:r>
         <w:rPr>
           <w:b/>
@@ -24285,7 +24565,6 @@
           <w:b/>
         </w:rPr>
       </w:pPr>
-      <w:proofErr w:type="gramStart"/>
       <w:r>
         <w:rPr>
           <w:b/>
@@ -24293,7 +24572,6 @@
         </w:rPr>
         <w:t>do</w:t>
       </w:r>
-      <w:proofErr w:type="gramEnd"/>
       <w:r>
         <w:rPr>
           <w:b/>
@@ -24332,7 +24610,6 @@
           <w:spacing w:val="-1"/>
         </w:rPr>
       </w:pPr>
-      <w:proofErr w:type="gramStart"/>
       <w:r>
         <w:rPr>
           <w:b/>
@@ -24340,7 +24617,6 @@
         </w:rPr>
         <w:t>done</w:t>
       </w:r>
-      <w:proofErr w:type="gramEnd"/>
     </w:p>
     <w:p>
       <w:pPr>
@@ -24470,6 +24746,7 @@
         </w:rPr>
         <w:t xml:space="preserve"> </w:t>
       </w:r>
+      <w:proofErr w:type="gramStart"/>
       <w:r>
         <w:rPr>
           <w:spacing w:val="-1"/>
@@ -24488,6 +24765,7 @@
         </w:rPr>
         <w:t>and</w:t>
       </w:r>
+      <w:proofErr w:type="gramEnd"/>
       <w:r>
         <w:t xml:space="preserve"> </w:t>
       </w:r>
@@ -24550,6 +24828,66 @@
           <w:u w:val="single" w:color="000000"/>
         </w:rPr>
         <w:t xml:space="preserve"> </w:t>
+      </w:r>
+    </w:p>
+    <w:p>
+      <w:pPr>
+        <w:pStyle w:val="BodyText"/>
+        <w:spacing w:before="41" w:after="160"/>
+        <w:ind w:left="1440"/>
+      </w:pPr>
+      <w:proofErr w:type="gramStart"/>
+      <w:r>
+        <w:t>this</w:t>
+      </w:r>
+      <w:proofErr w:type="gramEnd"/>
+      <w:r>
+        <w:t xml:space="preserve"> is chapter 1</w:t>
+      </w:r>
+    </w:p>
+    <w:p>
+      <w:pPr>
+        <w:pStyle w:val="BodyText"/>
+        <w:spacing w:before="41" w:after="160"/>
+        <w:ind w:left="1440"/>
+      </w:pPr>
+      <w:proofErr w:type="gramStart"/>
+      <w:r>
+        <w:t>this</w:t>
+      </w:r>
+      <w:proofErr w:type="gramEnd"/>
+      <w:r>
+        <w:t xml:space="preserve"> is chapter 2</w:t>
+      </w:r>
+    </w:p>
+    <w:p>
+      <w:pPr>
+        <w:pStyle w:val="BodyText"/>
+        <w:spacing w:before="41" w:after="160"/>
+        <w:ind w:left="1440"/>
+      </w:pPr>
+      <w:proofErr w:type="gramStart"/>
+      <w:r>
+        <w:t>this</w:t>
+      </w:r>
+      <w:proofErr w:type="gramEnd"/>
+      <w:r>
+        <w:t xml:space="preserve"> is chapter 3</w:t>
+      </w:r>
+    </w:p>
+    <w:p>
+      <w:pPr>
+        <w:pStyle w:val="BodyText"/>
+        <w:spacing w:before="41" w:after="160"/>
+        <w:ind w:firstLine="240"/>
+      </w:pPr>
+      <w:proofErr w:type="gramStart"/>
+      <w:r>
+        <w:t>this</w:t>
+      </w:r>
+      <w:proofErr w:type="gramEnd"/>
+      <w:r>
+        <w:t xml:space="preserve"> is chapter 4</w:t>
       </w:r>
     </w:p>
     <w:p>
@@ -24781,26 +25119,18 @@
           <w:sz w:val="24"/>
           <w:szCs w:val="24"/>
         </w:rPr>
-        <w:t xml:space="preserve">to </w:t>
-      </w:r>
+        <w:t>to the</w:t>
+      </w:r>
+      <w:r>
+        <w:rPr>
+          <w:spacing w:val="1"/>
+          <w:sz w:val="24"/>
+          <w:szCs w:val="24"/>
+        </w:rPr>
+        <w:t xml:space="preserve"> </w:t>
+      </w:r>
+      <w:proofErr w:type="spellStart"/>
       <w:proofErr w:type="gramStart"/>
-      <w:r>
-        <w:rPr>
-          <w:spacing w:val="-1"/>
-          <w:sz w:val="24"/>
-          <w:szCs w:val="24"/>
-        </w:rPr>
-        <w:t>the</w:t>
-      </w:r>
-      <w:r>
-        <w:rPr>
-          <w:spacing w:val="1"/>
-          <w:sz w:val="24"/>
-          <w:szCs w:val="24"/>
-        </w:rPr>
-        <w:t xml:space="preserve"> </w:t>
-      </w:r>
-      <w:proofErr w:type="spellStart"/>
       <w:r>
         <w:rPr>
           <w:b/>
@@ -25694,7 +26024,6 @@
           <w:szCs w:val="24"/>
         </w:rPr>
       </w:pPr>
-      <w:proofErr w:type="gramStart"/>
       <w:r>
         <w:rPr>
           <w:spacing w:val="-1"/>
@@ -25703,7 +26032,6 @@
         </w:rPr>
         <w:t>use</w:t>
       </w:r>
-      <w:proofErr w:type="gramEnd"/>
       <w:r>
         <w:rPr>
           <w:spacing w:val="2"/>
@@ -25717,23 +26045,7 @@
           <w:sz w:val="24"/>
           <w:szCs w:val="24"/>
         </w:rPr>
-        <w:t xml:space="preserve">vi, </w:t>
-      </w:r>
-      <w:proofErr w:type="spellStart"/>
-      <w:r>
-        <w:rPr>
-          <w:sz w:val="24"/>
-          <w:szCs w:val="24"/>
-        </w:rPr>
-        <w:t>nano</w:t>
-      </w:r>
-      <w:proofErr w:type="spellEnd"/>
-      <w:r>
-        <w:rPr>
-          <w:sz w:val="24"/>
-          <w:szCs w:val="24"/>
-        </w:rPr>
-        <w:t>, or</w:t>
+        <w:t>vi, nano, or</w:t>
       </w:r>
       <w:r>
         <w:rPr>
@@ -25861,6 +26173,7 @@
           <w:sz w:val="24"/>
           <w:szCs w:val="24"/>
         </w:rPr>
+        <w:lastRenderedPageBreak/>
         <w:t>Enter</w:t>
       </w:r>
       <w:r>
@@ -25967,7 +26280,6 @@
           <w:szCs w:val="24"/>
         </w:rPr>
       </w:pPr>
-      <w:proofErr w:type="gramStart"/>
       <w:r>
         <w:rPr>
           <w:b/>
@@ -25977,7 +26289,6 @@
         </w:rPr>
         <w:t>echo</w:t>
       </w:r>
-      <w:proofErr w:type="gramEnd"/>
       <w:r>
         <w:rPr>
           <w:b/>
@@ -26107,25 +26418,14 @@
           <w:szCs w:val="24"/>
         </w:rPr>
       </w:pPr>
-      <w:proofErr w:type="gramStart"/>
-      <w:r>
-        <w:rPr>
-          <w:b/>
-          <w:spacing w:val="-1"/>
-          <w:sz w:val="24"/>
-          <w:szCs w:val="24"/>
-        </w:rPr>
-        <w:t>color</w:t>
-      </w:r>
-      <w:proofErr w:type="gramEnd"/>
-      <w:r>
-        <w:rPr>
-          <w:b/>
-          <w:spacing w:val="-1"/>
-          <w:sz w:val="24"/>
-          <w:szCs w:val="24"/>
-        </w:rPr>
-        <w:t>:"</w:t>
+      <w:r>
+        <w:rPr>
+          <w:b/>
+          <w:spacing w:val="-1"/>
+          <w:sz w:val="24"/>
+          <w:szCs w:val="24"/>
+        </w:rPr>
+        <w:t>color:"</w:t>
       </w:r>
       <w:r>
         <w:rPr>
@@ -26178,7 +26478,6 @@
           <w:szCs w:val="24"/>
         </w:rPr>
       </w:pPr>
-      <w:proofErr w:type="gramStart"/>
       <w:r>
         <w:rPr>
           <w:b/>
@@ -26188,7 +26487,6 @@
         </w:rPr>
         <w:t>while</w:t>
       </w:r>
-      <w:proofErr w:type="gramEnd"/>
       <w:r>
         <w:rPr>
           <w:b/>
@@ -26199,6 +26497,7 @@
         </w:rPr>
         <w:t xml:space="preserve"> </w:t>
       </w:r>
+      <w:proofErr w:type="gramStart"/>
       <w:r>
         <w:rPr>
           <w:b/>
@@ -26228,6 +26527,7 @@
         </w:rPr>
         <w:t>"</w:t>
       </w:r>
+      <w:proofErr w:type="gramEnd"/>
       <w:r>
         <w:rPr>
           <w:b/>
@@ -26238,6 +26538,7 @@
         </w:rPr>
         <w:t>$guess</w:t>
       </w:r>
+      <w:proofErr w:type="gramStart"/>
       <w:r>
         <w:rPr>
           <w:b/>
@@ -26265,7 +26566,17 @@
           <w:sz w:val="24"/>
           <w:szCs w:val="24"/>
         </w:rPr>
-        <w:t>!=</w:t>
+        <w:t>!</w:t>
+      </w:r>
+      <w:proofErr w:type="gramEnd"/>
+      <w:r>
+        <w:rPr>
+          <w:b/>
+          <w:w w:val="105"/>
+          <w:sz w:val="24"/>
+          <w:szCs w:val="24"/>
+        </w:rPr>
+        <w:t>=</w:t>
       </w:r>
       <w:r>
         <w:rPr>
@@ -26297,6 +26608,7 @@
         </w:rPr>
         <w:t>red</w:t>
       </w:r>
+      <w:proofErr w:type="gramStart"/>
       <w:r>
         <w:rPr>
           <w:b/>
@@ -26326,6 +26638,7 @@
         </w:rPr>
         <w:t>]</w:t>
       </w:r>
+      <w:proofErr w:type="gramEnd"/>
       <w:r>
         <w:rPr>
           <w:b/>
@@ -26378,7 +26691,6 @@
           <w:szCs w:val="24"/>
         </w:rPr>
       </w:pPr>
-      <w:proofErr w:type="gramStart"/>
       <w:r>
         <w:rPr>
           <w:b/>
@@ -26388,7 +26700,6 @@
         </w:rPr>
         <w:t>echo</w:t>
       </w:r>
-      <w:proofErr w:type="gramEnd"/>
       <w:r>
         <w:rPr>
           <w:b/>
@@ -26495,19 +26806,8 @@
           <w:sz w:val="24"/>
           <w:szCs w:val="24"/>
         </w:rPr>
-        <w:t>again.</w:t>
-      </w:r>
-      <w:proofErr w:type="gramStart"/>
-      <w:r>
-        <w:rPr>
-          <w:b/>
-          <w:spacing w:val="-1"/>
-          <w:sz w:val="24"/>
-          <w:szCs w:val="24"/>
-        </w:rPr>
-        <w:t>";</w:t>
-      </w:r>
-      <w:proofErr w:type="gramEnd"/>
+        <w:t>again.";</w:t>
+      </w:r>
       <w:r>
         <w:rPr>
           <w:b/>
@@ -26752,6 +27052,7 @@
         </w:rPr>
         <w:t xml:space="preserve"> </w:t>
       </w:r>
+      <w:proofErr w:type="gramStart"/>
       <w:r>
         <w:rPr>
           <w:b/>
@@ -26785,6 +27086,7 @@
         </w:rPr>
         <w:t>and</w:t>
       </w:r>
+      <w:proofErr w:type="gramEnd"/>
       <w:r>
         <w:rPr>
           <w:sz w:val="24"/>
@@ -26896,6 +27198,564 @@
           <w:u w:val="single" w:color="000000"/>
         </w:rPr>
         <w:t xml:space="preserve"> </w:t>
+      </w:r>
+    </w:p>
+    <w:p>
+      <w:pPr>
+        <w:pStyle w:val="BodyText"/>
+        <w:tabs>
+          <w:tab w:val="left" w:pos="840"/>
+        </w:tabs>
+        <w:spacing w:before="41" w:after="160"/>
+        <w:rPr>
+          <w:sz w:val="24"/>
+          <w:szCs w:val="24"/>
+          <w:u w:color="000000"/>
+        </w:rPr>
+      </w:pPr>
+      <w:r>
+        <w:rPr>
+          <w:sz w:val="24"/>
+          <w:szCs w:val="24"/>
+          <w:u w:color="000000"/>
+        </w:rPr>
+        <w:tab/>
+      </w:r>
+      <w:r>
+        <w:rPr>
+          <w:sz w:val="24"/>
+          <w:szCs w:val="24"/>
+          <w:u w:color="000000"/>
+        </w:rPr>
+        <w:tab/>
+      </w:r>
+      <w:proofErr w:type="spellStart"/>
+      <w:r>
+        <w:rPr>
+          <w:sz w:val="24"/>
+          <w:szCs w:val="24"/>
+          <w:u w:color="000000"/>
+        </w:rPr>
+        <w:t>jeremy@</w:t>
+      </w:r>
+      <w:proofErr w:type="gramStart"/>
+      <w:r>
+        <w:rPr>
+          <w:sz w:val="24"/>
+          <w:szCs w:val="24"/>
+          <w:u w:color="000000"/>
+        </w:rPr>
+        <w:t>produo</w:t>
+      </w:r>
+      <w:proofErr w:type="spellEnd"/>
+      <w:r>
+        <w:rPr>
+          <w:sz w:val="24"/>
+          <w:szCs w:val="24"/>
+          <w:u w:color="000000"/>
+        </w:rPr>
+        <w:t>:~</w:t>
+      </w:r>
+      <w:proofErr w:type="gramEnd"/>
+      <w:r>
+        <w:rPr>
+          <w:sz w:val="24"/>
+          <w:szCs w:val="24"/>
+          <w:u w:color="000000"/>
+        </w:rPr>
+        <w:t>$ cat &gt; colors</w:t>
+      </w:r>
+    </w:p>
+    <w:p>
+      <w:pPr>
+        <w:pStyle w:val="BodyText"/>
+        <w:tabs>
+          <w:tab w:val="left" w:pos="840"/>
+        </w:tabs>
+        <w:spacing w:before="41" w:after="160"/>
+        <w:rPr>
+          <w:sz w:val="24"/>
+          <w:szCs w:val="24"/>
+          <w:u w:color="000000"/>
+        </w:rPr>
+      </w:pPr>
+      <w:proofErr w:type="gramStart"/>
+      <w:r>
+        <w:rPr>
+          <w:sz w:val="24"/>
+          <w:szCs w:val="24"/>
+          <w:u w:color="000000"/>
+        </w:rPr>
+        <w:t>#!/</w:t>
+      </w:r>
+      <w:proofErr w:type="gramEnd"/>
+      <w:r>
+        <w:rPr>
+          <w:sz w:val="24"/>
+          <w:szCs w:val="24"/>
+          <w:u w:color="000000"/>
+        </w:rPr>
+        <w:t>bin/bash</w:t>
+      </w:r>
+    </w:p>
+    <w:p>
+      <w:pPr>
+        <w:pStyle w:val="BodyText"/>
+        <w:tabs>
+          <w:tab w:val="left" w:pos="840"/>
+        </w:tabs>
+        <w:spacing w:before="41" w:after="160"/>
+        <w:rPr>
+          <w:sz w:val="24"/>
+          <w:szCs w:val="24"/>
+          <w:u w:color="000000"/>
+        </w:rPr>
+      </w:pPr>
+      <w:r>
+        <w:rPr>
+          <w:sz w:val="24"/>
+          <w:szCs w:val="24"/>
+          <w:u w:color="000000"/>
+        </w:rPr>
+        <w:t>echo -n "Try to guess my favorite color:"</w:t>
+      </w:r>
+    </w:p>
+    <w:p>
+      <w:pPr>
+        <w:pStyle w:val="BodyText"/>
+        <w:tabs>
+          <w:tab w:val="left" w:pos="840"/>
+        </w:tabs>
+        <w:spacing w:before="41" w:after="160"/>
+        <w:rPr>
+          <w:sz w:val="24"/>
+          <w:szCs w:val="24"/>
+          <w:u w:color="000000"/>
+        </w:rPr>
+      </w:pPr>
+      <w:r>
+        <w:rPr>
+          <w:sz w:val="24"/>
+          <w:szCs w:val="24"/>
+          <w:u w:color="000000"/>
+        </w:rPr>
+        <w:t>read guess</w:t>
+      </w:r>
+    </w:p>
+    <w:p>
+      <w:pPr>
+        <w:pStyle w:val="BodyText"/>
+        <w:tabs>
+          <w:tab w:val="left" w:pos="840"/>
+        </w:tabs>
+        <w:spacing w:before="41" w:after="160"/>
+        <w:rPr>
+          <w:sz w:val="24"/>
+          <w:szCs w:val="24"/>
+          <w:u w:color="000000"/>
+        </w:rPr>
+      </w:pPr>
+      <w:proofErr w:type="gramStart"/>
+      <w:r>
+        <w:rPr>
+          <w:sz w:val="24"/>
+          <w:szCs w:val="24"/>
+          <w:u w:color="000000"/>
+        </w:rPr>
+        <w:t>while [ "</w:t>
+      </w:r>
+      <w:proofErr w:type="gramEnd"/>
+      <w:r>
+        <w:rPr>
+          <w:sz w:val="24"/>
+          <w:szCs w:val="24"/>
+          <w:u w:color="000000"/>
+        </w:rPr>
+        <w:t>$guess</w:t>
+      </w:r>
+      <w:proofErr w:type="gramStart"/>
+      <w:r>
+        <w:rPr>
+          <w:sz w:val="24"/>
+          <w:szCs w:val="24"/>
+          <w:u w:color="000000"/>
+        </w:rPr>
+        <w:t>" !</w:t>
+      </w:r>
+      <w:proofErr w:type="gramEnd"/>
+      <w:r>
+        <w:rPr>
+          <w:sz w:val="24"/>
+          <w:szCs w:val="24"/>
+          <w:u w:color="000000"/>
+        </w:rPr>
+        <w:t>= "red</w:t>
+      </w:r>
+      <w:proofErr w:type="gramStart"/>
+      <w:r>
+        <w:rPr>
+          <w:sz w:val="24"/>
+          <w:szCs w:val="24"/>
+          <w:u w:color="000000"/>
+        </w:rPr>
+        <w:t>" ]</w:t>
+      </w:r>
+      <w:proofErr w:type="gramEnd"/>
+      <w:r>
+        <w:rPr>
+          <w:sz w:val="24"/>
+          <w:szCs w:val="24"/>
+          <w:u w:color="000000"/>
+        </w:rPr>
+        <w:t>; do</w:t>
+      </w:r>
+    </w:p>
+    <w:p>
+      <w:pPr>
+        <w:pStyle w:val="BodyText"/>
+        <w:tabs>
+          <w:tab w:val="left" w:pos="840"/>
+        </w:tabs>
+        <w:spacing w:before="41" w:after="160"/>
+        <w:rPr>
+          <w:sz w:val="24"/>
+          <w:szCs w:val="24"/>
+          <w:u w:color="000000"/>
+        </w:rPr>
+      </w:pPr>
+      <w:r>
+        <w:rPr>
+          <w:sz w:val="24"/>
+          <w:szCs w:val="24"/>
+          <w:u w:color="000000"/>
+        </w:rPr>
+        <w:t>echo "no, not that one. try again.</w:t>
+      </w:r>
+      <w:proofErr w:type="gramStart"/>
+      <w:r>
+        <w:rPr>
+          <w:sz w:val="24"/>
+          <w:szCs w:val="24"/>
+          <w:u w:color="000000"/>
+        </w:rPr>
+        <w:t>";</w:t>
+      </w:r>
+      <w:proofErr w:type="gramEnd"/>
+    </w:p>
+    <w:p>
+      <w:pPr>
+        <w:pStyle w:val="BodyText"/>
+        <w:tabs>
+          <w:tab w:val="left" w:pos="840"/>
+        </w:tabs>
+        <w:spacing w:before="41" w:after="160"/>
+        <w:rPr>
+          <w:sz w:val="24"/>
+          <w:szCs w:val="24"/>
+          <w:u w:color="000000"/>
+        </w:rPr>
+      </w:pPr>
+      <w:r>
+        <w:rPr>
+          <w:sz w:val="24"/>
+          <w:szCs w:val="24"/>
+          <w:u w:color="000000"/>
+        </w:rPr>
+        <w:t>read guess</w:t>
+      </w:r>
+    </w:p>
+    <w:p>
+      <w:pPr>
+        <w:pStyle w:val="BodyText"/>
+        <w:tabs>
+          <w:tab w:val="left" w:pos="840"/>
+        </w:tabs>
+        <w:spacing w:before="41" w:after="160"/>
+        <w:rPr>
+          <w:sz w:val="24"/>
+          <w:szCs w:val="24"/>
+          <w:u w:color="000000"/>
+        </w:rPr>
+      </w:pPr>
+      <w:r>
+        <w:rPr>
+          <w:sz w:val="24"/>
+          <w:szCs w:val="24"/>
+          <w:u w:color="000000"/>
+        </w:rPr>
+        <w:t>done</w:t>
+      </w:r>
+    </w:p>
+    <w:p>
+      <w:pPr>
+        <w:pStyle w:val="BodyText"/>
+        <w:tabs>
+          <w:tab w:val="left" w:pos="840"/>
+        </w:tabs>
+        <w:spacing w:before="41" w:after="160"/>
+        <w:rPr>
+          <w:sz w:val="24"/>
+          <w:szCs w:val="24"/>
+          <w:u w:color="000000"/>
+        </w:rPr>
+      </w:pPr>
+      <w:proofErr w:type="spellStart"/>
+      <w:r>
+        <w:rPr>
+          <w:sz w:val="24"/>
+          <w:szCs w:val="24"/>
+          <w:u w:color="000000"/>
+        </w:rPr>
+        <w:t>jeremy@</w:t>
+      </w:r>
+      <w:proofErr w:type="gramStart"/>
+      <w:r>
+        <w:rPr>
+          <w:sz w:val="24"/>
+          <w:szCs w:val="24"/>
+          <w:u w:color="000000"/>
+        </w:rPr>
+        <w:t>produo</w:t>
+      </w:r>
+      <w:proofErr w:type="spellEnd"/>
+      <w:r>
+        <w:rPr>
+          <w:sz w:val="24"/>
+          <w:szCs w:val="24"/>
+          <w:u w:color="000000"/>
+        </w:rPr>
+        <w:t>:~</w:t>
+      </w:r>
+      <w:proofErr w:type="gramEnd"/>
+      <w:r>
+        <w:rPr>
+          <w:sz w:val="24"/>
+          <w:szCs w:val="24"/>
+          <w:u w:color="000000"/>
+        </w:rPr>
+        <w:t>$</w:t>
+      </w:r>
+      <w:r>
+        <w:rPr>
+          <w:sz w:val="24"/>
+          <w:szCs w:val="24"/>
+          <w:u w:color="000000"/>
+        </w:rPr>
+        <w:t xml:space="preserve"> </w:t>
+      </w:r>
+      <w:proofErr w:type="spellStart"/>
+      <w:r>
+        <w:rPr>
+          <w:sz w:val="24"/>
+          <w:szCs w:val="24"/>
+          <w:u w:color="000000"/>
+        </w:rPr>
+        <w:t>chmod</w:t>
+      </w:r>
+      <w:proofErr w:type="spellEnd"/>
+      <w:r>
+        <w:rPr>
+          <w:sz w:val="24"/>
+          <w:szCs w:val="24"/>
+          <w:u w:color="000000"/>
+        </w:rPr>
+        <w:t xml:space="preserve"> </w:t>
+      </w:r>
+      <w:proofErr w:type="spellStart"/>
+      <w:r>
+        <w:rPr>
+          <w:sz w:val="24"/>
+          <w:szCs w:val="24"/>
+          <w:u w:color="000000"/>
+        </w:rPr>
+        <w:t>ugo+x</w:t>
+      </w:r>
+      <w:proofErr w:type="spellEnd"/>
+      <w:r>
+        <w:rPr>
+          <w:sz w:val="24"/>
+          <w:szCs w:val="24"/>
+          <w:u w:color="000000"/>
+        </w:rPr>
+        <w:t xml:space="preserve"> colors</w:t>
+      </w:r>
+    </w:p>
+    <w:p>
+      <w:pPr>
+        <w:pStyle w:val="BodyText"/>
+        <w:tabs>
+          <w:tab w:val="left" w:pos="840"/>
+        </w:tabs>
+        <w:spacing w:before="41" w:after="160"/>
+        <w:rPr>
+          <w:sz w:val="24"/>
+          <w:szCs w:val="24"/>
+          <w:u w:color="000000"/>
+        </w:rPr>
+      </w:pPr>
+      <w:proofErr w:type="spellStart"/>
+      <w:r>
+        <w:rPr>
+          <w:sz w:val="24"/>
+          <w:szCs w:val="24"/>
+          <w:u w:color="000000"/>
+        </w:rPr>
+        <w:t>jeremy@</w:t>
+      </w:r>
+      <w:proofErr w:type="gramStart"/>
+      <w:r>
+        <w:rPr>
+          <w:sz w:val="24"/>
+          <w:szCs w:val="24"/>
+          <w:u w:color="000000"/>
+        </w:rPr>
+        <w:t>produo</w:t>
+      </w:r>
+      <w:proofErr w:type="spellEnd"/>
+      <w:r>
+        <w:rPr>
+          <w:sz w:val="24"/>
+          <w:szCs w:val="24"/>
+          <w:u w:color="000000"/>
+        </w:rPr>
+        <w:t>:~</w:t>
+      </w:r>
+      <w:proofErr w:type="gramEnd"/>
+      <w:r>
+        <w:rPr>
+          <w:sz w:val="24"/>
+          <w:szCs w:val="24"/>
+          <w:u w:color="000000"/>
+        </w:rPr>
+        <w:t>$ bash colors</w:t>
+      </w:r>
+    </w:p>
+    <w:p>
+      <w:pPr>
+        <w:pStyle w:val="BodyText"/>
+        <w:tabs>
+          <w:tab w:val="left" w:pos="840"/>
+        </w:tabs>
+        <w:spacing w:before="41" w:after="160"/>
+        <w:rPr>
+          <w:sz w:val="24"/>
+          <w:szCs w:val="24"/>
+          <w:u w:color="000000"/>
+        </w:rPr>
+      </w:pPr>
+      <w:r>
+        <w:rPr>
+          <w:sz w:val="24"/>
+          <w:szCs w:val="24"/>
+          <w:u w:color="000000"/>
+        </w:rPr>
+        <w:t xml:space="preserve">Try to guess my favorite </w:t>
+      </w:r>
+      <w:proofErr w:type="spellStart"/>
+      <w:proofErr w:type="gramStart"/>
+      <w:r>
+        <w:rPr>
+          <w:sz w:val="24"/>
+          <w:szCs w:val="24"/>
+          <w:u w:color="000000"/>
+        </w:rPr>
+        <w:t>color:blue</w:t>
+      </w:r>
+      <w:proofErr w:type="spellEnd"/>
+      <w:proofErr w:type="gramEnd"/>
+    </w:p>
+    <w:p>
+      <w:pPr>
+        <w:pStyle w:val="BodyText"/>
+        <w:tabs>
+          <w:tab w:val="left" w:pos="840"/>
+        </w:tabs>
+        <w:spacing w:before="41" w:after="160"/>
+        <w:rPr>
+          <w:sz w:val="24"/>
+          <w:szCs w:val="24"/>
+          <w:u w:color="000000"/>
+        </w:rPr>
+      </w:pPr>
+      <w:r>
+        <w:rPr>
+          <w:sz w:val="24"/>
+          <w:szCs w:val="24"/>
+          <w:u w:color="000000"/>
+        </w:rPr>
+        <w:t>no, not that one. try again.</w:t>
+      </w:r>
+    </w:p>
+    <w:p>
+      <w:pPr>
+        <w:pStyle w:val="BodyText"/>
+        <w:tabs>
+          <w:tab w:val="left" w:pos="840"/>
+        </w:tabs>
+        <w:spacing w:before="41" w:after="160"/>
+        <w:rPr>
+          <w:sz w:val="24"/>
+          <w:szCs w:val="24"/>
+          <w:u w:color="000000"/>
+        </w:rPr>
+      </w:pPr>
+      <w:r>
+        <w:rPr>
+          <w:sz w:val="24"/>
+          <w:szCs w:val="24"/>
+          <w:u w:color="000000"/>
+        </w:rPr>
+        <w:t>red</w:t>
+      </w:r>
+    </w:p>
+    <w:p>
+      <w:pPr>
+        <w:pStyle w:val="BodyText"/>
+        <w:tabs>
+          <w:tab w:val="left" w:pos="840"/>
+        </w:tabs>
+        <w:spacing w:before="41" w:after="160"/>
+        <w:ind w:firstLine="0"/>
+        <w:rPr>
+          <w:sz w:val="24"/>
+          <w:szCs w:val="24"/>
+        </w:rPr>
+      </w:pPr>
+      <w:proofErr w:type="spellStart"/>
+      <w:r>
+        <w:rPr>
+          <w:sz w:val="24"/>
+          <w:szCs w:val="24"/>
+          <w:u w:color="000000"/>
+        </w:rPr>
+        <w:t>jeremy@</w:t>
+      </w:r>
+      <w:proofErr w:type="gramStart"/>
+      <w:r>
+        <w:rPr>
+          <w:sz w:val="24"/>
+          <w:szCs w:val="24"/>
+          <w:u w:color="000000"/>
+        </w:rPr>
+        <w:t>produo</w:t>
+      </w:r>
+      <w:proofErr w:type="spellEnd"/>
+      <w:r>
+        <w:rPr>
+          <w:sz w:val="24"/>
+          <w:szCs w:val="24"/>
+          <w:u w:color="000000"/>
+        </w:rPr>
+        <w:t>:~</w:t>
+      </w:r>
+      <w:proofErr w:type="gramEnd"/>
+      <w:r>
+        <w:rPr>
+          <w:sz w:val="24"/>
+          <w:szCs w:val="24"/>
+          <w:u w:color="000000"/>
+        </w:rPr>
+        <w:t>$</w:t>
       </w:r>
     </w:p>
     <w:p>
@@ -27316,7 +28176,16 @@
           <w:sz w:val="24"/>
           <w:szCs w:val="24"/>
         </w:rPr>
-        <w:t xml:space="preserve"> responses</w:t>
+        <w:t xml:space="preserve"> </w:t>
+      </w:r>
+      <w:r>
+        <w:rPr>
+          <w:spacing w:val="-1"/>
+          <w:sz w:val="24"/>
+          <w:szCs w:val="24"/>
+        </w:rPr>
+        <w:lastRenderedPageBreak/>
+        <w:t>responses</w:t>
       </w:r>
       <w:r>
         <w:rPr>
@@ -27364,6 +28233,7 @@
         </w:rPr>
         <w:t xml:space="preserve">made </w:t>
       </w:r>
+      <w:proofErr w:type="gramStart"/>
       <w:r>
         <w:rPr>
           <w:sz w:val="24"/>
@@ -27408,7 +28278,15 @@
           <w:sz w:val="24"/>
           <w:szCs w:val="24"/>
         </w:rPr>
-        <w:t xml:space="preserve">of </w:t>
+        <w:t>of</w:t>
+      </w:r>
+      <w:proofErr w:type="gramEnd"/>
+      <w:r>
+        <w:rPr>
+          <w:sz w:val="24"/>
+          <w:szCs w:val="24"/>
+        </w:rPr>
+        <w:t xml:space="preserve"> </w:t>
       </w:r>
       <w:r>
         <w:rPr>
@@ -27804,37 +28682,12 @@
         </w:rPr>
         <w:t xml:space="preserve"> </w:t>
       </w:r>
-      <w:proofErr w:type="gramStart"/>
-      <w:r>
-        <w:rPr>
-          <w:sz w:val="24"/>
-          <w:szCs w:val="24"/>
-        </w:rPr>
-        <w:t>vi</w:t>
-      </w:r>
-      <w:proofErr w:type="gramEnd"/>
-      <w:r>
-        <w:rPr>
-          <w:sz w:val="24"/>
-          <w:szCs w:val="24"/>
-        </w:rPr>
-        <w:t xml:space="preserve">, </w:t>
-      </w:r>
-      <w:proofErr w:type="spellStart"/>
-      <w:r>
-        <w:rPr>
-          <w:sz w:val="24"/>
-          <w:szCs w:val="24"/>
-        </w:rPr>
-        <w:t>nano</w:t>
-      </w:r>
-      <w:proofErr w:type="spellEnd"/>
-      <w:r>
-        <w:rPr>
-          <w:sz w:val="24"/>
-          <w:szCs w:val="24"/>
-        </w:rPr>
-        <w:t>, or</w:t>
+      <w:r>
+        <w:rPr>
+          <w:sz w:val="24"/>
+          <w:szCs w:val="24"/>
+        </w:rPr>
+        <w:t>vi, nano, or</w:t>
       </w:r>
       <w:r>
         <w:rPr>
@@ -28175,12 +29028,22 @@
           <w:sz w:val="24"/>
           <w:szCs w:val="24"/>
         </w:rPr>
-        <w:t>color:</w:t>
-      </w:r>
+        <w:t>color</w:t>
+      </w:r>
+      <w:proofErr w:type="gramStart"/>
       <w:r>
         <w:rPr>
           <w:rFonts w:cs="Calibri"/>
           <w:b/>
+          <w:sz w:val="24"/>
+          <w:szCs w:val="24"/>
+        </w:rPr>
+        <w:t>:</w:t>
+      </w:r>
+      <w:r>
+        <w:rPr>
+          <w:rFonts w:cs="Calibri"/>
+          <w:b/>
           <w:spacing w:val="9"/>
           <w:sz w:val="24"/>
           <w:szCs w:val="24"/>
@@ -28194,7 +29057,17 @@
           <w:sz w:val="24"/>
           <w:szCs w:val="24"/>
         </w:rPr>
-        <w:t>”;</w:t>
+        <w:t>”</w:t>
+      </w:r>
+      <w:proofErr w:type="gramEnd"/>
+      <w:r>
+        <w:rPr>
+          <w:rFonts w:cs="Calibri"/>
+          <w:b/>
+          <w:sz w:val="24"/>
+          <w:szCs w:val="24"/>
+        </w:rPr>
+        <w:t>;</w:t>
       </w:r>
       <w:r>
         <w:rPr>
@@ -28221,7 +29094,6 @@
           <w:szCs w:val="24"/>
         </w:rPr>
       </w:pPr>
-      <w:proofErr w:type="gramStart"/>
       <w:r>
         <w:rPr>
           <w:rFonts w:cs="Calibri"/>
@@ -28232,7 +29104,6 @@
         </w:rPr>
         <w:t>read</w:t>
       </w:r>
-      <w:proofErr w:type="gramEnd"/>
       <w:r>
         <w:rPr>
           <w:rFonts w:cs="Calibri"/>
@@ -28276,7 +29147,6 @@
           <w:szCs w:val="24"/>
         </w:rPr>
       </w:pPr>
-      <w:proofErr w:type="gramStart"/>
       <w:r>
         <w:rPr>
           <w:rFonts w:cs="Calibri"/>
@@ -28286,7 +29156,6 @@
         </w:rPr>
         <w:t>case</w:t>
       </w:r>
-      <w:proofErr w:type="gramEnd"/>
       <w:r>
         <w:rPr>
           <w:rFonts w:cs="Calibri"/>
@@ -28352,7 +29221,6 @@
         </w:rPr>
         <w:t>“</w:t>
       </w:r>
-      <w:proofErr w:type="gramStart"/>
       <w:r>
         <w:rPr>
           <w:rFonts w:cs="Calibri"/>
@@ -28386,7 +29254,6 @@
         </w:rPr>
         <w:t>ue</w:t>
       </w:r>
-      <w:proofErr w:type="gramEnd"/>
       <w:r>
         <w:rPr>
           <w:rFonts w:cs="Calibri"/>
@@ -28550,6 +29417,7 @@
         </w:rPr>
         <w:t xml:space="preserve"> </w:t>
       </w:r>
+      <w:proofErr w:type="gramStart"/>
       <w:r>
         <w:rPr>
           <w:rFonts w:cs="Calibri"/>
@@ -28594,6 +29462,7 @@
         </w:rPr>
         <w:t>.”;;</w:t>
       </w:r>
+      <w:proofErr w:type="gramEnd"/>
       <w:r>
         <w:rPr>
           <w:rFonts w:cs="Calibri"/>
@@ -28629,19 +29498,7 @@
           <w:sz w:val="24"/>
           <w:szCs w:val="24"/>
         </w:rPr>
-        <w:t>“</w:t>
-      </w:r>
-      <w:proofErr w:type="gramStart"/>
-      <w:r>
-        <w:rPr>
-          <w:rFonts w:cs="Calibri"/>
-          <w:b/>
-          <w:spacing w:val="-1"/>
-          <w:w w:val="105"/>
-          <w:sz w:val="24"/>
-          <w:szCs w:val="24"/>
-        </w:rPr>
-        <w:t>y</w:t>
+        <w:t>“y</w:t>
       </w:r>
       <w:r>
         <w:rPr>
@@ -28685,19 +29542,7 @@
           <w:sz w:val="24"/>
           <w:szCs w:val="24"/>
         </w:rPr>
-        <w:t>w</w:t>
-      </w:r>
-      <w:proofErr w:type="gramEnd"/>
-      <w:r>
-        <w:rPr>
-          <w:rFonts w:cs="Calibri"/>
-          <w:b/>
-          <w:spacing w:val="-1"/>
-          <w:w w:val="105"/>
-          <w:sz w:val="24"/>
-          <w:szCs w:val="24"/>
-        </w:rPr>
-        <w:t>”</w:t>
+        <w:t>w”</w:t>
       </w:r>
       <w:r>
         <w:rPr>
@@ -28896,6 +29741,7 @@
         </w:rPr>
         <w:t xml:space="preserve"> </w:t>
       </w:r>
+      <w:proofErr w:type="gramStart"/>
       <w:r>
         <w:rPr>
           <w:rFonts w:cs="Calibri"/>
@@ -28929,6 +29775,7 @@
         </w:rPr>
         <w:t>t.”;;</w:t>
       </w:r>
+      <w:proofErr w:type="gramEnd"/>
     </w:p>
     <w:p>
       <w:pPr>
@@ -28966,7 +29813,6 @@
         </w:rPr>
         <w:t>“</w:t>
       </w:r>
-      <w:proofErr w:type="gramStart"/>
       <w:r>
         <w:rPr>
           <w:rFonts w:cs="Calibri"/>
@@ -28978,7 +29824,6 @@
         </w:rPr>
         <w:t>red</w:t>
       </w:r>
-      <w:proofErr w:type="gramEnd"/>
       <w:r>
         <w:rPr>
           <w:rFonts w:cs="Calibri"/>
@@ -29208,6 +30053,7 @@
         </w:rPr>
         <w:t xml:space="preserve"> </w:t>
       </w:r>
+      <w:proofErr w:type="gramStart"/>
       <w:r>
         <w:rPr>
           <w:rFonts w:cs="Calibri"/>
@@ -29263,6 +30109,7 @@
         </w:rPr>
         <w:t>.”;;</w:t>
       </w:r>
+      <w:proofErr w:type="gramEnd"/>
     </w:p>
     <w:p>
       <w:pPr>
@@ -29284,7 +30131,136 @@
           <w:sz w:val="24"/>
           <w:szCs w:val="24"/>
         </w:rPr>
-        <w:t>“</w:t>
+        <w:t>“orange”)</w:t>
+      </w:r>
+      <w:r>
+        <w:rPr>
+          <w:rFonts w:cs="Calibri"/>
+          <w:b/>
+          <w:spacing w:val="14"/>
+          <w:sz w:val="24"/>
+          <w:szCs w:val="24"/>
+        </w:rPr>
+        <w:t xml:space="preserve"> </w:t>
+      </w:r>
+      <w:r>
+        <w:rPr>
+          <w:rFonts w:cs="Calibri"/>
+          <w:b/>
+          <w:spacing w:val="-1"/>
+          <w:sz w:val="24"/>
+          <w:szCs w:val="24"/>
+        </w:rPr>
+        <w:t>echo</w:t>
+      </w:r>
+      <w:r>
+        <w:rPr>
+          <w:rFonts w:cs="Calibri"/>
+          <w:b/>
+          <w:spacing w:val="12"/>
+          <w:sz w:val="24"/>
+          <w:szCs w:val="24"/>
+        </w:rPr>
+        <w:t xml:space="preserve"> </w:t>
+      </w:r>
+      <w:r>
+        <w:rPr>
+          <w:rFonts w:cs="Calibri"/>
+          <w:b/>
+          <w:sz w:val="24"/>
+          <w:szCs w:val="24"/>
+        </w:rPr>
+        <w:t>“As</w:t>
+      </w:r>
+      <w:r>
+        <w:rPr>
+          <w:rFonts w:cs="Calibri"/>
+          <w:b/>
+          <w:spacing w:val="12"/>
+          <w:sz w:val="24"/>
+          <w:szCs w:val="24"/>
+        </w:rPr>
+        <w:t xml:space="preserve"> </w:t>
+      </w:r>
+      <w:r>
+        <w:rPr>
+          <w:rFonts w:cs="Calibri"/>
+          <w:b/>
+          <w:spacing w:val="-1"/>
+          <w:sz w:val="24"/>
+          <w:szCs w:val="24"/>
+        </w:rPr>
+        <w:t>autumn</w:t>
+      </w:r>
+      <w:r>
+        <w:rPr>
+          <w:rFonts w:cs="Calibri"/>
+          <w:b/>
+          <w:spacing w:val="14"/>
+          <w:sz w:val="24"/>
+          <w:szCs w:val="24"/>
+        </w:rPr>
+        <w:t xml:space="preserve"> </w:t>
+      </w:r>
+      <w:r>
+        <w:rPr>
+          <w:rFonts w:cs="Calibri"/>
+          <w:b/>
+          <w:spacing w:val="-1"/>
+          <w:sz w:val="24"/>
+          <w:szCs w:val="24"/>
+        </w:rPr>
+        <w:t>has</w:t>
+      </w:r>
+      <w:r>
+        <w:rPr>
+          <w:rFonts w:cs="Calibri"/>
+          <w:b/>
+          <w:spacing w:val="14"/>
+          <w:sz w:val="24"/>
+          <w:szCs w:val="24"/>
+        </w:rPr>
+        <w:t xml:space="preserve"> </w:t>
+      </w:r>
+      <w:r>
+        <w:rPr>
+          <w:rFonts w:cs="Calibri"/>
+          <w:b/>
+          <w:spacing w:val="-1"/>
+          <w:sz w:val="24"/>
+          <w:szCs w:val="24"/>
+        </w:rPr>
+        <w:t>shades</w:t>
+      </w:r>
+      <w:r>
+        <w:rPr>
+          <w:rFonts w:cs="Calibri"/>
+          <w:b/>
+          <w:spacing w:val="15"/>
+          <w:sz w:val="24"/>
+          <w:szCs w:val="24"/>
+        </w:rPr>
+        <w:t xml:space="preserve"> </w:t>
+      </w:r>
+      <w:r>
+        <w:rPr>
+          <w:rFonts w:cs="Calibri"/>
+          <w:b/>
+          <w:spacing w:val="-1"/>
+          <w:sz w:val="24"/>
+          <w:szCs w:val="24"/>
+        </w:rPr>
+        <w:t>of</w:t>
+      </w:r>
+      <w:r>
+        <w:rPr>
+          <w:rFonts w:cs="Calibri"/>
+          <w:b/>
+          <w:spacing w:val="13"/>
+          <w:sz w:val="24"/>
+          <w:szCs w:val="24"/>
+        </w:rPr>
+        <w:t xml:space="preserve"> </w:t>
       </w:r>
       <w:proofErr w:type="gramStart"/>
       <w:r>
@@ -29295,158 +30271,9 @@
           <w:sz w:val="24"/>
           <w:szCs w:val="24"/>
         </w:rPr>
-        <w:t>orange</w:t>
+        <w:t>Orange.”;;</w:t>
       </w:r>
       <w:proofErr w:type="gramEnd"/>
-      <w:r>
-        <w:rPr>
-          <w:rFonts w:cs="Calibri"/>
-          <w:b/>
-          <w:spacing w:val="-1"/>
-          <w:sz w:val="24"/>
-          <w:szCs w:val="24"/>
-        </w:rPr>
-        <w:t>”)</w:t>
-      </w:r>
-      <w:r>
-        <w:rPr>
-          <w:rFonts w:cs="Calibri"/>
-          <w:b/>
-          <w:spacing w:val="14"/>
-          <w:sz w:val="24"/>
-          <w:szCs w:val="24"/>
-        </w:rPr>
-        <w:t xml:space="preserve"> </w:t>
-      </w:r>
-      <w:r>
-        <w:rPr>
-          <w:rFonts w:cs="Calibri"/>
-          <w:b/>
-          <w:spacing w:val="-1"/>
-          <w:sz w:val="24"/>
-          <w:szCs w:val="24"/>
-        </w:rPr>
-        <w:t>echo</w:t>
-      </w:r>
-      <w:r>
-        <w:rPr>
-          <w:rFonts w:cs="Calibri"/>
-          <w:b/>
-          <w:spacing w:val="12"/>
-          <w:sz w:val="24"/>
-          <w:szCs w:val="24"/>
-        </w:rPr>
-        <w:t xml:space="preserve"> </w:t>
-      </w:r>
-      <w:r>
-        <w:rPr>
-          <w:rFonts w:cs="Calibri"/>
-          <w:b/>
-          <w:sz w:val="24"/>
-          <w:szCs w:val="24"/>
-        </w:rPr>
-        <w:t>“As</w:t>
-      </w:r>
-      <w:r>
-        <w:rPr>
-          <w:rFonts w:cs="Calibri"/>
-          <w:b/>
-          <w:spacing w:val="12"/>
-          <w:sz w:val="24"/>
-          <w:szCs w:val="24"/>
-        </w:rPr>
-        <w:t xml:space="preserve"> </w:t>
-      </w:r>
-      <w:r>
-        <w:rPr>
-          <w:rFonts w:cs="Calibri"/>
-          <w:b/>
-          <w:spacing w:val="-1"/>
-          <w:sz w:val="24"/>
-          <w:szCs w:val="24"/>
-        </w:rPr>
-        <w:t>autumn</w:t>
-      </w:r>
-      <w:r>
-        <w:rPr>
-          <w:rFonts w:cs="Calibri"/>
-          <w:b/>
-          <w:spacing w:val="14"/>
-          <w:sz w:val="24"/>
-          <w:szCs w:val="24"/>
-        </w:rPr>
-        <w:t xml:space="preserve"> </w:t>
-      </w:r>
-      <w:r>
-        <w:rPr>
-          <w:rFonts w:cs="Calibri"/>
-          <w:b/>
-          <w:spacing w:val="-1"/>
-          <w:sz w:val="24"/>
-          <w:szCs w:val="24"/>
-        </w:rPr>
-        <w:t>has</w:t>
-      </w:r>
-      <w:r>
-        <w:rPr>
-          <w:rFonts w:cs="Calibri"/>
-          <w:b/>
-          <w:spacing w:val="14"/>
-          <w:sz w:val="24"/>
-          <w:szCs w:val="24"/>
-        </w:rPr>
-        <w:t xml:space="preserve"> </w:t>
-      </w:r>
-      <w:r>
-        <w:rPr>
-          <w:rFonts w:cs="Calibri"/>
-          <w:b/>
-          <w:spacing w:val="-1"/>
-          <w:sz w:val="24"/>
-          <w:szCs w:val="24"/>
-        </w:rPr>
-        <w:t>shades</w:t>
-      </w:r>
-      <w:r>
-        <w:rPr>
-          <w:rFonts w:cs="Calibri"/>
-          <w:b/>
-          <w:spacing w:val="15"/>
-          <w:sz w:val="24"/>
-          <w:szCs w:val="24"/>
-        </w:rPr>
-        <w:t xml:space="preserve"> </w:t>
-      </w:r>
-      <w:r>
-        <w:rPr>
-          <w:rFonts w:cs="Calibri"/>
-          <w:b/>
-          <w:spacing w:val="-1"/>
-          <w:sz w:val="24"/>
-          <w:szCs w:val="24"/>
-        </w:rPr>
-        <w:t>of</w:t>
-      </w:r>
-      <w:r>
-        <w:rPr>
-          <w:rFonts w:cs="Calibri"/>
-          <w:b/>
-          <w:spacing w:val="13"/>
-          <w:sz w:val="24"/>
-          <w:szCs w:val="24"/>
-        </w:rPr>
-        <w:t xml:space="preserve"> </w:t>
-      </w:r>
-      <w:r>
-        <w:rPr>
-          <w:rFonts w:cs="Calibri"/>
-          <w:b/>
-          <w:spacing w:val="-1"/>
-          <w:sz w:val="24"/>
-          <w:szCs w:val="24"/>
-        </w:rPr>
-        <w:t>Orange.”;;</w:t>
-      </w:r>
     </w:p>
     <w:p>
       <w:pPr>
@@ -29711,6 +30538,7 @@
         </w:rPr>
         <w:t xml:space="preserve"> </w:t>
       </w:r>
+      <w:proofErr w:type="gramStart"/>
       <w:r>
         <w:rPr>
           <w:rFonts w:cs="Calibri"/>
@@ -29753,19 +30581,7 @@
           <w:sz w:val="24"/>
           <w:szCs w:val="24"/>
         </w:rPr>
-        <w:t>.</w:t>
-      </w:r>
-      <w:proofErr w:type="gramStart"/>
-      <w:r>
-        <w:rPr>
-          <w:rFonts w:cs="Calibri"/>
-          <w:b/>
-          <w:spacing w:val="-1"/>
-          <w:w w:val="105"/>
-          <w:sz w:val="24"/>
-          <w:szCs w:val="24"/>
-        </w:rPr>
-        <w:t>”;;</w:t>
+        <w:t>.”;;</w:t>
       </w:r>
       <w:proofErr w:type="gramEnd"/>
     </w:p>
@@ -29779,7 +30595,6 @@
         </w:rPr>
       </w:pPr>
       <w:proofErr w:type="spellStart"/>
-      <w:proofErr w:type="gramStart"/>
       <w:r>
         <w:rPr>
           <w:b/>
@@ -29795,7 +30610,6 @@
         <w:t>sac</w:t>
       </w:r>
       <w:proofErr w:type="spellEnd"/>
-      <w:proofErr w:type="gramEnd"/>
     </w:p>
     <w:p>
       <w:pPr>
@@ -29930,6 +30744,7 @@
         </w:rPr>
         <w:t xml:space="preserve"> </w:t>
       </w:r>
+      <w:proofErr w:type="gramStart"/>
       <w:r>
         <w:rPr>
           <w:b/>
@@ -29955,6 +30770,7 @@
         </w:rPr>
         <w:t>and</w:t>
       </w:r>
+      <w:proofErr w:type="gramEnd"/>
       <w:r>
         <w:t xml:space="preserve"> </w:t>
       </w:r>
@@ -30026,6 +30842,156 @@
           <w:u w:val="single" w:color="000000"/>
         </w:rPr>
         <w:t xml:space="preserve"> </w:t>
+      </w:r>
+    </w:p>
+    <w:p>
+      <w:pPr>
+        <w:pStyle w:val="BodyText"/>
+        <w:tabs>
+          <w:tab w:val="left" w:pos="840"/>
+        </w:tabs>
+        <w:spacing w:before="38" w:after="160"/>
+        <w:rPr>
+          <w:u w:color="000000"/>
+        </w:rPr>
+      </w:pPr>
+      <w:r>
+        <w:rPr>
+          <w:u w:color="000000"/>
+        </w:rPr>
+        <w:tab/>
+      </w:r>
+      <w:r>
+        <w:rPr>
+          <w:u w:color="000000"/>
+        </w:rPr>
+        <w:tab/>
+      </w:r>
+      <w:r>
+        <w:rPr>
+          <w:u w:color="000000"/>
+        </w:rPr>
+        <w:tab/>
+      </w:r>
+      <w:proofErr w:type="spellStart"/>
+      <w:r>
+        <w:rPr>
+          <w:u w:color="000000"/>
+        </w:rPr>
+        <w:t>jeremy@</w:t>
+      </w:r>
+      <w:proofErr w:type="gramStart"/>
+      <w:r>
+        <w:rPr>
+          <w:u w:color="000000"/>
+        </w:rPr>
+        <w:t>produo</w:t>
+      </w:r>
+      <w:proofErr w:type="spellEnd"/>
+      <w:r>
+        <w:rPr>
+          <w:u w:color="000000"/>
+        </w:rPr>
+        <w:t>:~</w:t>
+      </w:r>
+      <w:proofErr w:type="gramEnd"/>
+      <w:r>
+        <w:rPr>
+          <w:u w:color="000000"/>
+        </w:rPr>
+        <w:t xml:space="preserve">$ bash </w:t>
+      </w:r>
+      <w:proofErr w:type="spellStart"/>
+      <w:r>
+        <w:rPr>
+          <w:u w:color="000000"/>
+        </w:rPr>
+        <w:t>manycolors</w:t>
+      </w:r>
+      <w:proofErr w:type="spellEnd"/>
+    </w:p>
+    <w:p>
+      <w:pPr>
+        <w:pStyle w:val="BodyText"/>
+        <w:tabs>
+          <w:tab w:val="left" w:pos="840"/>
+        </w:tabs>
+        <w:spacing w:before="38" w:after="160"/>
+        <w:rPr>
+          <w:u w:color="000000"/>
+        </w:rPr>
+      </w:pPr>
+      <w:r>
+        <w:rPr>
+          <w:u w:color="000000"/>
+        </w:rPr>
+        <w:tab/>
+      </w:r>
+      <w:r>
+        <w:rPr>
+          <w:u w:color="000000"/>
+        </w:rPr>
+        <w:tab/>
+      </w:r>
+      <w:r>
+        <w:rPr>
+          <w:u w:color="000000"/>
+        </w:rPr>
+        <w:tab/>
+      </w:r>
+      <w:r>
+        <w:rPr>
+          <w:u w:color="000000"/>
+        </w:rPr>
+        <w:tab/>
+      </w:r>
+      <w:r>
+        <w:rPr>
+          <w:u w:color="000000"/>
+        </w:rPr>
+        <w:t>“Enter your favorite color</w:t>
+      </w:r>
+      <w:proofErr w:type="gramStart"/>
+      <w:r>
+        <w:rPr>
+          <w:u w:color="000000"/>
+        </w:rPr>
+        <w:t>: ”blue</w:t>
+      </w:r>
+      <w:proofErr w:type="gramEnd"/>
+    </w:p>
+    <w:p>
+      <w:pPr>
+        <w:pStyle w:val="BodyText"/>
+        <w:tabs>
+          <w:tab w:val="left" w:pos="840"/>
+        </w:tabs>
+        <w:spacing w:before="38" w:after="160"/>
+        <w:ind w:firstLine="0"/>
+      </w:pPr>
+      <w:r>
+        <w:rPr>
+          <w:u w:color="000000"/>
+        </w:rPr>
+        <w:tab/>
+      </w:r>
+      <w:r>
+        <w:rPr>
+          <w:u w:color="000000"/>
+        </w:rPr>
+        <w:tab/>
+      </w:r>
+      <w:r>
+        <w:rPr>
+          <w:u w:color="000000"/>
+        </w:rPr>
+        <w:tab/>
+      </w:r>
+      <w:r>
+        <w:rPr>
+          <w:u w:color="000000"/>
+        </w:rPr>
+        <w:t>“As in My Blue Heaven.”</w:t>
       </w:r>
     </w:p>
     <w:p>
@@ -30892,6 +31858,7 @@
           <w:sz w:val="24"/>
           <w:szCs w:val="24"/>
         </w:rPr>
+        <w:lastRenderedPageBreak/>
         <w:t>Type</w:t>
       </w:r>
       <w:r>
@@ -31049,6 +32016,7 @@
         </w:rPr>
         <w:t xml:space="preserve"> </w:t>
       </w:r>
+      <w:proofErr w:type="gramStart"/>
       <w:r>
         <w:rPr>
           <w:rFonts w:cs="Calibri"/>
@@ -31058,6 +32026,7 @@
         </w:rPr>
         <w:t>clear;</w:t>
       </w:r>
+      <w:proofErr w:type="gramEnd"/>
       <w:r>
         <w:rPr>
           <w:rFonts w:cs="Calibri"/>
@@ -31083,6 +32052,65 @@
         </w:rPr>
       </w:pPr>
       <w:proofErr w:type="spellStart"/>
+      <w:r>
+        <w:rPr>
+          <w:rFonts w:cs="Calibri"/>
+          <w:b/>
+          <w:spacing w:val="-1"/>
+          <w:sz w:val="24"/>
+          <w:szCs w:val="24"/>
+        </w:rPr>
+        <w:t>tput</w:t>
+      </w:r>
+      <w:proofErr w:type="spellEnd"/>
+      <w:r>
+        <w:rPr>
+          <w:rFonts w:cs="Calibri"/>
+          <w:b/>
+          <w:spacing w:val="8"/>
+          <w:sz w:val="24"/>
+          <w:szCs w:val="24"/>
+        </w:rPr>
+        <w:t xml:space="preserve"> </w:t>
+      </w:r>
+      <w:r>
+        <w:rPr>
+          <w:rFonts w:cs="Calibri"/>
+          <w:b/>
+          <w:sz w:val="24"/>
+          <w:szCs w:val="24"/>
+        </w:rPr>
+        <w:t>cup</w:t>
+      </w:r>
+      <w:r>
+        <w:rPr>
+          <w:rFonts w:cs="Calibri"/>
+          <w:b/>
+          <w:spacing w:val="3"/>
+          <w:sz w:val="24"/>
+          <w:szCs w:val="24"/>
+        </w:rPr>
+        <w:t xml:space="preserve"> </w:t>
+      </w:r>
+      <w:r>
+        <w:rPr>
+          <w:rFonts w:cs="Calibri"/>
+          <w:b/>
+          <w:sz w:val="24"/>
+          <w:szCs w:val="24"/>
+        </w:rPr>
+        <w:t>10</w:t>
+      </w:r>
+      <w:r>
+        <w:rPr>
+          <w:rFonts w:cs="Calibri"/>
+          <w:b/>
+          <w:spacing w:val="6"/>
+          <w:sz w:val="24"/>
+          <w:szCs w:val="24"/>
+        </w:rPr>
+        <w:t xml:space="preserve"> </w:t>
+      </w:r>
       <w:proofErr w:type="gramStart"/>
       <w:r>
         <w:rPr>
@@ -31092,68 +32120,9 @@
           <w:sz w:val="24"/>
           <w:szCs w:val="24"/>
         </w:rPr>
-        <w:t>tput</w:t>
-      </w:r>
-      <w:proofErr w:type="spellEnd"/>
+        <w:t>15;</w:t>
+      </w:r>
       <w:proofErr w:type="gramEnd"/>
-      <w:r>
-        <w:rPr>
-          <w:rFonts w:cs="Calibri"/>
-          <w:b/>
-          <w:spacing w:val="8"/>
-          <w:sz w:val="24"/>
-          <w:szCs w:val="24"/>
-        </w:rPr>
-        <w:t xml:space="preserve"> </w:t>
-      </w:r>
-      <w:r>
-        <w:rPr>
-          <w:rFonts w:cs="Calibri"/>
-          <w:b/>
-          <w:sz w:val="24"/>
-          <w:szCs w:val="24"/>
-        </w:rPr>
-        <w:t>cup</w:t>
-      </w:r>
-      <w:r>
-        <w:rPr>
-          <w:rFonts w:cs="Calibri"/>
-          <w:b/>
-          <w:spacing w:val="3"/>
-          <w:sz w:val="24"/>
-          <w:szCs w:val="24"/>
-        </w:rPr>
-        <w:t xml:space="preserve"> </w:t>
-      </w:r>
-      <w:r>
-        <w:rPr>
-          <w:rFonts w:cs="Calibri"/>
-          <w:b/>
-          <w:sz w:val="24"/>
-          <w:szCs w:val="24"/>
-        </w:rPr>
-        <w:t>10</w:t>
-      </w:r>
-      <w:r>
-        <w:rPr>
-          <w:rFonts w:cs="Calibri"/>
-          <w:b/>
-          <w:spacing w:val="6"/>
-          <w:sz w:val="24"/>
-          <w:szCs w:val="24"/>
-        </w:rPr>
-        <w:t xml:space="preserve"> </w:t>
-      </w:r>
-      <w:r>
-        <w:rPr>
-          <w:rFonts w:cs="Calibri"/>
-          <w:b/>
-          <w:spacing w:val="-1"/>
-          <w:sz w:val="24"/>
-          <w:szCs w:val="24"/>
-        </w:rPr>
-        <w:t>15;</w:t>
-      </w:r>
       <w:r>
         <w:rPr>
           <w:rFonts w:cs="Calibri"/>
@@ -31177,37 +32146,46 @@
           <w:szCs w:val="24"/>
         </w:rPr>
       </w:pPr>
+      <w:r>
+        <w:rPr>
+          <w:rFonts w:cs="Calibri"/>
+          <w:b/>
+          <w:spacing w:val="-1"/>
+          <w:sz w:val="24"/>
+          <w:szCs w:val="24"/>
+        </w:rPr>
+        <w:t>echo</w:t>
+      </w:r>
+      <w:r>
+        <w:rPr>
+          <w:rFonts w:cs="Calibri"/>
+          <w:b/>
+          <w:spacing w:val="6"/>
+          <w:sz w:val="24"/>
+          <w:szCs w:val="24"/>
+        </w:rPr>
+        <w:t xml:space="preserve"> </w:t>
+      </w:r>
+      <w:r>
+        <w:rPr>
+          <w:rFonts w:cs="Calibri"/>
+          <w:b/>
+          <w:sz w:val="24"/>
+          <w:szCs w:val="24"/>
+        </w:rPr>
+        <w:t>“Hello</w:t>
+      </w:r>
       <w:proofErr w:type="gramStart"/>
       <w:r>
         <w:rPr>
           <w:rFonts w:cs="Calibri"/>
           <w:b/>
-          <w:spacing w:val="-1"/>
-          <w:sz w:val="24"/>
-          <w:szCs w:val="24"/>
-        </w:rPr>
-        <w:t>echo</w:t>
+          <w:sz w:val="24"/>
+          <w:szCs w:val="24"/>
+        </w:rPr>
+        <w:t>”;</w:t>
       </w:r>
       <w:proofErr w:type="gramEnd"/>
-      <w:r>
-        <w:rPr>
-          <w:rFonts w:cs="Calibri"/>
-          <w:b/>
-          <w:spacing w:val="6"/>
-          <w:sz w:val="24"/>
-          <w:szCs w:val="24"/>
-        </w:rPr>
-        <w:t xml:space="preserve"> </w:t>
-      </w:r>
-      <w:r>
-        <w:rPr>
-          <w:rFonts w:cs="Calibri"/>
-          <w:b/>
-          <w:sz w:val="24"/>
-          <w:szCs w:val="24"/>
-        </w:rPr>
-        <w:t>“Hello”;</w:t>
-      </w:r>
     </w:p>
     <w:p>
       <w:pPr>
@@ -31232,85 +32210,85 @@
         <w:t xml:space="preserve"> </w:t>
       </w:r>
       <w:proofErr w:type="spellStart"/>
+      <w:r>
+        <w:rPr>
+          <w:rFonts w:cs="Calibri"/>
+          <w:b/>
+          <w:spacing w:val="-1"/>
+          <w:sz w:val="24"/>
+          <w:szCs w:val="24"/>
+        </w:rPr>
+        <w:t>tput</w:t>
+      </w:r>
+      <w:proofErr w:type="spellEnd"/>
+      <w:r>
+        <w:rPr>
+          <w:rFonts w:cs="Calibri"/>
+          <w:b/>
+          <w:spacing w:val="5"/>
+          <w:sz w:val="24"/>
+          <w:szCs w:val="24"/>
+        </w:rPr>
+        <w:t xml:space="preserve"> </w:t>
+      </w:r>
+      <w:r>
+        <w:rPr>
+          <w:rFonts w:cs="Calibri"/>
+          <w:b/>
+          <w:sz w:val="24"/>
+          <w:szCs w:val="24"/>
+        </w:rPr>
+        <w:t>cup</w:t>
+      </w:r>
+      <w:r>
+        <w:rPr>
+          <w:rFonts w:cs="Calibri"/>
+          <w:b/>
+          <w:spacing w:val="2"/>
+          <w:sz w:val="24"/>
+          <w:szCs w:val="24"/>
+        </w:rPr>
+        <w:t xml:space="preserve"> </w:t>
+      </w:r>
+      <w:r>
+        <w:rPr>
+          <w:rFonts w:cs="Calibri"/>
+          <w:b/>
+          <w:sz w:val="24"/>
+          <w:szCs w:val="24"/>
+        </w:rPr>
+        <w:t>20</w:t>
+      </w:r>
+      <w:r>
+        <w:rPr>
+          <w:rFonts w:cs="Calibri"/>
+          <w:b/>
+          <w:spacing w:val="6"/>
+          <w:sz w:val="24"/>
+          <w:szCs w:val="24"/>
+        </w:rPr>
+        <w:t xml:space="preserve"> </w:t>
+      </w:r>
       <w:proofErr w:type="gramStart"/>
       <w:r>
         <w:rPr>
           <w:rFonts w:cs="Calibri"/>
           <w:b/>
-          <w:spacing w:val="-1"/>
-          <w:sz w:val="24"/>
-          <w:szCs w:val="24"/>
-        </w:rPr>
-        <w:t>tput</w:t>
-      </w:r>
-      <w:proofErr w:type="spellEnd"/>
+          <w:sz w:val="24"/>
+          <w:szCs w:val="24"/>
+        </w:rPr>
+        <w:t>0</w:t>
+      </w:r>
+      <w:r>
+        <w:rPr>
+          <w:rFonts w:cs="Calibri"/>
+          <w:b/>
+          <w:sz w:val="24"/>
+          <w:szCs w:val="24"/>
+        </w:rPr>
+        <w:t>;</w:t>
+      </w:r>
       <w:proofErr w:type="gramEnd"/>
-      <w:r>
-        <w:rPr>
-          <w:rFonts w:cs="Calibri"/>
-          <w:b/>
-          <w:spacing w:val="5"/>
-          <w:sz w:val="24"/>
-          <w:szCs w:val="24"/>
-        </w:rPr>
-        <w:t xml:space="preserve"> </w:t>
-      </w:r>
-      <w:r>
-        <w:rPr>
-          <w:rFonts w:cs="Calibri"/>
-          <w:b/>
-          <w:sz w:val="24"/>
-          <w:szCs w:val="24"/>
-        </w:rPr>
-        <w:t>cup</w:t>
-      </w:r>
-      <w:r>
-        <w:rPr>
-          <w:rFonts w:cs="Calibri"/>
-          <w:b/>
-          <w:spacing w:val="2"/>
-          <w:sz w:val="24"/>
-          <w:szCs w:val="24"/>
-        </w:rPr>
-        <w:t xml:space="preserve"> </w:t>
-      </w:r>
-      <w:r>
-        <w:rPr>
-          <w:rFonts w:cs="Calibri"/>
-          <w:b/>
-          <w:sz w:val="24"/>
-          <w:szCs w:val="24"/>
-        </w:rPr>
-        <w:t>20</w:t>
-      </w:r>
-      <w:r>
-        <w:rPr>
-          <w:rFonts w:cs="Calibri"/>
-          <w:b/>
-          <w:spacing w:val="6"/>
-          <w:sz w:val="24"/>
-          <w:szCs w:val="24"/>
-        </w:rPr>
-        <w:t xml:space="preserve"> </w:t>
-      </w:r>
-      <w:r>
-        <w:rPr>
-          <w:rFonts w:cs="Calibri"/>
-          <w:b/>
-          <w:sz w:val="24"/>
-          <w:szCs w:val="24"/>
-        </w:rPr>
-        <w:t>0</w:t>
-      </w:r>
-      <w:r>
-        <w:rPr>
-          <w:rFonts w:cs="Calibri"/>
-          <w:b/>
-          <w:sz w:val="24"/>
-          <w:szCs w:val="24"/>
-        </w:rPr>
-        <w:t>;</w:t>
-      </w:r>
     </w:p>
     <w:p>
       <w:pPr>
@@ -31335,23 +32313,13 @@
           <w:szCs w:val="24"/>
         </w:rPr>
       </w:pPr>
-      <w:proofErr w:type="gramStart"/>
-      <w:r>
-        <w:rPr>
-          <w:spacing w:val="-1"/>
-          <w:sz w:val="24"/>
-          <w:szCs w:val="24"/>
-        </w:rPr>
-        <w:t>in</w:t>
-      </w:r>
-      <w:proofErr w:type="gramEnd"/>
-      <w:r>
-        <w:rPr>
-          <w:spacing w:val="-1"/>
-          <w:sz w:val="24"/>
-          <w:szCs w:val="24"/>
-        </w:rPr>
-        <w:t xml:space="preserve"> the</w:t>
+      <w:r>
+        <w:rPr>
+          <w:spacing w:val="-1"/>
+          <w:sz w:val="24"/>
+          <w:szCs w:val="24"/>
+        </w:rPr>
+        <w:t>in the</w:t>
       </w:r>
       <w:r>
         <w:rPr>
@@ -31959,23 +32927,7 @@
           <w:sz w:val="24"/>
           <w:szCs w:val="24"/>
         </w:rPr>
-        <w:t xml:space="preserve">vi, </w:t>
-      </w:r>
-      <w:proofErr w:type="spellStart"/>
-      <w:r>
-        <w:rPr>
-          <w:sz w:val="24"/>
-          <w:szCs w:val="24"/>
-        </w:rPr>
-        <w:t>nano</w:t>
-      </w:r>
-      <w:proofErr w:type="spellEnd"/>
-      <w:r>
-        <w:rPr>
-          <w:sz w:val="24"/>
-          <w:szCs w:val="24"/>
-        </w:rPr>
-        <w:t>, or</w:t>
+        <w:t>vi, nano, or</w:t>
       </w:r>
       <w:r>
         <w:rPr>
@@ -32183,7 +33135,6 @@
         </w:rPr>
       </w:pPr>
       <w:proofErr w:type="spellStart"/>
-      <w:proofErr w:type="gramStart"/>
       <w:r>
         <w:rPr>
           <w:b/>
@@ -32194,7 +33145,6 @@
         <w:t>tput</w:t>
       </w:r>
       <w:proofErr w:type="spellEnd"/>
-      <w:proofErr w:type="gramEnd"/>
       <w:r>
         <w:rPr>
           <w:b/>
@@ -32251,6 +33201,15 @@
         <w:t>tput</w:t>
       </w:r>
       <w:proofErr w:type="spellEnd"/>
+      <w:r>
+        <w:rPr>
+          <w:b/>
+          <w:spacing w:val="-1"/>
+          <w:sz w:val="24"/>
+          <w:szCs w:val="24"/>
+        </w:rPr>
+        <w:t xml:space="preserve"> clear   #</w:t>
+      </w:r>
       <w:proofErr w:type="gramEnd"/>
       <w:r>
         <w:rPr>
@@ -32259,7 +33218,7 @@
           <w:sz w:val="24"/>
           <w:szCs w:val="24"/>
         </w:rPr>
-        <w:t xml:space="preserve"> clear   #clear the screen</w:t>
+        <w:t>clear the screen</w:t>
       </w:r>
     </w:p>
     <w:p>
@@ -32294,7 +33253,27 @@
           <w:sz w:val="24"/>
           <w:szCs w:val="24"/>
         </w:rPr>
-        <w:t>#set bold text mode</w:t>
+        <w:t>#</w:t>
+      </w:r>
+      <w:proofErr w:type="gramStart"/>
+      <w:r>
+        <w:rPr>
+          <w:b/>
+          <w:spacing w:val="-1"/>
+          <w:sz w:val="24"/>
+          <w:szCs w:val="24"/>
+        </w:rPr>
+        <w:t>set</w:t>
+      </w:r>
+      <w:proofErr w:type="gramEnd"/>
+      <w:r>
+        <w:rPr>
+          <w:b/>
+          <w:spacing w:val="-1"/>
+          <w:sz w:val="24"/>
+          <w:szCs w:val="24"/>
+        </w:rPr>
+        <w:t xml:space="preserve"> bold text mode</w:t>
       </w:r>
     </w:p>
     <w:p>
@@ -32310,6 +33289,26 @@
         </w:rPr>
       </w:pPr>
       <w:proofErr w:type="spellStart"/>
+      <w:r>
+        <w:rPr>
+          <w:b/>
+          <w:spacing w:val="-1"/>
+          <w:sz w:val="24"/>
+          <w:szCs w:val="24"/>
+        </w:rPr>
+        <w:t>tput</w:t>
+      </w:r>
+      <w:proofErr w:type="spellEnd"/>
+      <w:r>
+        <w:rPr>
+          <w:b/>
+          <w:spacing w:val="-1"/>
+          <w:sz w:val="24"/>
+          <w:szCs w:val="24"/>
+        </w:rPr>
+        <w:t xml:space="preserve"> </w:t>
+      </w:r>
+      <w:proofErr w:type="spellStart"/>
       <w:proofErr w:type="gramStart"/>
       <w:r>
         <w:rPr>
@@ -32318,9 +33317,18 @@
           <w:sz w:val="24"/>
           <w:szCs w:val="24"/>
         </w:rPr>
-        <w:t>tput</w:t>
+        <w:t>smso</w:t>
       </w:r>
       <w:proofErr w:type="spellEnd"/>
+      <w:r>
+        <w:rPr>
+          <w:b/>
+          <w:spacing w:val="-1"/>
+          <w:sz w:val="24"/>
+          <w:szCs w:val="24"/>
+        </w:rPr>
+        <w:t xml:space="preserve">  #</w:t>
+      </w:r>
       <w:proofErr w:type="gramEnd"/>
       <w:r>
         <w:rPr>
@@ -32329,27 +33337,7 @@
           <w:sz w:val="24"/>
           <w:szCs w:val="24"/>
         </w:rPr>
-        <w:t xml:space="preserve"> </w:t>
-      </w:r>
-      <w:proofErr w:type="spellStart"/>
-      <w:r>
-        <w:rPr>
-          <w:b/>
-          <w:spacing w:val="-1"/>
-          <w:sz w:val="24"/>
-          <w:szCs w:val="24"/>
-        </w:rPr>
-        <w:t>smso</w:t>
-      </w:r>
-      <w:proofErr w:type="spellEnd"/>
-      <w:r>
-        <w:rPr>
-          <w:b/>
-          <w:spacing w:val="-1"/>
-          <w:sz w:val="24"/>
-          <w:szCs w:val="24"/>
-        </w:rPr>
-        <w:t xml:space="preserve">  #start stand-out mode (bold text)</w:t>
+        <w:t>start stand-out mode (bold text)</w:t>
       </w:r>
     </w:p>
     <w:p>
@@ -32378,6 +33366,25 @@
         </w:rPr>
       </w:pPr>
       <w:proofErr w:type="spellStart"/>
+      <w:r>
+        <w:rPr>
+          <w:b/>
+          <w:spacing w:val="-1"/>
+          <w:sz w:val="24"/>
+          <w:szCs w:val="24"/>
+        </w:rPr>
+        <w:t>tput</w:t>
+      </w:r>
+      <w:proofErr w:type="spellEnd"/>
+      <w:r>
+        <w:rPr>
+          <w:b/>
+          <w:spacing w:val="-1"/>
+          <w:sz w:val="24"/>
+          <w:szCs w:val="24"/>
+        </w:rPr>
+        <w:t xml:space="preserve"> cup 10 2; echo "Type Last Name</w:t>
+      </w:r>
       <w:proofErr w:type="gramStart"/>
       <w:r>
         <w:rPr>
@@ -32386,9 +33393,8 @@
           <w:sz w:val="24"/>
           <w:szCs w:val="24"/>
         </w:rPr>
-        <w:t>tput</w:t>
-      </w:r>
-      <w:proofErr w:type="spellEnd"/>
+        <w:t>:"     #</w:t>
+      </w:r>
       <w:proofErr w:type="gramEnd"/>
       <w:r>
         <w:rPr>
@@ -32397,18 +33403,7 @@
           <w:sz w:val="24"/>
           <w:szCs w:val="24"/>
         </w:rPr>
-        <w:t xml:space="preserve"> cup 10 2;</w:t>
-      </w:r>
-      <w:bookmarkStart w:id="0" w:name="_GoBack"/>
-      <w:bookmarkEnd w:id="0"/>
-      <w:r>
-        <w:rPr>
-          <w:b/>
-          <w:spacing w:val="-1"/>
-          <w:sz w:val="24"/>
-          <w:szCs w:val="24"/>
-        </w:rPr>
-        <w:t xml:space="preserve"> echo "Type Last Name:"     #bold caption</w:t>
+        <w:t>bold caption</w:t>
       </w:r>
     </w:p>
     <w:p>
@@ -32437,6 +33432,25 @@
         </w:rPr>
       </w:pPr>
       <w:proofErr w:type="spellStart"/>
+      <w:r>
+        <w:rPr>
+          <w:b/>
+          <w:spacing w:val="-1"/>
+          <w:sz w:val="24"/>
+          <w:szCs w:val="24"/>
+        </w:rPr>
+        <w:t>tput</w:t>
+      </w:r>
+      <w:proofErr w:type="spellEnd"/>
+      <w:r>
+        <w:rPr>
+          <w:b/>
+          <w:spacing w:val="-1"/>
+          <w:sz w:val="24"/>
+          <w:szCs w:val="24"/>
+        </w:rPr>
+        <w:t xml:space="preserve"> cup 12 20; echo "Type First Name</w:t>
+      </w:r>
       <w:proofErr w:type="gramStart"/>
       <w:r>
         <w:rPr>
@@ -32445,9 +33459,8 @@
           <w:sz w:val="24"/>
           <w:szCs w:val="24"/>
         </w:rPr>
-        <w:t>tput</w:t>
-      </w:r>
-      <w:proofErr w:type="spellEnd"/>
+        <w:t>:"   #</w:t>
+      </w:r>
       <w:proofErr w:type="gramEnd"/>
       <w:r>
         <w:rPr>
@@ -32456,7 +33469,7 @@
           <w:sz w:val="24"/>
           <w:szCs w:val="24"/>
         </w:rPr>
-        <w:t xml:space="preserve"> cup 12 20; echo "Type First Name:"   #bold caption</w:t>
+        <w:t>bold caption</w:t>
       </w:r>
     </w:p>
     <w:p>
@@ -32491,7 +33504,27 @@
           <w:sz w:val="24"/>
           <w:szCs w:val="24"/>
         </w:rPr>
-        <w:t>#turn off bold text mode</w:t>
+        <w:t>#</w:t>
+      </w:r>
+      <w:proofErr w:type="gramStart"/>
+      <w:r>
+        <w:rPr>
+          <w:b/>
+          <w:spacing w:val="-1"/>
+          <w:sz w:val="24"/>
+          <w:szCs w:val="24"/>
+        </w:rPr>
+        <w:t>turn</w:t>
+      </w:r>
+      <w:proofErr w:type="gramEnd"/>
+      <w:r>
+        <w:rPr>
+          <w:b/>
+          <w:spacing w:val="-1"/>
+          <w:sz w:val="24"/>
+          <w:szCs w:val="24"/>
+        </w:rPr>
+        <w:t xml:space="preserve"> off bold text mode</w:t>
       </w:r>
     </w:p>
     <w:p>
@@ -32507,7 +33540,6 @@
         </w:rPr>
       </w:pPr>
       <w:proofErr w:type="spellStart"/>
-      <w:proofErr w:type="gramStart"/>
       <w:r>
         <w:rPr>
           <w:b/>
@@ -32518,7 +33550,6 @@
         <w:t>tput</w:t>
       </w:r>
       <w:proofErr w:type="spellEnd"/>
-      <w:proofErr w:type="gramEnd"/>
       <w:r>
         <w:rPr>
           <w:b/>
@@ -32575,7 +33606,6 @@
         </w:rPr>
       </w:pPr>
       <w:proofErr w:type="spellStart"/>
-      <w:proofErr w:type="gramStart"/>
       <w:r>
         <w:rPr>
           <w:b/>
@@ -32586,7 +33616,6 @@
         <w:t>tput</w:t>
       </w:r>
       <w:proofErr w:type="spellEnd"/>
-      <w:proofErr w:type="gramEnd"/>
       <w:r>
         <w:rPr>
           <w:b/>
@@ -32652,6 +33681,26 @@
         </w:rPr>
       </w:pPr>
       <w:proofErr w:type="spellStart"/>
+      <w:r>
+        <w:rPr>
+          <w:b/>
+          <w:spacing w:val="-1"/>
+          <w:sz w:val="24"/>
+          <w:szCs w:val="24"/>
+        </w:rPr>
+        <w:t>tput</w:t>
+      </w:r>
+      <w:proofErr w:type="spellEnd"/>
+      <w:r>
+        <w:rPr>
+          <w:b/>
+          <w:spacing w:val="-1"/>
+          <w:sz w:val="24"/>
+          <w:szCs w:val="24"/>
+        </w:rPr>
+        <w:t xml:space="preserve"> cup 12 41; read </w:t>
+      </w:r>
+      <w:proofErr w:type="spellStart"/>
       <w:proofErr w:type="gramStart"/>
       <w:r>
         <w:rPr>
@@ -32660,9 +33709,18 @@
           <w:sz w:val="24"/>
           <w:szCs w:val="24"/>
         </w:rPr>
-        <w:t>tput</w:t>
+        <w:t>firstname</w:t>
       </w:r>
       <w:proofErr w:type="spellEnd"/>
+      <w:r>
+        <w:rPr>
+          <w:b/>
+          <w:spacing w:val="-1"/>
+          <w:sz w:val="24"/>
+          <w:szCs w:val="24"/>
+        </w:rPr>
+        <w:t xml:space="preserve">  #</w:t>
+      </w:r>
       <w:proofErr w:type="gramEnd"/>
       <w:r>
         <w:rPr>
@@ -32671,27 +33729,7 @@
           <w:sz w:val="24"/>
           <w:szCs w:val="24"/>
         </w:rPr>
-        <w:t xml:space="preserve"> cup 12 41; read </w:t>
-      </w:r>
-      <w:proofErr w:type="spellStart"/>
-      <w:r>
-        <w:rPr>
-          <w:b/>
-          <w:spacing w:val="-1"/>
-          <w:sz w:val="24"/>
-          <w:szCs w:val="24"/>
-        </w:rPr>
-        <w:t>firstname</w:t>
-      </w:r>
-      <w:proofErr w:type="spellEnd"/>
-      <w:r>
-        <w:rPr>
-          <w:b/>
-          <w:spacing w:val="-1"/>
-          <w:sz w:val="24"/>
-          <w:szCs w:val="24"/>
-        </w:rPr>
-        <w:t xml:space="preserve">  #enter first name</w:t>
+        <w:t>enter first name</w:t>
       </w:r>
     </w:p>
     <w:p>
@@ -32868,6 +33906,7 @@
         </w:rPr>
         <w:t xml:space="preserve"> </w:t>
       </w:r>
+      <w:proofErr w:type="gramStart"/>
       <w:r>
         <w:rPr>
           <w:b/>
@@ -32901,6 +33940,7 @@
         </w:rPr>
         <w:t>and</w:t>
       </w:r>
+      <w:proofErr w:type="gramEnd"/>
       <w:r>
         <w:rPr>
           <w:sz w:val="24"/>
@@ -33029,6 +34069,80 @@
           <w:u w:val="single" w:color="000000"/>
         </w:rPr>
         <w:t xml:space="preserve"> </w:t>
+      </w:r>
+    </w:p>
+    <w:p>
+      <w:pPr>
+        <w:pStyle w:val="BodyText"/>
+        <w:tabs>
+          <w:tab w:val="left" w:pos="840"/>
+        </w:tabs>
+        <w:spacing w:before="38" w:after="160"/>
+        <w:ind w:left="839" w:firstLine="0"/>
+        <w:rPr>
+          <w:sz w:val="24"/>
+          <w:szCs w:val="24"/>
+        </w:rPr>
+      </w:pPr>
+      <w:r>
+        <w:rPr>
+          <w:sz w:val="24"/>
+          <w:szCs w:val="24"/>
+          <w:u w:val="single" w:color="000000"/>
+        </w:rPr>
+        <w:tab/>
+      </w:r>
+      <w:r>
+        <w:rPr>
+          <w:sz w:val="24"/>
+          <w:szCs w:val="24"/>
+          <w:u w:val="single" w:color="000000"/>
+        </w:rPr>
+        <w:tab/>
+      </w:r>
+      <w:r>
+        <w:rPr>
+          <w:noProof/>
+          <w:sz w:val="24"/>
+          <w:szCs w:val="24"/>
+          <w:u w:val="single" w:color="000000"/>
+        </w:rPr>
+        <w:lastRenderedPageBreak/>
+        <w:drawing>
+          <wp:inline distT="0" distB="0" distL="0" distR="0" wp14:anchorId="70504B48" wp14:editId="4E6C8CD3">
+            <wp:extent cx="6096000" cy="3607435"/>
+            <wp:effectExtent l="0" t="0" r="0" b="0"/>
+            <wp:docPr id="1114414272" name="Picture 1" descr="A screenshot of a computer&#10;&#10;AI-generated content may be incorrect."/>
+            <wp:cNvGraphicFramePr>
+              <a:graphicFrameLocks xmlns:a="http://schemas.openxmlformats.org/drawingml/2006/main" noChangeAspect="1"/>
+            </wp:cNvGraphicFramePr>
+            <a:graphic xmlns:a="http://schemas.openxmlformats.org/drawingml/2006/main">
+              <a:graphicData uri="http://schemas.openxmlformats.org/drawingml/2006/picture">
+                <pic:pic xmlns:pic="http://schemas.openxmlformats.org/drawingml/2006/picture">
+                  <pic:nvPicPr>
+                    <pic:cNvPr id="1114414272" name="Picture 1" descr="A screenshot of a computer&#10;&#10;AI-generated content may be incorrect."/>
+                    <pic:cNvPicPr/>
+                  </pic:nvPicPr>
+                  <pic:blipFill>
+                    <a:blip r:embed="rId15"/>
+                    <a:stretch>
+                      <a:fillRect/>
+                    </a:stretch>
+                  </pic:blipFill>
+                  <pic:spPr>
+                    <a:xfrm>
+                      <a:off x="0" y="0"/>
+                      <a:ext cx="6096000" cy="3607435"/>
+                    </a:xfrm>
+                    <a:prstGeom prst="rect">
+                      <a:avLst/>
+                    </a:prstGeom>
+                  </pic:spPr>
+                </pic:pic>
+              </a:graphicData>
+            </a:graphic>
+          </wp:inline>
+        </w:drawing>
       </w:r>
     </w:p>
     <w:p>
@@ -33200,7 +34314,6 @@
         </w:rPr>
         <w:t xml:space="preserve"> </w:t>
       </w:r>
-      <w:proofErr w:type="gramStart"/>
       <w:r>
         <w:rPr>
           <w:spacing w:val="-1"/>
@@ -33219,7 +34332,6 @@
         <w:t>sh</w:t>
       </w:r>
       <w:proofErr w:type="spellEnd"/>
-      <w:proofErr w:type="gramEnd"/>
       <w:r>
         <w:rPr>
           <w:b/>
@@ -33612,7 +34724,6 @@
         </w:rPr>
         <w:t xml:space="preserve"> </w:t>
       </w:r>
-      <w:proofErr w:type="gramStart"/>
       <w:r>
         <w:rPr>
           <w:rFonts w:cs="Calibri"/>
@@ -33641,7 +34752,6 @@
         <w:t>sh</w:t>
       </w:r>
       <w:proofErr w:type="spellEnd"/>
-      <w:proofErr w:type="gramEnd"/>
       <w:r>
         <w:rPr>
           <w:rFonts w:cs="Calibri"/>
@@ -34874,6 +35984,60 @@
           <w:u w:val="single" w:color="000000"/>
         </w:rPr>
         <w:t xml:space="preserve"> </w:t>
+      </w:r>
+    </w:p>
+    <w:p>
+      <w:pPr>
+        <w:pStyle w:val="BodyText"/>
+        <w:spacing w:before="38" w:after="160"/>
+        <w:ind w:left="720" w:firstLine="0"/>
+        <w:rPr>
+          <w:sz w:val="24"/>
+          <w:szCs w:val="24"/>
+        </w:rPr>
+      </w:pPr>
+      <w:r>
+        <w:rPr>
+          <w:noProof/>
+          <w:sz w:val="24"/>
+          <w:szCs w:val="24"/>
+        </w:rPr>
+        <w:lastRenderedPageBreak/>
+        <w:drawing>
+          <wp:inline distT="0" distB="0" distL="0" distR="0" wp14:anchorId="452A3E15" wp14:editId="5DE5AC3F">
+            <wp:extent cx="6096000" cy="6117590"/>
+            <wp:effectExtent l="0" t="0" r="0" b="0"/>
+            <wp:docPr id="2146675204" name="Picture 1" descr="A screenshot of a computer program&#10;&#10;AI-generated content may be incorrect."/>
+            <wp:cNvGraphicFramePr>
+              <a:graphicFrameLocks xmlns:a="http://schemas.openxmlformats.org/drawingml/2006/main" noChangeAspect="1"/>
+            </wp:cNvGraphicFramePr>
+            <a:graphic xmlns:a="http://schemas.openxmlformats.org/drawingml/2006/main">
+              <a:graphicData uri="http://schemas.openxmlformats.org/drawingml/2006/picture">
+                <pic:pic xmlns:pic="http://schemas.openxmlformats.org/drawingml/2006/picture">
+                  <pic:nvPicPr>
+                    <pic:cNvPr id="2146675204" name="Picture 1" descr="A screenshot of a computer program&#10;&#10;AI-generated content may be incorrect."/>
+                    <pic:cNvPicPr/>
+                  </pic:nvPicPr>
+                  <pic:blipFill>
+                    <a:blip r:embed="rId16"/>
+                    <a:stretch>
+                      <a:fillRect/>
+                    </a:stretch>
+                  </pic:blipFill>
+                  <pic:spPr>
+                    <a:xfrm>
+                      <a:off x="0" y="0"/>
+                      <a:ext cx="6096000" cy="6117590"/>
+                    </a:xfrm>
+                    <a:prstGeom prst="rect">
+                      <a:avLst/>
+                    </a:prstGeom>
+                  </pic:spPr>
+                </pic:pic>
+              </a:graphicData>
+            </a:graphic>
+          </wp:inline>
+        </w:drawing>
       </w:r>
     </w:p>
     <w:p>
@@ -35017,37 +36181,12 @@
         </w:rPr>
         <w:t xml:space="preserve"> </w:t>
       </w:r>
-      <w:proofErr w:type="gramStart"/>
-      <w:r>
-        <w:rPr>
-          <w:sz w:val="24"/>
-          <w:szCs w:val="24"/>
-        </w:rPr>
-        <w:t>vi</w:t>
-      </w:r>
-      <w:proofErr w:type="gramEnd"/>
-      <w:r>
-        <w:rPr>
-          <w:sz w:val="24"/>
-          <w:szCs w:val="24"/>
-        </w:rPr>
-        <w:t xml:space="preserve">, </w:t>
-      </w:r>
-      <w:proofErr w:type="spellStart"/>
-      <w:r>
-        <w:rPr>
-          <w:sz w:val="24"/>
-          <w:szCs w:val="24"/>
-        </w:rPr>
-        <w:t>nano</w:t>
-      </w:r>
-      <w:proofErr w:type="spellEnd"/>
-      <w:r>
-        <w:rPr>
-          <w:sz w:val="24"/>
-          <w:szCs w:val="24"/>
-        </w:rPr>
-        <w:t>, or</w:t>
+      <w:r>
+        <w:rPr>
+          <w:sz w:val="24"/>
+          <w:szCs w:val="24"/>
+        </w:rPr>
+        <w:t>vi, nano, or</w:t>
       </w:r>
       <w:r>
         <w:rPr>
@@ -36043,14 +37182,55 @@
         </w:rPr>
         <w:t xml:space="preserve"> </w:t>
       </w:r>
-      <w:r>
-        <w:rPr>
-          <w:sz w:val="24"/>
-          <w:szCs w:val="24"/>
-          <w:u w:val="single" w:color="000000"/>
-        </w:rPr>
-        <w:t xml:space="preserve"> </w:t>
-      </w:r>
+    </w:p>
+    <w:p>
+      <w:pPr>
+        <w:pStyle w:val="BodyText"/>
+        <w:tabs>
+          <w:tab w:val="left" w:pos="840"/>
+        </w:tabs>
+        <w:spacing w:before="38" w:after="160" w:line="276" w:lineRule="auto"/>
+        <w:ind w:left="839" w:right="289" w:firstLine="0"/>
+        <w:rPr>
+          <w:sz w:val="24"/>
+          <w:szCs w:val="24"/>
+        </w:rPr>
+      </w:pPr>
+      <w:r>
+        <w:rPr>
+          <w:sz w:val="24"/>
+          <w:szCs w:val="24"/>
+          <w:u w:color="000000"/>
+        </w:rPr>
+        <w:lastRenderedPageBreak/>
+        <w:tab/>
+      </w:r>
+      <w:r>
+        <w:rPr>
+          <w:sz w:val="24"/>
+          <w:szCs w:val="24"/>
+          <w:u w:color="000000"/>
+        </w:rPr>
+        <w:tab/>
+      </w:r>
+      <w:r>
+        <w:rPr>
+          <w:sz w:val="24"/>
+          <w:szCs w:val="24"/>
+          <w:u w:color="000000"/>
+        </w:rPr>
+        <w:t xml:space="preserve">colors: 3: [: </w:t>
+      </w:r>
+      <w:proofErr w:type="gramStart"/>
+      <w:r>
+        <w:rPr>
+          <w:sz w:val="24"/>
+          <w:szCs w:val="24"/>
+          <w:u w:color="000000"/>
+        </w:rPr>
+        <w:t>missing ]</w:t>
+      </w:r>
+      <w:proofErr w:type="gramEnd"/>
     </w:p>
     <w:p>
       <w:pPr>
@@ -36110,37 +37290,12 @@
         </w:rPr>
         <w:t xml:space="preserve"> </w:t>
       </w:r>
-      <w:proofErr w:type="gramStart"/>
-      <w:r>
-        <w:rPr>
-          <w:sz w:val="24"/>
-          <w:szCs w:val="24"/>
-        </w:rPr>
-        <w:t>vi</w:t>
-      </w:r>
-      <w:proofErr w:type="gramEnd"/>
-      <w:r>
-        <w:rPr>
-          <w:sz w:val="24"/>
-          <w:szCs w:val="24"/>
-        </w:rPr>
-        <w:t xml:space="preserve">, </w:t>
-      </w:r>
-      <w:proofErr w:type="spellStart"/>
-      <w:r>
-        <w:rPr>
-          <w:sz w:val="24"/>
-          <w:szCs w:val="24"/>
-        </w:rPr>
-        <w:t>nano</w:t>
-      </w:r>
-      <w:proofErr w:type="spellEnd"/>
-      <w:r>
-        <w:rPr>
-          <w:sz w:val="24"/>
-          <w:szCs w:val="24"/>
-        </w:rPr>
-        <w:t>, or</w:t>
+      <w:r>
+        <w:rPr>
+          <w:sz w:val="24"/>
+          <w:szCs w:val="24"/>
+        </w:rPr>
+        <w:t>vi, nano, or</w:t>
       </w:r>
       <w:r>
         <w:rPr>
@@ -37109,6 +38264,52 @@
     <w:p>
       <w:pPr>
         <w:pStyle w:val="BodyText"/>
+        <w:tabs>
+          <w:tab w:val="left" w:pos="840"/>
+        </w:tabs>
+        <w:spacing w:before="41" w:after="160" w:line="276" w:lineRule="auto"/>
+        <w:ind w:left="839" w:right="177" w:firstLine="0"/>
+        <w:rPr>
+          <w:sz w:val="24"/>
+          <w:szCs w:val="24"/>
+        </w:rPr>
+      </w:pPr>
+      <w:r>
+        <w:rPr>
+          <w:sz w:val="24"/>
+          <w:szCs w:val="24"/>
+          <w:u w:val="single" w:color="000000"/>
+        </w:rPr>
+        <w:tab/>
+      </w:r>
+      <w:r>
+        <w:rPr>
+          <w:sz w:val="24"/>
+          <w:szCs w:val="24"/>
+          <w:u w:val="single" w:color="000000"/>
+        </w:rPr>
+        <w:tab/>
+      </w:r>
+      <w:r>
+        <w:rPr>
+          <w:sz w:val="24"/>
+          <w:szCs w:val="24"/>
+          <w:u w:val="single" w:color="000000"/>
+        </w:rPr>
+        <w:tab/>
+      </w:r>
+      <w:r>
+        <w:rPr>
+          <w:sz w:val="24"/>
+          <w:szCs w:val="24"/>
+          <w:u w:val="single" w:color="000000"/>
+        </w:rPr>
+        <w:t>colors: 4: no, not that one. try again.: not found</w:t>
+      </w:r>
+    </w:p>
+    <w:p>
+      <w:pPr>
+        <w:pStyle w:val="BodyText"/>
         <w:numPr>
           <w:ilvl w:val="0"/>
           <w:numId w:val="2"/>
@@ -37242,6 +38443,7 @@
         </w:rPr>
         <w:t xml:space="preserve"> </w:t>
       </w:r>
+      <w:proofErr w:type="gramStart"/>
       <w:r>
         <w:rPr>
           <w:spacing w:val="-1"/>
@@ -37257,6 +38459,7 @@
         </w:rPr>
         <w:t>or</w:t>
       </w:r>
+      <w:proofErr w:type="gramEnd"/>
       <w:r>
         <w:rPr>
           <w:spacing w:val="2"/>
@@ -37339,7 +38542,6 @@
           <w:szCs w:val="24"/>
           <w:u w:val="single"/>
         </w:rPr>
-        <w:lastRenderedPageBreak/>
         <w:t>Open the colors</w:t>
       </w:r>
       <w:r>
@@ -37391,37 +38593,12 @@
         </w:rPr>
         <w:t xml:space="preserve">the </w:t>
       </w:r>
-      <w:proofErr w:type="gramStart"/>
-      <w:r>
-        <w:rPr>
-          <w:sz w:val="24"/>
-          <w:szCs w:val="24"/>
-        </w:rPr>
-        <w:t>vi</w:t>
-      </w:r>
-      <w:proofErr w:type="gramEnd"/>
-      <w:r>
-        <w:rPr>
-          <w:sz w:val="24"/>
-          <w:szCs w:val="24"/>
-        </w:rPr>
-        <w:t xml:space="preserve">, </w:t>
-      </w:r>
-      <w:proofErr w:type="spellStart"/>
-      <w:r>
-        <w:rPr>
-          <w:sz w:val="24"/>
-          <w:szCs w:val="24"/>
-        </w:rPr>
-        <w:t>nano</w:t>
-      </w:r>
-      <w:proofErr w:type="spellEnd"/>
-      <w:r>
-        <w:rPr>
-          <w:sz w:val="24"/>
-          <w:szCs w:val="24"/>
-        </w:rPr>
-        <w:t>, or</w:t>
+      <w:r>
+        <w:rPr>
+          <w:sz w:val="24"/>
+          <w:szCs w:val="24"/>
+        </w:rPr>
+        <w:t>vi, nano, or</w:t>
       </w:r>
       <w:r>
         <w:rPr>
@@ -37949,28 +39126,18 @@
     <w:p>
       <w:pPr>
         <w:pStyle w:val="BodyText"/>
+        <w:numPr>
+          <w:ilvl w:val="0"/>
+          <w:numId w:val="24"/>
+        </w:numPr>
         <w:spacing w:after="160" w:line="275" w:lineRule="auto"/>
-        <w:ind w:left="839" w:right="1153"/>
-        <w:rPr>
-          <w:sz w:val="24"/>
-          <w:szCs w:val="24"/>
-        </w:rPr>
-      </w:pPr>
-      <w:r>
-        <w:rPr>
-          <w:sz w:val="24"/>
-          <w:szCs w:val="24"/>
-        </w:rPr>
-        <w:t xml:space="preserve">1.  </w:t>
-      </w:r>
-      <w:r>
-        <w:rPr>
-          <w:spacing w:val="49"/>
-          <w:sz w:val="24"/>
-          <w:szCs w:val="24"/>
-        </w:rPr>
-        <w:t xml:space="preserve"> </w:t>
-      </w:r>
+        <w:ind w:right="1153"/>
+        <w:rPr>
+          <w:sz w:val="24"/>
+          <w:szCs w:val="24"/>
+          <w:u w:val="single" w:color="000000"/>
+        </w:rPr>
+      </w:pPr>
       <w:r>
         <w:rPr>
           <w:sz w:val="24"/>
@@ -38712,18 +39879,54 @@
       </w:r>
       <w:r>
         <w:rPr>
-          <w:sz w:val="24"/>
-          <w:szCs w:val="24"/>
-          <w:u w:val="single" w:color="000000"/>
-        </w:rPr>
-        <w:t xml:space="preserve"> </w:t>
+          <w:spacing w:val="-1"/>
+          <w:sz w:val="24"/>
+          <w:szCs w:val="24"/>
+        </w:rPr>
+        <w:lastRenderedPageBreak/>
+        <w:drawing>
+          <wp:inline distT="0" distB="0" distL="0" distR="0" wp14:anchorId="2F3A5AA0" wp14:editId="7C3DE0EC">
+            <wp:extent cx="6096000" cy="7389495"/>
+            <wp:effectExtent l="0" t="0" r="0" b="1905"/>
+            <wp:docPr id="1365952784" name="Picture 1" descr="A screenshot of a computer screen&#10;&#10;AI-generated content may be incorrect."/>
+            <wp:cNvGraphicFramePr>
+              <a:graphicFrameLocks xmlns:a="http://schemas.openxmlformats.org/drawingml/2006/main" noChangeAspect="1"/>
+            </wp:cNvGraphicFramePr>
+            <a:graphic xmlns:a="http://schemas.openxmlformats.org/drawingml/2006/main">
+              <a:graphicData uri="http://schemas.openxmlformats.org/drawingml/2006/picture">
+                <pic:pic xmlns:pic="http://schemas.openxmlformats.org/drawingml/2006/picture">
+                  <pic:nvPicPr>
+                    <pic:cNvPr id="1365952784" name="Picture 1" descr="A screenshot of a computer screen&#10;&#10;AI-generated content may be incorrect."/>
+                    <pic:cNvPicPr/>
+                  </pic:nvPicPr>
+                  <pic:blipFill>
+                    <a:blip r:embed="rId17"/>
+                    <a:stretch>
+                      <a:fillRect/>
+                    </a:stretch>
+                  </pic:blipFill>
+                  <pic:spPr>
+                    <a:xfrm>
+                      <a:off x="0" y="0"/>
+                      <a:ext cx="6096000" cy="7389495"/>
+                    </a:xfrm>
+                    <a:prstGeom prst="rect">
+                      <a:avLst/>
+                    </a:prstGeom>
+                  </pic:spPr>
+                </pic:pic>
+              </a:graphicData>
+            </a:graphic>
+          </wp:inline>
+        </w:drawing>
       </w:r>
     </w:p>
     <w:p>
       <w:pPr>
-        <w:spacing w:before="2" w:after="160"/>
-        <w:rPr>
-          <w:rFonts w:ascii="Calibri" w:eastAsia="Calibri" w:hAnsi="Calibri" w:cs="Calibri"/>
+        <w:pStyle w:val="BodyText"/>
+        <w:spacing w:after="160" w:line="275" w:lineRule="auto"/>
+        <w:ind w:left="1440" w:right="1153" w:firstLine="0"/>
+        <w:rPr>
           <w:sz w:val="24"/>
           <w:szCs w:val="24"/>
         </w:rPr>
@@ -38741,6 +39944,16 @@
     </w:p>
     <w:p>
       <w:pPr>
+        <w:spacing w:before="2" w:after="160"/>
+        <w:rPr>
+          <w:rFonts w:ascii="Calibri" w:eastAsia="Calibri" w:hAnsi="Calibri" w:cs="Calibri"/>
+          <w:sz w:val="24"/>
+          <w:szCs w:val="24"/>
+        </w:rPr>
+      </w:pPr>
+    </w:p>
+    <w:p>
+      <w:pPr>
         <w:pStyle w:val="Heading2"/>
         <w:rPr>
           <w:rFonts w:eastAsia="Calibri"/>
@@ -38750,6 +39963,7 @@
         <w:rPr>
           <w:rFonts w:eastAsia="Calibri"/>
         </w:rPr>
+        <w:lastRenderedPageBreak/>
         <w:t>Project 15</w:t>
       </w:r>
     </w:p>
@@ -38980,6 +40194,7 @@
         </w:rPr>
         <w:t xml:space="preserve"> </w:t>
       </w:r>
+      <w:proofErr w:type="gramStart"/>
       <w:r>
         <w:t>to</w:t>
       </w:r>
@@ -38989,6 +40204,7 @@
         </w:rPr>
         <w:t xml:space="preserve"> finish</w:t>
       </w:r>
+      <w:proofErr w:type="gramEnd"/>
       <w:r>
         <w:t xml:space="preserve"> </w:t>
       </w:r>
@@ -39015,6 +40231,64 @@
           <w:spacing w:val="-1"/>
         </w:rPr>
         <w:t>lab.</w:t>
+      </w:r>
+      <w:r>
+        <w:rPr>
+          <w:spacing w:val="-1"/>
+        </w:rPr>
+        <w:t xml:space="preserve">  </w:t>
+      </w:r>
+    </w:p>
+    <w:p>
+      <w:pPr>
+        <w:pStyle w:val="BodyText"/>
+        <w:spacing w:before="39"/>
+        <w:ind w:left="720" w:firstLine="720"/>
+        <w:rPr>
+          <w:spacing w:val="-1"/>
+        </w:rPr>
+      </w:pPr>
+      <w:r>
+        <w:rPr>
+          <w:spacing w:val="-1"/>
+        </w:rPr>
+        <w:t>I don’t know how long</w:t>
+      </w:r>
+      <w:proofErr w:type="gramStart"/>
+      <w:r>
+        <w:rPr>
+          <w:spacing w:val="-1"/>
+        </w:rPr>
+        <w:t xml:space="preserve">. </w:t>
+      </w:r>
+      <w:proofErr w:type="spellStart"/>
+      <w:r>
+        <w:rPr>
+          <w:spacing w:val="-1"/>
+        </w:rPr>
+        <w:t>i</w:t>
+      </w:r>
+      <w:proofErr w:type="spellEnd"/>
+      <w:proofErr w:type="gramEnd"/>
+      <w:r>
+        <w:rPr>
+          <w:spacing w:val="-1"/>
+        </w:rPr>
+        <w:t xml:space="preserve"> didn’t know I was supposed to keep track of how long I worked </w:t>
+      </w:r>
+      <w:proofErr w:type="gramStart"/>
+      <w:r>
+        <w:rPr>
+          <w:spacing w:val="-1"/>
+        </w:rPr>
+        <w:t>on</w:t>
+      </w:r>
+      <w:proofErr w:type="gramEnd"/>
+      <w:r>
+        <w:rPr>
+          <w:spacing w:val="-1"/>
+        </w:rPr>
+        <w:t xml:space="preserve"> the various labs</w:t>
       </w:r>
     </w:p>
     <w:p>
@@ -39060,12 +40334,14 @@
         </w:rPr>
         <w:t xml:space="preserve"> </w:t>
       </w:r>
+      <w:proofErr w:type="gramStart"/>
       <w:r>
         <w:rPr>
           <w:spacing w:val="-1"/>
         </w:rPr>
         <w:t>finish</w:t>
       </w:r>
+      <w:proofErr w:type="gramEnd"/>
       <w:r>
         <w:t xml:space="preserve"> </w:t>
       </w:r>
@@ -39177,6 +40453,24 @@
           <w:spacing w:val="-1"/>
         </w:rPr>
         <w:t>lab.</w:t>
+      </w:r>
+    </w:p>
+    <w:p>
+      <w:pPr>
+        <w:pStyle w:val="BodyText"/>
+        <w:tabs>
+          <w:tab w:val="left" w:pos="840"/>
+          <w:tab w:val="left" w:pos="3050"/>
+        </w:tabs>
+        <w:spacing w:before="39"/>
+        <w:ind w:left="480" w:firstLine="0"/>
+      </w:pPr>
+      <w:r>
+        <w:tab/>
+        <w:t>I finished 100% of the labs and expect a</w:t>
+      </w:r>
+      <w:r>
+        <w:t>n A on the lab</w:t>
       </w:r>
     </w:p>
     <w:p>
@@ -39451,16 +40745,8 @@
         <w:rPr>
           <w:spacing w:val="-1"/>
         </w:rPr>
-        <w:t>(</w:t>
-      </w:r>
-      <w:proofErr w:type="gramStart"/>
-      <w:r>
-        <w:rPr>
-          <w:spacing w:val="-1"/>
-        </w:rPr>
-        <w:t>less</w:t>
-      </w:r>
-      <w:proofErr w:type="gramEnd"/>
+        <w:t>(less</w:t>
+      </w:r>
       <w:r>
         <w:t xml:space="preserve"> </w:t>
       </w:r>
@@ -39477,13 +40763,8 @@
         <w:tab/>
       </w:r>
       <w:r>
-        <w:t>(</w:t>
-      </w:r>
-      <w:proofErr w:type="gramStart"/>
-      <w:r>
-        <w:t>more</w:t>
-      </w:r>
-      <w:proofErr w:type="gramEnd"/>
+        <w:t>(more</w:t>
+      </w:r>
       <w:r>
         <w:rPr>
           <w:spacing w:val="1"/>
@@ -39509,6 +40790,57 @@
           <w:spacing w:val="-2"/>
         </w:rPr>
       </w:pPr>
+    </w:p>
+    <w:p>
+      <w:pPr>
+        <w:pStyle w:val="BodyText"/>
+        <w:tabs>
+          <w:tab w:val="left" w:pos="4439"/>
+        </w:tabs>
+        <w:spacing w:before="43"/>
+        <w:ind w:left="839" w:firstLine="0"/>
+        <w:rPr>
+          <w:spacing w:val="-2"/>
+        </w:rPr>
+      </w:pPr>
+      <w:r>
+        <w:rPr>
+          <w:spacing w:val="-2"/>
+        </w:rPr>
+        <w:t xml:space="preserve">                          </w:t>
+      </w:r>
+      <w:r>
+        <w:rPr>
+          <w:spacing w:val="-2"/>
+        </w:rPr>
+        <w:t xml:space="preserve">This probably helped like a </w:t>
+      </w:r>
+      <w:r>
+        <w:rPr>
+          <w:spacing w:val="-2"/>
+        </w:rPr>
+        <w:t xml:space="preserve">4.  </w:t>
+      </w:r>
+      <w:proofErr w:type="gramStart"/>
+      <w:r>
+        <w:rPr>
+          <w:spacing w:val="-2"/>
+        </w:rPr>
+        <w:t>Would</w:t>
+      </w:r>
+      <w:proofErr w:type="gramEnd"/>
+      <w:r>
+        <w:rPr>
+          <w:spacing w:val="-2"/>
+        </w:rPr>
+        <w:t xml:space="preserve"> be more helpful with </w:t>
+      </w:r>
+      <w:r>
+        <w:rPr>
+          <w:spacing w:val="-2"/>
+        </w:rPr>
+        <w:t>some deeper explanations of certain things in several of the labs</w:t>
+      </w:r>
     </w:p>
     <w:p>
       <w:pPr>
@@ -39549,7 +40881,7 @@
 </file>
 
 <file path=word/endnotes.xml><?xml version="1.0" encoding="utf-8"?>
-<w:endnotes xmlns:wpc="http://schemas.microsoft.com/office/word/2010/wordprocessingCanvas" xmlns:cx="http://schemas.microsoft.com/office/drawing/2014/chartex" xmlns:cx1="http://schemas.microsoft.com/office/drawing/2015/9/8/chartex" xmlns:mc="http://schemas.openxmlformats.org/markup-compatibility/2006" xmlns:o="urn:schemas-microsoft-com:office:office" xmlns:r="http://schemas.openxmlformats.org/officeDocument/2006/relationships" xmlns:m="http://schemas.openxmlformats.org/officeDocument/2006/math" xmlns:v="urn:schemas-microsoft-com:vml" xmlns:wp14="http://schemas.microsoft.com/office/word/2010/wordprocessingDrawing" xmlns:wp="http://schemas.openxmlformats.org/drawingml/2006/wordprocessingDrawing" xmlns:w10="urn:schemas-microsoft-com:office:word" xmlns:w="http://schemas.openxmlformats.org/wordprocessingml/2006/main" xmlns:w14="http://schemas.microsoft.com/office/word/2010/wordml" xmlns:w15="http://schemas.microsoft.com/office/word/2012/wordml" xmlns:w16se="http://schemas.microsoft.com/office/word/2015/wordml/symex" xmlns:wpg="http://schemas.microsoft.com/office/word/2010/wordprocessingGroup" xmlns:wpi="http://schemas.microsoft.com/office/word/2010/wordprocessingInk" xmlns:wne="http://schemas.microsoft.com/office/word/2006/wordml" xmlns:wps="http://schemas.microsoft.com/office/word/2010/wordprocessingShape" mc:Ignorable="w14 w15 w16se wp14">
+<w:endnotes xmlns:wpc="http://schemas.microsoft.com/office/word/2010/wordprocessingCanvas" xmlns:cx="http://schemas.microsoft.com/office/drawing/2014/chartex" xmlns:cx1="http://schemas.microsoft.com/office/drawing/2015/9/8/chartex" xmlns:cx2="http://schemas.microsoft.com/office/drawing/2015/10/21/chartex" xmlns:cx3="http://schemas.microsoft.com/office/drawing/2016/5/9/chartex" xmlns:cx4="http://schemas.microsoft.com/office/drawing/2016/5/10/chartex" xmlns:cx5="http://schemas.microsoft.com/office/drawing/2016/5/11/chartex" xmlns:cx6="http://schemas.microsoft.com/office/drawing/2016/5/12/chartex" xmlns:cx7="http://schemas.microsoft.com/office/drawing/2016/5/13/chartex" xmlns:cx8="http://schemas.microsoft.com/office/drawing/2016/5/14/chartex" xmlns:mc="http://schemas.openxmlformats.org/markup-compatibility/2006" xmlns:aink="http://schemas.microsoft.com/office/drawing/2016/ink" xmlns:am3d="http://schemas.microsoft.com/office/drawing/2017/model3d" xmlns:o="urn:schemas-microsoft-com:office:office" xmlns:oel="http://schemas.microsoft.com/office/2019/extlst" xmlns:r="http://schemas.openxmlformats.org/officeDocument/2006/relationships" xmlns:m="http://schemas.openxmlformats.org/officeDocument/2006/math" xmlns:v="urn:schemas-microsoft-com:vml" xmlns:wp14="http://schemas.microsoft.com/office/word/2010/wordprocessingDrawing" xmlns:wp="http://schemas.openxmlformats.org/drawingml/2006/wordprocessingDrawing" xmlns:w10="urn:schemas-microsoft-com:office:word" xmlns:w="http://schemas.openxmlformats.org/wordprocessingml/2006/main" xmlns:w14="http://schemas.microsoft.com/office/word/2010/wordml" xmlns:w15="http://schemas.microsoft.com/office/word/2012/wordml" xmlns:w16cex="http://schemas.microsoft.com/office/word/2018/wordml/cex" xmlns:w16cid="http://schemas.microsoft.com/office/word/2016/wordml/cid" xmlns:w16="http://schemas.microsoft.com/office/word/2018/wordml" xmlns:w16du="http://schemas.microsoft.com/office/word/2023/wordml/word16du" xmlns:w16sdtdh="http://schemas.microsoft.com/office/word/2020/wordml/sdtdatahash" xmlns:w16sdtfl="http://schemas.microsoft.com/office/word/2024/wordml/sdtformatlock" xmlns:w16se="http://schemas.microsoft.com/office/word/2015/wordml/symex" xmlns:wpg="http://schemas.microsoft.com/office/word/2010/wordprocessingGroup" xmlns:wpi="http://schemas.microsoft.com/office/word/2010/wordprocessingInk" xmlns:wne="http://schemas.microsoft.com/office/word/2006/wordml" xmlns:wps="http://schemas.microsoft.com/office/word/2010/wordprocessingShape" mc:Ignorable="w14 w15 w16se w16cid w16 w16cex w16sdtdh w16sdtfl w16du wp14">
   <w:endnote w:type="separator" w:id="-1">
     <w:p>
       <w:r>
@@ -39568,7 +40900,7 @@
 </file>
 
 <file path=word/footer1.xml><?xml version="1.0" encoding="utf-8"?>
-<w:ftr xmlns:wpc="http://schemas.microsoft.com/office/word/2010/wordprocessingCanvas" xmlns:cx="http://schemas.microsoft.com/office/drawing/2014/chartex" xmlns:cx1="http://schemas.microsoft.com/office/drawing/2015/9/8/chartex" xmlns:mc="http://schemas.openxmlformats.org/markup-compatibility/2006" xmlns:o="urn:schemas-microsoft-com:office:office" xmlns:r="http://schemas.openxmlformats.org/officeDocument/2006/relationships" xmlns:m="http://schemas.openxmlformats.org/officeDocument/2006/math" xmlns:v="urn:schemas-microsoft-com:vml" xmlns:wp14="http://schemas.microsoft.com/office/word/2010/wordprocessingDrawing" xmlns:wp="http://schemas.openxmlformats.org/drawingml/2006/wordprocessingDrawing" xmlns:w10="urn:schemas-microsoft-com:office:word" xmlns:w="http://schemas.openxmlformats.org/wordprocessingml/2006/main" xmlns:w14="http://schemas.microsoft.com/office/word/2010/wordml" xmlns:w15="http://schemas.microsoft.com/office/word/2012/wordml" xmlns:w16se="http://schemas.microsoft.com/office/word/2015/wordml/symex" xmlns:wpg="http://schemas.microsoft.com/office/word/2010/wordprocessingGroup" xmlns:wpi="http://schemas.microsoft.com/office/word/2010/wordprocessingInk" xmlns:wne="http://schemas.microsoft.com/office/word/2006/wordml" xmlns:wps="http://schemas.microsoft.com/office/word/2010/wordprocessingShape" mc:Ignorable="w14 w15 w16se wp14">
+<w:ftr xmlns:wpc="http://schemas.microsoft.com/office/word/2010/wordprocessingCanvas" xmlns:cx="http://schemas.microsoft.com/office/drawing/2014/chartex" xmlns:cx1="http://schemas.microsoft.com/office/drawing/2015/9/8/chartex" xmlns:cx2="http://schemas.microsoft.com/office/drawing/2015/10/21/chartex" xmlns:cx3="http://schemas.microsoft.com/office/drawing/2016/5/9/chartex" xmlns:cx4="http://schemas.microsoft.com/office/drawing/2016/5/10/chartex" xmlns:cx5="http://schemas.microsoft.com/office/drawing/2016/5/11/chartex" xmlns:cx6="http://schemas.microsoft.com/office/drawing/2016/5/12/chartex" xmlns:cx7="http://schemas.microsoft.com/office/drawing/2016/5/13/chartex" xmlns:cx8="http://schemas.microsoft.com/office/drawing/2016/5/14/chartex" xmlns:mc="http://schemas.openxmlformats.org/markup-compatibility/2006" xmlns:aink="http://schemas.microsoft.com/office/drawing/2016/ink" xmlns:am3d="http://schemas.microsoft.com/office/drawing/2017/model3d" xmlns:o="urn:schemas-microsoft-com:office:office" xmlns:oel="http://schemas.microsoft.com/office/2019/extlst" xmlns:r="http://schemas.openxmlformats.org/officeDocument/2006/relationships" xmlns:m="http://schemas.openxmlformats.org/officeDocument/2006/math" xmlns:v="urn:schemas-microsoft-com:vml" xmlns:wp14="http://schemas.microsoft.com/office/word/2010/wordprocessingDrawing" xmlns:wp="http://schemas.openxmlformats.org/drawingml/2006/wordprocessingDrawing" xmlns:w10="urn:schemas-microsoft-com:office:word" xmlns:w="http://schemas.openxmlformats.org/wordprocessingml/2006/main" xmlns:w14="http://schemas.microsoft.com/office/word/2010/wordml" xmlns:w15="http://schemas.microsoft.com/office/word/2012/wordml" xmlns:w16cex="http://schemas.microsoft.com/office/word/2018/wordml/cex" xmlns:w16cid="http://schemas.microsoft.com/office/word/2016/wordml/cid" xmlns:w16="http://schemas.microsoft.com/office/word/2018/wordml" xmlns:w16du="http://schemas.microsoft.com/office/word/2023/wordml/word16du" xmlns:w16sdtdh="http://schemas.microsoft.com/office/word/2020/wordml/sdtdatahash" xmlns:w16sdtfl="http://schemas.microsoft.com/office/word/2024/wordml/sdtformatlock" xmlns:w16se="http://schemas.microsoft.com/office/word/2015/wordml/symex" xmlns:wpg="http://schemas.microsoft.com/office/word/2010/wordprocessingGroup" xmlns:wpi="http://schemas.microsoft.com/office/word/2010/wordprocessingInk" xmlns:wne="http://schemas.microsoft.com/office/word/2006/wordml" xmlns:wps="http://schemas.microsoft.com/office/word/2010/wordprocessingShape" mc:Ignorable="w14 w15 w16se w16cid w16 w16cex w16sdtdh w16sdtfl w16du wp14">
   <w:p>
     <w:pPr>
       <w:spacing w:line="14" w:lineRule="auto"/>
@@ -39584,7 +40916,7 @@
       <mc:AlternateContent>
         <mc:Choice Requires="wps">
           <w:drawing>
-            <wp:anchor distT="0" distB="0" distL="114300" distR="114300" simplePos="0" relativeHeight="503304560" behindDoc="1" locked="0" layoutInCell="1" allowOverlap="1">
+            <wp:anchor distT="0" distB="0" distL="114300" distR="114300" simplePos="0" relativeHeight="503304560" behindDoc="1" locked="0" layoutInCell="1" allowOverlap="1" wp14:anchorId="68B97D7E" wp14:editId="2F103373">
               <wp:simplePos x="0" y="0"/>
               <wp:positionH relativeFrom="page">
                 <wp:posOffset>3825875</wp:posOffset>
@@ -39683,11 +41015,11 @@
         </mc:Choice>
         <mc:Fallback>
           <w:pict>
-            <v:shapetype id="_x0000_t202" coordsize="21600,21600" o:spt="202" path="m,l,21600r21600,l21600,xe">
+            <v:shapetype w14:anchorId="68B97D7E" id="_x0000_t202" coordsize="21600,21600" o:spt="202" path="m,l,21600r21600,l21600,xe">
               <v:stroke joinstyle="miter"/>
               <v:path gradientshapeok="t" o:connecttype="rect"/>
             </v:shapetype>
-            <v:shape id="Text Box 1" o:spid="_x0000_s1026" type="#_x0000_t202" style="position:absolute;margin-left:301.25pt;margin-top:730.15pt;width:9.6pt;height:13.05pt;z-index:-11920;visibility:visible;mso-wrap-style:square;mso-width-percent:0;mso-height-percent:0;mso-wrap-distance-left:9pt;mso-wrap-distance-top:0;mso-wrap-distance-right:9pt;mso-wrap-distance-bottom:0;mso-position-horizontal:absolute;mso-position-horizontal-relative:page;mso-position-vertical:absolute;mso-position-vertical-relative:page;mso-width-percent:0;mso-height-percent:0;mso-width-relative:page;mso-height-relative:page;v-text-anchor:top" o:gfxdata="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" filled="f" stroked="f">
+            <v:shape id="Text Box 1" o:spid="_x0000_s1026" type="#_x0000_t202" style="position:absolute;margin-left:301.25pt;margin-top:730.15pt;width:9.6pt;height:13.05pt;z-index:-11920;visibility:visible;mso-wrap-style:square;mso-width-percent:0;mso-height-percent:0;mso-wrap-distance-left:9pt;mso-wrap-distance-top:0;mso-wrap-distance-right:9pt;mso-wrap-distance-bottom:0;mso-position-horizontal:absolute;mso-position-horizontal-relative:page;mso-position-vertical:absolute;mso-position-vertical-relative:page;mso-width-percent:0;mso-height-percent:0;mso-width-relative:page;mso-height-relative:page;v-text-anchor:top" o:gfxdata="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" filled="f" stroked="f">
               <v:textbox inset="0,0,0,0">
                 <w:txbxContent>
                   <w:p>
@@ -39728,7 +41060,7 @@
 </file>
 
 <file path=word/footnotes.xml><?xml version="1.0" encoding="utf-8"?>
-<w:footnotes xmlns:wpc="http://schemas.microsoft.com/office/word/2010/wordprocessingCanvas" xmlns:cx="http://schemas.microsoft.com/office/drawing/2014/chartex" xmlns:cx1="http://schemas.microsoft.com/office/drawing/2015/9/8/chartex" xmlns:mc="http://schemas.openxmlformats.org/markup-compatibility/2006" xmlns:o="urn:schemas-microsoft-com:office:office" xmlns:r="http://schemas.openxmlformats.org/officeDocument/2006/relationships" xmlns:m="http://schemas.openxmlformats.org/officeDocument/2006/math" xmlns:v="urn:schemas-microsoft-com:vml" xmlns:wp14="http://schemas.microsoft.com/office/word/2010/wordprocessingDrawing" xmlns:wp="http://schemas.openxmlformats.org/drawingml/2006/wordprocessingDrawing" xmlns:w10="urn:schemas-microsoft-com:office:word" xmlns:w="http://schemas.openxmlformats.org/wordprocessingml/2006/main" xmlns:w14="http://schemas.microsoft.com/office/word/2010/wordml" xmlns:w15="http://schemas.microsoft.com/office/word/2012/wordml" xmlns:w16se="http://schemas.microsoft.com/office/word/2015/wordml/symex" xmlns:wpg="http://schemas.microsoft.com/office/word/2010/wordprocessingGroup" xmlns:wpi="http://schemas.microsoft.com/office/word/2010/wordprocessingInk" xmlns:wne="http://schemas.microsoft.com/office/word/2006/wordml" xmlns:wps="http://schemas.microsoft.com/office/word/2010/wordprocessingShape" mc:Ignorable="w14 w15 w16se wp14">
+<w:footnotes xmlns:wpc="http://schemas.microsoft.com/office/word/2010/wordprocessingCanvas" xmlns:cx="http://schemas.microsoft.com/office/drawing/2014/chartex" xmlns:cx1="http://schemas.microsoft.com/office/drawing/2015/9/8/chartex" xmlns:cx2="http://schemas.microsoft.com/office/drawing/2015/10/21/chartex" xmlns:cx3="http://schemas.microsoft.com/office/drawing/2016/5/9/chartex" xmlns:cx4="http://schemas.microsoft.com/office/drawing/2016/5/10/chartex" xmlns:cx5="http://schemas.microsoft.com/office/drawing/2016/5/11/chartex" xmlns:cx6="http://schemas.microsoft.com/office/drawing/2016/5/12/chartex" xmlns:cx7="http://schemas.microsoft.com/office/drawing/2016/5/13/chartex" xmlns:cx8="http://schemas.microsoft.com/office/drawing/2016/5/14/chartex" xmlns:mc="http://schemas.openxmlformats.org/markup-compatibility/2006" xmlns:aink="http://schemas.microsoft.com/office/drawing/2016/ink" xmlns:am3d="http://schemas.microsoft.com/office/drawing/2017/model3d" xmlns:o="urn:schemas-microsoft-com:office:office" xmlns:oel="http://schemas.microsoft.com/office/2019/extlst" xmlns:r="http://schemas.openxmlformats.org/officeDocument/2006/relationships" xmlns:m="http://schemas.openxmlformats.org/officeDocument/2006/math" xmlns:v="urn:schemas-microsoft-com:vml" xmlns:wp14="http://schemas.microsoft.com/office/word/2010/wordprocessingDrawing" xmlns:wp="http://schemas.openxmlformats.org/drawingml/2006/wordprocessingDrawing" xmlns:w10="urn:schemas-microsoft-com:office:word" xmlns:w="http://schemas.openxmlformats.org/wordprocessingml/2006/main" xmlns:w14="http://schemas.microsoft.com/office/word/2010/wordml" xmlns:w15="http://schemas.microsoft.com/office/word/2012/wordml" xmlns:w16cex="http://schemas.microsoft.com/office/word/2018/wordml/cex" xmlns:w16cid="http://schemas.microsoft.com/office/word/2016/wordml/cid" xmlns:w16="http://schemas.microsoft.com/office/word/2018/wordml" xmlns:w16du="http://schemas.microsoft.com/office/word/2023/wordml/word16du" xmlns:w16sdtdh="http://schemas.microsoft.com/office/word/2020/wordml/sdtdatahash" xmlns:w16sdtfl="http://schemas.microsoft.com/office/word/2024/wordml/sdtformatlock" xmlns:w16se="http://schemas.microsoft.com/office/word/2015/wordml/symex" xmlns:wpg="http://schemas.microsoft.com/office/word/2010/wordprocessingGroup" xmlns:wpi="http://schemas.microsoft.com/office/word/2010/wordprocessingInk" xmlns:wne="http://schemas.microsoft.com/office/word/2006/wordml" xmlns:wps="http://schemas.microsoft.com/office/word/2010/wordprocessingShape" mc:Ignorable="w14 w15 w16se w16cid w16 w16cex w16sdtdh w16sdtfl w16du wp14">
   <w:footnote w:type="separator" w:id="-1">
     <w:p>
       <w:r>
@@ -39747,7 +41079,7 @@
 </file>
 
 <file path=word/header1.xml><?xml version="1.0" encoding="utf-8"?>
-<w:hdr xmlns:wpc="http://schemas.microsoft.com/office/word/2010/wordprocessingCanvas" xmlns:cx="http://schemas.microsoft.com/office/drawing/2014/chartex" xmlns:cx1="http://schemas.microsoft.com/office/drawing/2015/9/8/chartex" xmlns:mc="http://schemas.openxmlformats.org/markup-compatibility/2006" xmlns:o="urn:schemas-microsoft-com:office:office" xmlns:r="http://schemas.openxmlformats.org/officeDocument/2006/relationships" xmlns:m="http://schemas.openxmlformats.org/officeDocument/2006/math" xmlns:v="urn:schemas-microsoft-com:vml" xmlns:wp14="http://schemas.microsoft.com/office/word/2010/wordprocessingDrawing" xmlns:wp="http://schemas.openxmlformats.org/drawingml/2006/wordprocessingDrawing" xmlns:w10="urn:schemas-microsoft-com:office:word" xmlns:w="http://schemas.openxmlformats.org/wordprocessingml/2006/main" xmlns:w14="http://schemas.microsoft.com/office/word/2010/wordml" xmlns:w15="http://schemas.microsoft.com/office/word/2012/wordml" xmlns:w16se="http://schemas.microsoft.com/office/word/2015/wordml/symex" xmlns:wpg="http://schemas.microsoft.com/office/word/2010/wordprocessingGroup" xmlns:wpi="http://schemas.microsoft.com/office/word/2010/wordprocessingInk" xmlns:wne="http://schemas.microsoft.com/office/word/2006/wordml" xmlns:wps="http://schemas.microsoft.com/office/word/2010/wordprocessingShape" mc:Ignorable="w14 w15 w16se wp14">
+<w:hdr xmlns:wpc="http://schemas.microsoft.com/office/word/2010/wordprocessingCanvas" xmlns:cx="http://schemas.microsoft.com/office/drawing/2014/chartex" xmlns:cx1="http://schemas.microsoft.com/office/drawing/2015/9/8/chartex" xmlns:cx2="http://schemas.microsoft.com/office/drawing/2015/10/21/chartex" xmlns:cx3="http://schemas.microsoft.com/office/drawing/2016/5/9/chartex" xmlns:cx4="http://schemas.microsoft.com/office/drawing/2016/5/10/chartex" xmlns:cx5="http://schemas.microsoft.com/office/drawing/2016/5/11/chartex" xmlns:cx6="http://schemas.microsoft.com/office/drawing/2016/5/12/chartex" xmlns:cx7="http://schemas.microsoft.com/office/drawing/2016/5/13/chartex" xmlns:cx8="http://schemas.microsoft.com/office/drawing/2016/5/14/chartex" xmlns:mc="http://schemas.openxmlformats.org/markup-compatibility/2006" xmlns:aink="http://schemas.microsoft.com/office/drawing/2016/ink" xmlns:am3d="http://schemas.microsoft.com/office/drawing/2017/model3d" xmlns:o="urn:schemas-microsoft-com:office:office" xmlns:oel="http://schemas.microsoft.com/office/2019/extlst" xmlns:r="http://schemas.openxmlformats.org/officeDocument/2006/relationships" xmlns:m="http://schemas.openxmlformats.org/officeDocument/2006/math" xmlns:v="urn:schemas-microsoft-com:vml" xmlns:wp14="http://schemas.microsoft.com/office/word/2010/wordprocessingDrawing" xmlns:wp="http://schemas.openxmlformats.org/drawingml/2006/wordprocessingDrawing" xmlns:w10="urn:schemas-microsoft-com:office:word" xmlns:w="http://schemas.openxmlformats.org/wordprocessingml/2006/main" xmlns:w14="http://schemas.microsoft.com/office/word/2010/wordml" xmlns:w15="http://schemas.microsoft.com/office/word/2012/wordml" xmlns:w16cex="http://schemas.microsoft.com/office/word/2018/wordml/cex" xmlns:w16cid="http://schemas.microsoft.com/office/word/2016/wordml/cid" xmlns:w16="http://schemas.microsoft.com/office/word/2018/wordml" xmlns:w16du="http://schemas.microsoft.com/office/word/2023/wordml/word16du" xmlns:w16sdtdh="http://schemas.microsoft.com/office/word/2020/wordml/sdtdatahash" xmlns:w16sdtfl="http://schemas.microsoft.com/office/word/2024/wordml/sdtformatlock" xmlns:w16se="http://schemas.microsoft.com/office/word/2015/wordml/symex" xmlns:wpg="http://schemas.microsoft.com/office/word/2010/wordprocessingGroup" xmlns:wpi="http://schemas.microsoft.com/office/word/2010/wordprocessingInk" xmlns:wne="http://schemas.microsoft.com/office/word/2006/wordml" xmlns:wps="http://schemas.microsoft.com/office/word/2010/wordprocessingShape" mc:Ignorable="w14 w15 w16se w16cid w16 w16cex w16sdtdh w16sdtfl w16du wp14">
   <w:p>
     <w:pPr>
       <w:pStyle w:val="Header"/>
@@ -39763,16 +41095,18 @@
       <w:t xml:space="preserve">Deborah Minassian, </w:t>
     </w:r>
     <w:proofErr w:type="spellStart"/>
+    <w:proofErr w:type="gramStart"/>
     <w:r>
       <w:t>M.Ed</w:t>
     </w:r>
     <w:proofErr w:type="spellEnd"/>
+    <w:proofErr w:type="gramEnd"/>
   </w:p>
 </w:hdr>
 </file>
 
 <file path=word/numbering.xml><?xml version="1.0" encoding="utf-8"?>
-<w:numbering xmlns:wpc="http://schemas.microsoft.com/office/word/2010/wordprocessingCanvas" xmlns:cx="http://schemas.microsoft.com/office/drawing/2014/chartex" xmlns:cx1="http://schemas.microsoft.com/office/drawing/2015/9/8/chartex" xmlns:mc="http://schemas.openxmlformats.org/markup-compatibility/2006" xmlns:o="urn:schemas-microsoft-com:office:office" xmlns:r="http://schemas.openxmlformats.org/officeDocument/2006/relationships" xmlns:m="http://schemas.openxmlformats.org/officeDocument/2006/math" xmlns:v="urn:schemas-microsoft-com:vml" xmlns:wp14="http://schemas.microsoft.com/office/word/2010/wordprocessingDrawing" xmlns:wp="http://schemas.openxmlformats.org/drawingml/2006/wordprocessingDrawing" xmlns:w10="urn:schemas-microsoft-com:office:word" xmlns:w="http://schemas.openxmlformats.org/wordprocessingml/2006/main" xmlns:w14="http://schemas.microsoft.com/office/word/2010/wordml" xmlns:w15="http://schemas.microsoft.com/office/word/2012/wordml" xmlns:w16se="http://schemas.microsoft.com/office/word/2015/wordml/symex" xmlns:wpg="http://schemas.microsoft.com/office/word/2010/wordprocessingGroup" xmlns:wpi="http://schemas.microsoft.com/office/word/2010/wordprocessingInk" xmlns:wne="http://schemas.microsoft.com/office/word/2006/wordml" xmlns:wps="http://schemas.microsoft.com/office/word/2010/wordprocessingShape" mc:Ignorable="w14 w15 w16se wp14">
+<w:numbering xmlns:wpc="http://schemas.microsoft.com/office/word/2010/wordprocessingCanvas" xmlns:cx="http://schemas.microsoft.com/office/drawing/2014/chartex" xmlns:cx1="http://schemas.microsoft.com/office/drawing/2015/9/8/chartex" xmlns:cx2="http://schemas.microsoft.com/office/drawing/2015/10/21/chartex" xmlns:cx3="http://schemas.microsoft.com/office/drawing/2016/5/9/chartex" xmlns:cx4="http://schemas.microsoft.com/office/drawing/2016/5/10/chartex" xmlns:cx5="http://schemas.microsoft.com/office/drawing/2016/5/11/chartex" xmlns:cx6="http://schemas.microsoft.com/office/drawing/2016/5/12/chartex" xmlns:cx7="http://schemas.microsoft.com/office/drawing/2016/5/13/chartex" xmlns:cx8="http://schemas.microsoft.com/office/drawing/2016/5/14/chartex" xmlns:mc="http://schemas.openxmlformats.org/markup-compatibility/2006" xmlns:aink="http://schemas.microsoft.com/office/drawing/2016/ink" xmlns:am3d="http://schemas.microsoft.com/office/drawing/2017/model3d" xmlns:o="urn:schemas-microsoft-com:office:office" xmlns:oel="http://schemas.microsoft.com/office/2019/extlst" xmlns:r="http://schemas.openxmlformats.org/officeDocument/2006/relationships" xmlns:m="http://schemas.openxmlformats.org/officeDocument/2006/math" xmlns:v="urn:schemas-microsoft-com:vml" xmlns:wp14="http://schemas.microsoft.com/office/word/2010/wordprocessingDrawing" xmlns:wp="http://schemas.openxmlformats.org/drawingml/2006/wordprocessingDrawing" xmlns:w10="urn:schemas-microsoft-com:office:word" xmlns:w="http://schemas.openxmlformats.org/wordprocessingml/2006/main" xmlns:w14="http://schemas.microsoft.com/office/word/2010/wordml" xmlns:w15="http://schemas.microsoft.com/office/word/2012/wordml" xmlns:w16cex="http://schemas.microsoft.com/office/word/2018/wordml/cex" xmlns:w16cid="http://schemas.microsoft.com/office/word/2016/wordml/cid" xmlns:w16="http://schemas.microsoft.com/office/word/2018/wordml" xmlns:w16du="http://schemas.microsoft.com/office/word/2023/wordml/word16du" xmlns:w16sdtdh="http://schemas.microsoft.com/office/word/2020/wordml/sdtdatahash" xmlns:w16sdtfl="http://schemas.microsoft.com/office/word/2024/wordml/sdtformatlock" xmlns:w16se="http://schemas.microsoft.com/office/word/2015/wordml/symex" xmlns:wpg="http://schemas.microsoft.com/office/word/2010/wordprocessingGroup" xmlns:wpi="http://schemas.microsoft.com/office/word/2010/wordprocessingInk" xmlns:wne="http://schemas.microsoft.com/office/word/2006/wordml" xmlns:wps="http://schemas.microsoft.com/office/word/2010/wordprocessingShape" mc:Ignorable="w14 w15 w16se w16cid w16 w16cex w16sdtdh w16sdtfl w16du wp14">
   <w:abstractNum w:abstractNumId="0" w15:restartNumberingAfterBreak="0">
     <w:nsid w:val="05E14B2E"/>
     <w:multiLevelType w:val="hybridMultilevel"/>
@@ -42155,6 +43489,96 @@
     </w:lvl>
   </w:abstractNum>
   <w:abstractNum w:abstractNumId="21" w15:restartNumberingAfterBreak="0">
+    <w:nsid w:val="781E6E57"/>
+    <w:multiLevelType w:val="hybridMultilevel"/>
+    <w:tmpl w:val="B25C2138"/>
+    <w:lvl w:ilvl="0" w:tplc="0ECA9C2C">
+      <w:start w:val="1"/>
+      <w:numFmt w:val="decimal"/>
+      <w:lvlText w:val="%1."/>
+      <w:lvlJc w:val="left"/>
+      <w:pPr>
+        <w:ind w:left="877" w:hanging="398"/>
+      </w:pPr>
+      <w:rPr>
+        <w:rFonts w:hint="default"/>
+        <w:u w:val="none"/>
+      </w:rPr>
+    </w:lvl>
+    <w:lvl w:ilvl="1" w:tplc="04090019" w:tentative="1">
+      <w:start w:val="1"/>
+      <w:numFmt w:val="lowerLetter"/>
+      <w:lvlText w:val="%2."/>
+      <w:lvlJc w:val="left"/>
+      <w:pPr>
+        <w:ind w:left="1559" w:hanging="360"/>
+      </w:pPr>
+    </w:lvl>
+    <w:lvl w:ilvl="2" w:tplc="0409001B" w:tentative="1">
+      <w:start w:val="1"/>
+      <w:numFmt w:val="lowerRoman"/>
+      <w:lvlText w:val="%3."/>
+      <w:lvlJc w:val="right"/>
+      <w:pPr>
+        <w:ind w:left="2279" w:hanging="180"/>
+      </w:pPr>
+    </w:lvl>
+    <w:lvl w:ilvl="3" w:tplc="0409000F" w:tentative="1">
+      <w:start w:val="1"/>
+      <w:numFmt w:val="decimal"/>
+      <w:lvlText w:val="%4."/>
+      <w:lvlJc w:val="left"/>
+      <w:pPr>
+        <w:ind w:left="2999" w:hanging="360"/>
+      </w:pPr>
+    </w:lvl>
+    <w:lvl w:ilvl="4" w:tplc="04090019" w:tentative="1">
+      <w:start w:val="1"/>
+      <w:numFmt w:val="lowerLetter"/>
+      <w:lvlText w:val="%5."/>
+      <w:lvlJc w:val="left"/>
+      <w:pPr>
+        <w:ind w:left="3719" w:hanging="360"/>
+      </w:pPr>
+    </w:lvl>
+    <w:lvl w:ilvl="5" w:tplc="0409001B" w:tentative="1">
+      <w:start w:val="1"/>
+      <w:numFmt w:val="lowerRoman"/>
+      <w:lvlText w:val="%6."/>
+      <w:lvlJc w:val="right"/>
+      <w:pPr>
+        <w:ind w:left="4439" w:hanging="180"/>
+      </w:pPr>
+    </w:lvl>
+    <w:lvl w:ilvl="6" w:tplc="0409000F" w:tentative="1">
+      <w:start w:val="1"/>
+      <w:numFmt w:val="decimal"/>
+      <w:lvlText w:val="%7."/>
+      <w:lvlJc w:val="left"/>
+      <w:pPr>
+        <w:ind w:left="5159" w:hanging="360"/>
+      </w:pPr>
+    </w:lvl>
+    <w:lvl w:ilvl="7" w:tplc="04090019" w:tentative="1">
+      <w:start w:val="1"/>
+      <w:numFmt w:val="lowerLetter"/>
+      <w:lvlText w:val="%8."/>
+      <w:lvlJc w:val="left"/>
+      <w:pPr>
+        <w:ind w:left="5879" w:hanging="360"/>
+      </w:pPr>
+    </w:lvl>
+    <w:lvl w:ilvl="8" w:tplc="0409001B" w:tentative="1">
+      <w:start w:val="1"/>
+      <w:numFmt w:val="lowerRoman"/>
+      <w:lvlText w:val="%9."/>
+      <w:lvlJc w:val="right"/>
+      <w:pPr>
+        <w:ind w:left="6599" w:hanging="180"/>
+      </w:pPr>
+    </w:lvl>
+  </w:abstractNum>
+  <w:abstractNum w:abstractNumId="22" w15:restartNumberingAfterBreak="0">
     <w:nsid w:val="78506F5C"/>
     <w:multiLevelType w:val="hybridMultilevel"/>
     <w:tmpl w:val="E6AA9A42"/>
@@ -42270,7 +43694,7 @@
       </w:rPr>
     </w:lvl>
   </w:abstractNum>
-  <w:abstractNum w:abstractNumId="22" w15:restartNumberingAfterBreak="0">
+  <w:abstractNum w:abstractNumId="23" w15:restartNumberingAfterBreak="0">
     <w:nsid w:val="7A317148"/>
     <w:multiLevelType w:val="hybridMultilevel"/>
     <w:tmpl w:val="6D94611E"/>
@@ -42386,80 +43810,83 @@
       </w:rPr>
     </w:lvl>
   </w:abstractNum>
-  <w:num w:numId="1">
+  <w:num w:numId="1" w16cid:durableId="1991251328">
     <w:abstractNumId w:val="10"/>
   </w:num>
-  <w:num w:numId="2">
+  <w:num w:numId="2" w16cid:durableId="2063820816">
     <w:abstractNumId w:val="17"/>
   </w:num>
-  <w:num w:numId="3">
+  <w:num w:numId="3" w16cid:durableId="2073963745">
     <w:abstractNumId w:val="4"/>
   </w:num>
-  <w:num w:numId="4">
+  <w:num w:numId="4" w16cid:durableId="1762485035">
     <w:abstractNumId w:val="6"/>
   </w:num>
-  <w:num w:numId="5">
-    <w:abstractNumId w:val="21"/>
+  <w:num w:numId="5" w16cid:durableId="298999571">
+    <w:abstractNumId w:val="22"/>
   </w:num>
-  <w:num w:numId="6">
+  <w:num w:numId="6" w16cid:durableId="1639452142">
     <w:abstractNumId w:val="7"/>
   </w:num>
-  <w:num w:numId="7">
+  <w:num w:numId="7" w16cid:durableId="1778134894">
     <w:abstractNumId w:val="1"/>
   </w:num>
-  <w:num w:numId="8">
-    <w:abstractNumId w:val="22"/>
+  <w:num w:numId="8" w16cid:durableId="1929654604">
+    <w:abstractNumId w:val="23"/>
   </w:num>
-  <w:num w:numId="9">
+  <w:num w:numId="9" w16cid:durableId="2038460637">
     <w:abstractNumId w:val="19"/>
   </w:num>
-  <w:num w:numId="10">
+  <w:num w:numId="10" w16cid:durableId="1453212823">
     <w:abstractNumId w:val="11"/>
   </w:num>
-  <w:num w:numId="11">
+  <w:num w:numId="11" w16cid:durableId="2037584833">
     <w:abstractNumId w:val="20"/>
   </w:num>
-  <w:num w:numId="12">
+  <w:num w:numId="12" w16cid:durableId="1288782491">
     <w:abstractNumId w:val="2"/>
   </w:num>
-  <w:num w:numId="13">
+  <w:num w:numId="13" w16cid:durableId="853693462">
     <w:abstractNumId w:val="13"/>
   </w:num>
-  <w:num w:numId="14">
+  <w:num w:numId="14" w16cid:durableId="1692561400">
     <w:abstractNumId w:val="9"/>
   </w:num>
-  <w:num w:numId="15">
+  <w:num w:numId="15" w16cid:durableId="1643660595">
     <w:abstractNumId w:val="5"/>
   </w:num>
-  <w:num w:numId="16">
+  <w:num w:numId="16" w16cid:durableId="1465583164">
     <w:abstractNumId w:val="15"/>
   </w:num>
-  <w:num w:numId="17">
+  <w:num w:numId="17" w16cid:durableId="734163807">
     <w:abstractNumId w:val="16"/>
   </w:num>
-  <w:num w:numId="18">
+  <w:num w:numId="18" w16cid:durableId="1773239986">
     <w:abstractNumId w:val="0"/>
   </w:num>
-  <w:num w:numId="19">
+  <w:num w:numId="19" w16cid:durableId="604384562">
     <w:abstractNumId w:val="12"/>
   </w:num>
-  <w:num w:numId="20">
+  <w:num w:numId="20" w16cid:durableId="1709717956">
     <w:abstractNumId w:val="18"/>
   </w:num>
-  <w:num w:numId="21">
+  <w:num w:numId="21" w16cid:durableId="1878350517">
     <w:abstractNumId w:val="8"/>
   </w:num>
-  <w:num w:numId="22">
+  <w:num w:numId="22" w16cid:durableId="1311324752">
     <w:abstractNumId w:val="14"/>
   </w:num>
-  <w:num w:numId="23">
+  <w:num w:numId="23" w16cid:durableId="339360548">
     <w:abstractNumId w:val="3"/>
+  </w:num>
+  <w:num w:numId="24" w16cid:durableId="2141914879">
+    <w:abstractNumId w:val="21"/>
   </w:num>
 </w:numbering>
 </file>
 
 <file path=word/styles.xml><?xml version="1.0" encoding="utf-8"?>
-<w:styles xmlns:mc="http://schemas.openxmlformats.org/markup-compatibility/2006" xmlns:r="http://schemas.openxmlformats.org/officeDocument/2006/relationships" xmlns:w="http://schemas.openxmlformats.org/wordprocessingml/2006/main" xmlns:w14="http://schemas.microsoft.com/office/word/2010/wordml" xmlns:w15="http://schemas.microsoft.com/office/word/2012/wordml" xmlns:w16se="http://schemas.microsoft.com/office/word/2015/wordml/symex" mc:Ignorable="w14 w15 w16se">
+<w:styles xmlns:mc="http://schemas.openxmlformats.org/markup-compatibility/2006" xmlns:r="http://schemas.openxmlformats.org/officeDocument/2006/relationships" xmlns:w="http://schemas.openxmlformats.org/wordprocessingml/2006/main" xmlns:w14="http://schemas.microsoft.com/office/word/2010/wordml" xmlns:w15="http://schemas.microsoft.com/office/word/2012/wordml" xmlns:w16cex="http://schemas.microsoft.com/office/word/2018/wordml/cex" xmlns:w16cid="http://schemas.microsoft.com/office/word/2016/wordml/cid" xmlns:w16="http://schemas.microsoft.com/office/word/2018/wordml" xmlns:w16du="http://schemas.microsoft.com/office/word/2023/wordml/word16du" xmlns:w16sdtdh="http://schemas.microsoft.com/office/word/2020/wordml/sdtdatahash" xmlns:w16sdtfl="http://schemas.microsoft.com/office/word/2024/wordml/sdtformatlock" xmlns:w16se="http://schemas.microsoft.com/office/word/2015/wordml/symex" mc:Ignorable="w14 w15 w16se w16cid w16 w16cex w16sdtdh w16sdtfl w16du">
   <w:docDefaults>
     <w:rPrDefault>
       <w:rPr>
@@ -42475,7 +43902,7 @@
       </w:pPr>
     </w:pPrDefault>
   </w:docDefaults>
-  <w:latentStyles w:defLockedState="0" w:defUIPriority="99" w:defSemiHidden="0" w:defUnhideWhenUsed="0" w:defQFormat="0" w:count="371">
+  <w:latentStyles w:defLockedState="0" w:defUIPriority="99" w:defSemiHidden="0" w:defUnhideWhenUsed="0" w:defQFormat="0" w:count="376">
     <w:lsdException w:name="Normal" w:uiPriority="0" w:qFormat="1"/>
     <w:lsdException w:name="heading 1" w:uiPriority="9" w:qFormat="1"/>
     <w:lsdException w:name="heading 2" w:semiHidden="1" w:uiPriority="9" w:unhideWhenUsed="1" w:qFormat="1"/>
@@ -42847,6 +44274,11 @@
     <w:lsdException w:name="List Table 5 Dark Accent 6" w:uiPriority="50"/>
     <w:lsdException w:name="List Table 6 Colorful Accent 6" w:uiPriority="51"/>
     <w:lsdException w:name="List Table 7 Colorful Accent 6" w:uiPriority="52"/>
+    <w:lsdException w:name="Mention" w:semiHidden="1" w:unhideWhenUsed="1"/>
+    <w:lsdException w:name="Smart Hyperlink" w:semiHidden="1" w:unhideWhenUsed="1"/>
+    <w:lsdException w:name="Hashtag" w:semiHidden="1" w:unhideWhenUsed="1"/>
+    <w:lsdException w:name="Unresolved Mention" w:semiHidden="1" w:unhideWhenUsed="1"/>
+    <w:lsdException w:name="Smart Link" w:semiHidden="1" w:unhideWhenUsed="1"/>
   </w:latentStyles>
   <w:style w:type="paragraph" w:default="1" w:styleId="Normal">
     <w:name w:val="Normal"/>
@@ -43332,10 +44764,249 @@
 <b:Sources xmlns:b="http://schemas.openxmlformats.org/officeDocument/2006/bibliography" xmlns="http://schemas.openxmlformats.org/officeDocument/2006/bibliography" SelectedStyle="\APASixthEditionOfficeOnline.xsl" StyleName="APA" Version="6"/>
 </file>
 
+<file path=customXml/item2.xml><?xml version="1.0" encoding="utf-8"?>
+<p:properties xmlns:p="http://schemas.microsoft.com/office/2006/metadata/properties" xmlns:xsi="http://www.w3.org/2001/XMLSchema-instance" xmlns:pc="http://schemas.microsoft.com/office/infopath/2007/PartnerControls">
+  <documentManagement>
+    <_activity xmlns="a55bf735-7666-4f84-a567-ef92b904f337" xsi:nil="true"/>
+  </documentManagement>
+</p:properties>
+</file>
+
+<file path=customXml/item3.xml><?xml version="1.0" encoding="utf-8"?>
+<?mso-contentType ?>
+<FormTemplates xmlns="http://schemas.microsoft.com/sharepoint/v3/contenttype/forms">
+  <Display>DocumentLibraryForm</Display>
+  <Edit>DocumentLibraryForm</Edit>
+  <New>DocumentLibraryForm</New>
+</FormTemplates>
+</file>
+
+<file path=customXml/item4.xml><?xml version="1.0" encoding="utf-8"?>
+<ct:contentTypeSchema xmlns:ct="http://schemas.microsoft.com/office/2006/metadata/contentType" xmlns:ma="http://schemas.microsoft.com/office/2006/metadata/properties/metaAttributes" ct:_="" ma:_="" ma:contentTypeName="Document" ma:contentTypeID="0x010100072AAE3D3A0EF84580CB6B84997BB5B0" ma:contentTypeVersion="10" ma:contentTypeDescription="Create a new document." ma:contentTypeScope="" ma:versionID="44f73fb6978414c3cdc2c7105d7cd053">
+  <xsd:schema xmlns:xsd="http://www.w3.org/2001/XMLSchema" xmlns:xs="http://www.w3.org/2001/XMLSchema" xmlns:p="http://schemas.microsoft.com/office/2006/metadata/properties" xmlns:ns3="a55bf735-7666-4f84-a567-ef92b904f337" targetNamespace="http://schemas.microsoft.com/office/2006/metadata/properties" ma:root="true" ma:fieldsID="0b5eb5c13e1f5e18be493ea9d7eb3563" ns3:_="">
+    <xsd:import namespace="a55bf735-7666-4f84-a567-ef92b904f337"/>
+    <xsd:element name="properties">
+      <xsd:complexType>
+        <xsd:sequence>
+          <xsd:element name="documentManagement">
+            <xsd:complexType>
+              <xsd:all>
+                <xsd:element ref="ns3:MediaServiceMetadata" minOccurs="0"/>
+                <xsd:element ref="ns3:MediaServiceFastMetadata" minOccurs="0"/>
+                <xsd:element ref="ns3:MediaServiceObjectDetectorVersions" minOccurs="0"/>
+                <xsd:element ref="ns3:MediaServiceSearchProperties" minOccurs="0"/>
+                <xsd:element ref="ns3:MediaServiceDateTaken" minOccurs="0"/>
+                <xsd:element ref="ns3:MediaServiceSystemTags" minOccurs="0"/>
+                <xsd:element ref="ns3:MediaServiceGenerationTime" minOccurs="0"/>
+                <xsd:element ref="ns3:MediaServiceEventHashCode" minOccurs="0"/>
+                <xsd:element ref="ns3:MediaLengthInSeconds" minOccurs="0"/>
+                <xsd:element ref="ns3:_activity" minOccurs="0"/>
+              </xsd:all>
+            </xsd:complexType>
+          </xsd:element>
+        </xsd:sequence>
+      </xsd:complexType>
+    </xsd:element>
+  </xsd:schema>
+  <xsd:schema xmlns:xsd="http://www.w3.org/2001/XMLSchema" xmlns:xs="http://www.w3.org/2001/XMLSchema" xmlns:dms="http://schemas.microsoft.com/office/2006/documentManagement/types" xmlns:pc="http://schemas.microsoft.com/office/infopath/2007/PartnerControls" targetNamespace="a55bf735-7666-4f84-a567-ef92b904f337" elementFormDefault="qualified">
+    <xsd:import namespace="http://schemas.microsoft.com/office/2006/documentManagement/types"/>
+    <xsd:import namespace="http://schemas.microsoft.com/office/infopath/2007/PartnerControls"/>
+    <xsd:element name="MediaServiceMetadata" ma:index="8" nillable="true" ma:displayName="MediaServiceMetadata" ma:hidden="true" ma:internalName="MediaServiceMetadata" ma:readOnly="true">
+      <xsd:simpleType>
+        <xsd:restriction base="dms:Note"/>
+      </xsd:simpleType>
+    </xsd:element>
+    <xsd:element name="MediaServiceFastMetadata" ma:index="9" nillable="true" ma:displayName="MediaServiceFastMetadata" ma:hidden="true" ma:internalName="MediaServiceFastMetadata" ma:readOnly="true">
+      <xsd:simpleType>
+        <xsd:restriction base="dms:Note"/>
+      </xsd:simpleType>
+    </xsd:element>
+    <xsd:element name="MediaServiceObjectDetectorVersions" ma:index="10" nillable="true" ma:displayName="MediaServiceObjectDetectorVersions" ma:hidden="true" ma:indexed="true" ma:internalName="MediaServiceObjectDetectorVersions" ma:readOnly="true">
+      <xsd:simpleType>
+        <xsd:restriction base="dms:Text"/>
+      </xsd:simpleType>
+    </xsd:element>
+    <xsd:element name="MediaServiceSearchProperties" ma:index="11" nillable="true" ma:displayName="MediaServiceSearchProperties" ma:hidden="true" ma:internalName="MediaServiceSearchProperties" ma:readOnly="true">
+      <xsd:simpleType>
+        <xsd:restriction base="dms:Note"/>
+      </xsd:simpleType>
+    </xsd:element>
+    <xsd:element name="MediaServiceDateTaken" ma:index="12" nillable="true" ma:displayName="MediaServiceDateTaken" ma:hidden="true" ma:indexed="true" ma:internalName="MediaServiceDateTaken" ma:readOnly="true">
+      <xsd:simpleType>
+        <xsd:restriction base="dms:Text"/>
+      </xsd:simpleType>
+    </xsd:element>
+    <xsd:element name="MediaServiceSystemTags" ma:index="13" nillable="true" ma:displayName="MediaServiceSystemTags" ma:hidden="true" ma:internalName="MediaServiceSystemTags" ma:readOnly="true">
+      <xsd:simpleType>
+        <xsd:restriction base="dms:Note"/>
+      </xsd:simpleType>
+    </xsd:element>
+    <xsd:element name="MediaServiceGenerationTime" ma:index="14" nillable="true" ma:displayName="MediaServiceGenerationTime" ma:hidden="true" ma:internalName="MediaServiceGenerationTime" ma:readOnly="true">
+      <xsd:simpleType>
+        <xsd:restriction base="dms:Text"/>
+      </xsd:simpleType>
+    </xsd:element>
+    <xsd:element name="MediaServiceEventHashCode" ma:index="15" nillable="true" ma:displayName="MediaServiceEventHashCode" ma:hidden="true" ma:internalName="MediaServiceEventHashCode" ma:readOnly="true">
+      <xsd:simpleType>
+        <xsd:restriction base="dms:Text"/>
+      </xsd:simpleType>
+    </xsd:element>
+    <xsd:element name="MediaLengthInSeconds" ma:index="16" nillable="true" ma:displayName="MediaLengthInSeconds" ma:hidden="true" ma:internalName="MediaLengthInSeconds" ma:readOnly="true">
+      <xsd:simpleType>
+        <xsd:restriction base="dms:Unknown"/>
+      </xsd:simpleType>
+    </xsd:element>
+    <xsd:element name="_activity" ma:index="17" nillable="true" ma:displayName="_activity" ma:hidden="true" ma:internalName="_activity">
+      <xsd:simpleType>
+        <xsd:restriction base="dms:Note"/>
+      </xsd:simpleType>
+    </xsd:element>
+  </xsd:schema>
+  <xsd:schema xmlns="http://schemas.openxmlformats.org/package/2006/metadata/core-properties" xmlns:xsd="http://www.w3.org/2001/XMLSchema" xmlns:xsi="http://www.w3.org/2001/XMLSchema-instance" xmlns:dc="http://purl.org/dc/elements/1.1/" xmlns:dcterms="http://purl.org/dc/terms/" xmlns:odoc="http://schemas.microsoft.com/internal/obd" targetNamespace="http://schemas.openxmlformats.org/package/2006/metadata/core-properties" elementFormDefault="qualified" attributeFormDefault="unqualified" blockDefault="#all">
+    <xsd:import namespace="http://purl.org/dc/elements/1.1/" schemaLocation="http://dublincore.org/schemas/xmls/qdc/2003/04/02/dc.xsd"/>
+    <xsd:import namespace="http://purl.org/dc/terms/" schemaLocation="http://dublincore.org/schemas/xmls/qdc/2003/04/02/dcterms.xsd"/>
+    <xsd:element name="coreProperties" type="CT_coreProperties"/>
+    <xsd:complexType name="CT_coreProperties">
+      <xsd:all>
+        <xsd:element ref="dc:creator" minOccurs="0" maxOccurs="1"/>
+        <xsd:element ref="dcterms:created" minOccurs="0" maxOccurs="1"/>
+        <xsd:element ref="dc:identifier" minOccurs="0" maxOccurs="1"/>
+        <xsd:element name="contentType" minOccurs="0" maxOccurs="1" type="xsd:string" ma:index="0" ma:displayName="Content Type"/>
+        <xsd:element ref="dc:title" minOccurs="0" maxOccurs="1" ma:index="4" ma:displayName="Title"/>
+        <xsd:element ref="dc:subject" minOccurs="0" maxOccurs="1"/>
+        <xsd:element ref="dc:description" minOccurs="0" maxOccurs="1"/>
+        <xsd:element name="keywords" minOccurs="0" maxOccurs="1" type="xsd:string"/>
+        <xsd:element ref="dc:language" minOccurs="0" maxOccurs="1"/>
+        <xsd:element name="category" minOccurs="0" maxOccurs="1" type="xsd:string"/>
+        <xsd:element name="version" minOccurs="0" maxOccurs="1" type="xsd:string"/>
+        <xsd:element name="revision" minOccurs="0" maxOccurs="1" type="xsd:string">
+          <xsd:annotation>
+            <xsd:documentation>
+                        This value indicates the number of saves or revisions. The application is responsible for updating this value after each revision.
+                    </xsd:documentation>
+          </xsd:annotation>
+        </xsd:element>
+        <xsd:element name="lastModifiedBy" minOccurs="0" maxOccurs="1" type="xsd:string"/>
+        <xsd:element ref="dcterms:modified" minOccurs="0" maxOccurs="1"/>
+        <xsd:element name="contentStatus" minOccurs="0" maxOccurs="1" type="xsd:string"/>
+      </xsd:all>
+    </xsd:complexType>
+  </xsd:schema>
+  <xs:schema xmlns:pc="http://schemas.microsoft.com/office/infopath/2007/PartnerControls" xmlns:xs="http://www.w3.org/2001/XMLSchema" targetNamespace="http://schemas.microsoft.com/office/infopath/2007/PartnerControls" elementFormDefault="qualified" attributeFormDefault="unqualified">
+    <xs:element name="Person">
+      <xs:complexType>
+        <xs:sequence>
+          <xs:element ref="pc:DisplayName" minOccurs="0"/>
+          <xs:element ref="pc:AccountId" minOccurs="0"/>
+          <xs:element ref="pc:AccountType" minOccurs="0"/>
+        </xs:sequence>
+      </xs:complexType>
+    </xs:element>
+    <xs:element name="DisplayName" type="xs:string"/>
+    <xs:element name="AccountId" type="xs:string"/>
+    <xs:element name="AccountType" type="xs:string"/>
+    <xs:element name="BDCAssociatedEntity">
+      <xs:complexType>
+        <xs:sequence>
+          <xs:element ref="pc:BDCEntity" minOccurs="0" maxOccurs="unbounded"/>
+        </xs:sequence>
+        <xs:attribute ref="pc:EntityNamespace"/>
+        <xs:attribute ref="pc:EntityName"/>
+        <xs:attribute ref="pc:SystemInstanceName"/>
+        <xs:attribute ref="pc:AssociationName"/>
+      </xs:complexType>
+    </xs:element>
+    <xs:attribute name="EntityNamespace" type="xs:string"/>
+    <xs:attribute name="EntityName" type="xs:string"/>
+    <xs:attribute name="SystemInstanceName" type="xs:string"/>
+    <xs:attribute name="AssociationName" type="xs:string"/>
+    <xs:element name="BDCEntity">
+      <xs:complexType>
+        <xs:sequence>
+          <xs:element ref="pc:EntityDisplayName" minOccurs="0"/>
+          <xs:element ref="pc:EntityInstanceReference" minOccurs="0"/>
+          <xs:element ref="pc:EntityId1" minOccurs="0"/>
+          <xs:element ref="pc:EntityId2" minOccurs="0"/>
+          <xs:element ref="pc:EntityId3" minOccurs="0"/>
+          <xs:element ref="pc:EntityId4" minOccurs="0"/>
+          <xs:element ref="pc:EntityId5" minOccurs="0"/>
+        </xs:sequence>
+      </xs:complexType>
+    </xs:element>
+    <xs:element name="EntityDisplayName" type="xs:string"/>
+    <xs:element name="EntityInstanceReference" type="xs:string"/>
+    <xs:element name="EntityId1" type="xs:string"/>
+    <xs:element name="EntityId2" type="xs:string"/>
+    <xs:element name="EntityId3" type="xs:string"/>
+    <xs:element name="EntityId4" type="xs:string"/>
+    <xs:element name="EntityId5" type="xs:string"/>
+    <xs:element name="Terms">
+      <xs:complexType>
+        <xs:sequence>
+          <xs:element ref="pc:TermInfo" minOccurs="0" maxOccurs="unbounded"/>
+        </xs:sequence>
+      </xs:complexType>
+    </xs:element>
+    <xs:element name="TermInfo">
+      <xs:complexType>
+        <xs:sequence>
+          <xs:element ref="pc:TermName" minOccurs="0"/>
+          <xs:element ref="pc:TermId" minOccurs="0"/>
+        </xs:sequence>
+      </xs:complexType>
+    </xs:element>
+    <xs:element name="TermName" type="xs:string"/>
+    <xs:element name="TermId" type="xs:string"/>
+  </xs:schema>
+</ct:contentTypeSchema>
+</file>
+
 <file path=customXml/itemProps1.xml><?xml version="1.0" encoding="utf-8"?>
 <ds:datastoreItem xmlns:ds="http://schemas.openxmlformats.org/officeDocument/2006/customXml" ds:itemID="{093CE28C-0BC5-40D4-997B-7895DE5FC41F}">
   <ds:schemaRefs>
     <ds:schemaRef ds:uri="http://schemas.openxmlformats.org/officeDocument/2006/bibliography"/>
   </ds:schemaRefs>
 </ds:datastoreItem>
+</file>
+
+<file path=customXml/itemProps2.xml><?xml version="1.0" encoding="utf-8"?>
+<ds:datastoreItem xmlns:ds="http://schemas.openxmlformats.org/officeDocument/2006/customXml" ds:itemID="{6E92ECBA-3758-4B72-BC92-D2CAE986DAF2}">
+  <ds:schemaRefs>
+    <ds:schemaRef ds:uri="http://schemas.openxmlformats.org/package/2006/metadata/core-properties"/>
+    <ds:schemaRef ds:uri="http://www.w3.org/XML/1998/namespace"/>
+    <ds:schemaRef ds:uri="http://purl.org/dc/dcmitype/"/>
+    <ds:schemaRef ds:uri="http://schemas.microsoft.com/office/2006/metadata/properties"/>
+    <ds:schemaRef ds:uri="http://purl.org/dc/terms/"/>
+    <ds:schemaRef ds:uri="http://schemas.microsoft.com/office/2006/documentManagement/types"/>
+    <ds:schemaRef ds:uri="http://purl.org/dc/elements/1.1/"/>
+    <ds:schemaRef ds:uri="http://schemas.microsoft.com/office/infopath/2007/PartnerControls"/>
+    <ds:schemaRef ds:uri="a55bf735-7666-4f84-a567-ef92b904f337"/>
+  </ds:schemaRefs>
+</ds:datastoreItem>
+</file>
+
+<file path=customXml/itemProps3.xml><?xml version="1.0" encoding="utf-8"?>
+<ds:datastoreItem xmlns:ds="http://schemas.openxmlformats.org/officeDocument/2006/customXml" ds:itemID="{6B38AE6E-3902-4E9D-AF4F-39C6B917CEAF}">
+  <ds:schemaRefs>
+    <ds:schemaRef ds:uri="http://schemas.microsoft.com/sharepoint/v3/contenttype/forms"/>
+  </ds:schemaRefs>
+</ds:datastoreItem>
+</file>
+
+<file path=customXml/itemProps4.xml><?xml version="1.0" encoding="utf-8"?>
+<ds:datastoreItem xmlns:ds="http://schemas.openxmlformats.org/officeDocument/2006/customXml" ds:itemID="{4C7E96FC-7CB1-4116-BFA5-F3D7AFC9E972}">
+  <ds:schemaRefs>
+    <ds:schemaRef ds:uri="http://schemas.microsoft.com/office/2006/metadata/contentType"/>
+    <ds:schemaRef ds:uri="http://schemas.microsoft.com/office/2006/metadata/properties/metaAttributes"/>
+    <ds:schemaRef ds:uri="http://www.w3.org/2001/XMLSchema"/>
+    <ds:schemaRef ds:uri="http://schemas.microsoft.com/office/2006/metadata/properties"/>
+    <ds:schemaRef ds:uri="a55bf735-7666-4f84-a567-ef92b904f337"/>
+    <ds:schemaRef ds:uri="http://schemas.microsoft.com/office/2006/documentManagement/types"/>
+    <ds:schemaRef ds:uri="http://schemas.microsoft.com/office/infopath/2007/PartnerControls"/>
+    <ds:schemaRef ds:uri="http://schemas.openxmlformats.org/package/2006/metadata/core-properties"/>
+    <ds:schemaRef ds:uri="http://purl.org/dc/elements/1.1/"/>
+    <ds:schemaRef ds:uri="http://purl.org/dc/terms/"/>
+    <ds:schemaRef ds:uri="http://schemas.microsoft.com/internal/obd"/>
+  </ds:schemaRefs>
+</ds:datastoreItem>
 </file>